--- a/Exercise/RESTful_Webservices_de.docx
+++ b/Exercise/RESTful_Webservices_de.docx
@@ -1,10 +1,10 @@
 
 <file path=word/document.xml><?xml version="1.0" encoding="utf-8"?>
-<w:document xmlns:o="urn:schemas-microsoft-com:office:office" xmlns:r="http://schemas.openxmlformats.org/officeDocument/2006/relationships" xmlns:v="urn:schemas-microsoft-com:vml" xmlns:w="http://schemas.openxmlformats.org/wordprocessingml/2006/main" xmlns:w10="urn:schemas-microsoft-com:office:word" xmlns:wp="http://schemas.openxmlformats.org/drawingml/2006/wordprocessingDrawing" xmlns:pic="http://schemas.openxmlformats.org/drawingml/2006/picture" xmlns:wps="http://schemas.microsoft.com/office/word/2010/wordprocessingShape" xmlns:wpg="http://schemas.microsoft.com/office/word/2010/wordprocessingGroup" xmlns:mc="http://schemas.openxmlformats.org/markup-compatibility/2006" xmlns:wp14="http://schemas.microsoft.com/office/word/2010/wordprocessingDrawing" xmlns:w14="http://schemas.microsoft.com/office/word/2010/wordml" xmlns:w15="http://schemas.microsoft.com/office/word/2012/wordml" mc:Ignorable="w14 wp14 w15">
+<w:document xmlns:o="urn:schemas-microsoft-com:office:office" xmlns:r="http://schemas.openxmlformats.org/officeDocument/2006/relationships" xmlns:v="urn:schemas-microsoft-com:vml" xmlns:w="http://schemas.openxmlformats.org/wordprocessingml/2006/main" xmlns:w10="urn:schemas-microsoft-com:office:word" xmlns:wp="http://schemas.openxmlformats.org/drawingml/2006/wordprocessingDrawing" xmlns:wps="http://schemas.microsoft.com/office/word/2010/wordprocessingShape" xmlns:wpg="http://schemas.microsoft.com/office/word/2010/wordprocessingGroup" xmlns:mc="http://schemas.openxmlformats.org/markup-compatibility/2006" xmlns:wp14="http://schemas.microsoft.com/office/word/2010/wordprocessingDrawing" xmlns:w14="http://schemas.microsoft.com/office/word/2010/wordml" xmlns:w15="http://schemas.microsoft.com/office/word/2012/wordml" mc:Ignorable="w14 wp14 w15">
   <w:body>
     <w:p>
       <w:pPr>
-        <w:pStyle w:val="Title"/>
+        <w:pStyle w:val="Titel"/>
         <w:spacing w:before="240" w:after="120"/>
         <w:rPr/>
       </w:pPr>
@@ -15,7 +15,7 @@
     </w:p>
     <w:p>
       <w:pPr>
-        <w:pStyle w:val="Title"/>
+        <w:pStyle w:val="Titel"/>
         <w:rPr>
           <w:sz w:val="36"/>
           <w:szCs w:val="36"/>
@@ -45,7 +45,7 @@
       </w:pPr>
       <w:r>
         <w:rPr>
-          <w:rStyle w:val="Absatz-Standardschriftart"/>
+          <w:rStyle w:val="AbsatzStandardschriftart"/>
           <w:sz w:val="22"/>
           <w:szCs w:val="22"/>
         </w:rPr>
@@ -56,21 +56,21 @@
       <w:pPr>
         <w:pStyle w:val="Normal"/>
         <w:rPr>
-          <w:rStyle w:val="Absatz-Standardschriftart"/>
-        </w:rPr>
-      </w:pPr>
-      <w:r>
-        <w:rPr/>
-      </w:r>
-    </w:p>
-    <w:p>
-      <w:pPr>
-        <w:pStyle w:val="Normal"/>
-        <w:rPr/>
-      </w:pPr>
-      <w:r>
-        <w:rPr>
-          <w:rStyle w:val="Absatz-Standardschriftart"/>
+          <w:rStyle w:val="AbsatzStandardschriftart"/>
+        </w:rPr>
+      </w:pPr>
+      <w:r>
+        <w:rPr/>
+      </w:r>
+    </w:p>
+    <w:p>
+      <w:pPr>
+        <w:pStyle w:val="Normal"/>
+        <w:rPr/>
+      </w:pPr>
+      <w:r>
+        <w:rPr>
+          <w:rStyle w:val="AbsatzStandardschriftart"/>
           <w:sz w:val="22"/>
           <w:szCs w:val="22"/>
         </w:rPr>
@@ -78,7 +78,7 @@
       </w:r>
       <w:r>
         <w:rPr>
-          <w:rStyle w:val="Absatz-Standardschriftart"/>
+          <w:rStyle w:val="AbsatzStandardschriftart"/>
           <w:b/>
           <w:bCs/>
           <w:sz w:val="22"/>
@@ -88,7 +88,7 @@
       </w:r>
       <w:r>
         <w:rPr>
-          <w:rStyle w:val="Absatz-Standardschriftart"/>
+          <w:rStyle w:val="AbsatzStandardschriftart"/>
           <w:sz w:val="22"/>
           <w:szCs w:val="22"/>
         </w:rPr>
@@ -96,7 +96,7 @@
       </w:r>
       <w:r>
         <w:rPr>
-          <w:rStyle w:val="Absatz-Standardschriftart"/>
+          <w:rStyle w:val="AbsatzStandardschriftart"/>
           <w:b w:val="false"/>
           <w:bCs w:val="false"/>
           <w:sz w:val="22"/>
@@ -106,7 +106,7 @@
       </w:r>
       <w:r>
         <w:rPr>
-          <w:rStyle w:val="Absatz-Standardschriftart"/>
+          <w:rStyle w:val="AbsatzStandardschriftart"/>
           <w:sz w:val="22"/>
           <w:szCs w:val="22"/>
         </w:rPr>
@@ -114,7 +114,7 @@
       </w:r>
       <w:r>
         <w:rPr>
-          <w:rStyle w:val="Absatz-Standardschriftart"/>
+          <w:rStyle w:val="AbsatzStandardschriftart"/>
           <w:b w:val="false"/>
           <w:bCs w:val="false"/>
           <w:sz w:val="22"/>
@@ -124,7 +124,7 @@
       </w:r>
       <w:r>
         <w:rPr>
-          <w:rStyle w:val="FootnoteReference"/>
+          <w:rStyle w:val="Funotenanker"/>
           <w:b/>
           <w:bCs/>
           <w:sz w:val="22"/>
@@ -134,7 +134,7 @@
       </w:r>
       <w:r>
         <w:rPr>
-          <w:rStyle w:val="Absatz-Standardschriftart"/>
+          <w:rStyle w:val="AbsatzStandardschriftart"/>
           <w:sz w:val="22"/>
           <w:szCs w:val="22"/>
         </w:rPr>
@@ -142,7 +142,7 @@
       </w:r>
       <w:r>
         <w:rPr>
-          <w:rStyle w:val="FootnoteReference"/>
+          <w:rStyle w:val="Funotenanker"/>
           <w:sz w:val="22"/>
           <w:szCs w:val="22"/>
         </w:rPr>
@@ -172,7 +172,7 @@
       </w:pPr>
       <w:r>
         <w:rPr>
-          <w:rStyle w:val="Absatz-Standardschriftart"/>
+          <w:rStyle w:val="AbsatzStandardschriftart"/>
           <w:b/>
           <w:bCs/>
           <w:sz w:val="22"/>
@@ -182,7 +182,7 @@
       </w:r>
       <w:r>
         <w:rPr>
-          <w:rStyle w:val="Absatz-Standardschriftart"/>
+          <w:rStyle w:val="AbsatzStandardschriftart"/>
           <w:sz w:val="22"/>
           <w:szCs w:val="22"/>
         </w:rPr>
@@ -190,7 +190,7 @@
       </w:r>
       <w:r>
         <w:rPr>
-          <w:rStyle w:val="FootnoteReference"/>
+          <w:rStyle w:val="Funotenanker"/>
           <w:sz w:val="22"/>
           <w:szCs w:val="22"/>
         </w:rPr>
@@ -198,7 +198,7 @@
       </w:r>
       <w:r>
         <w:rPr>
-          <w:rStyle w:val="Absatz-Standardschriftart"/>
+          <w:rStyle w:val="AbsatzStandardschriftart"/>
           <w:sz w:val="22"/>
           <w:szCs w:val="22"/>
         </w:rPr>
@@ -212,7 +212,7 @@
       </w:pPr>
       <w:r>
         <w:rPr>
-          <w:rStyle w:val="Absatz-Standardschriftart"/>
+          <w:rStyle w:val="AbsatzStandardschriftart"/>
           <w:sz w:val="22"/>
           <w:szCs w:val="22"/>
         </w:rPr>
@@ -224,13 +224,13 @@
         <w:pStyle w:val="Normal"/>
         <w:numPr>
           <w:ilvl w:val="0"/>
-          <w:numId w:val="15"/>
+          <w:numId w:val="19"/>
         </w:numPr>
         <w:rPr/>
       </w:pPr>
       <w:r>
         <w:rPr>
-          <w:rStyle w:val="Absatz-Standardschriftart"/>
+          <w:rStyle w:val="AbsatzStandardschriftart"/>
           <w:b w:val="false"/>
           <w:bCs w:val="false"/>
           <w:sz w:val="22"/>
@@ -244,13 +244,13 @@
         <w:pStyle w:val="Normal"/>
         <w:numPr>
           <w:ilvl w:val="0"/>
-          <w:numId w:val="16"/>
+          <w:numId w:val="20"/>
         </w:numPr>
         <w:rPr/>
       </w:pPr>
       <w:r>
         <w:rPr>
-          <w:rStyle w:val="Absatz-Standardschriftart"/>
+          <w:rStyle w:val="AbsatzStandardschriftart"/>
           <w:b w:val="false"/>
           <w:bCs w:val="false"/>
           <w:sz w:val="22"/>
@@ -264,13 +264,13 @@
         <w:pStyle w:val="Normal"/>
         <w:numPr>
           <w:ilvl w:val="0"/>
-          <w:numId w:val="17"/>
+          <w:numId w:val="21"/>
         </w:numPr>
         <w:rPr/>
       </w:pPr>
       <w:r>
         <w:rPr>
-          <w:rStyle w:val="Absatz-Standardschriftart"/>
+          <w:rStyle w:val="AbsatzStandardschriftart"/>
           <w:b w:val="false"/>
           <w:bCs w:val="false"/>
           <w:sz w:val="22"/>
@@ -284,13 +284,13 @@
         <w:pStyle w:val="Normal"/>
         <w:numPr>
           <w:ilvl w:val="0"/>
-          <w:numId w:val="18"/>
+          <w:numId w:val="22"/>
         </w:numPr>
         <w:rPr/>
       </w:pPr>
       <w:r>
         <w:rPr>
-          <w:rStyle w:val="Absatz-Standardschriftart"/>
+          <w:rStyle w:val="AbsatzStandardschriftart"/>
           <w:b w:val="false"/>
           <w:bCs w:val="false"/>
           <w:sz w:val="22"/>
@@ -304,13 +304,13 @@
         <w:pStyle w:val="Normal"/>
         <w:numPr>
           <w:ilvl w:val="0"/>
-          <w:numId w:val="19"/>
+          <w:numId w:val="23"/>
         </w:numPr>
         <w:rPr/>
       </w:pPr>
       <w:r>
         <w:rPr>
-          <w:rStyle w:val="Absatz-Standardschriftart"/>
+          <w:rStyle w:val="AbsatzStandardschriftart"/>
           <w:b w:val="false"/>
           <w:bCs w:val="false"/>
           <w:sz w:val="22"/>
@@ -320,7 +320,7 @@
       </w:r>
       <w:r>
         <w:rPr>
-          <w:rStyle w:val="Absatz-Standardschriftart"/>
+          <w:rStyle w:val="AbsatzStandardschriftart"/>
           <w:sz w:val="22"/>
           <w:szCs w:val="22"/>
         </w:rPr>
@@ -343,7 +343,7 @@
       </w:pPr>
       <w:r>
         <w:rPr>
-          <w:rStyle w:val="Absatz-Standardschriftart"/>
+          <w:rStyle w:val="AbsatzStandardschriftart"/>
           <w:b/>
           <w:bCs/>
           <w:sz w:val="22"/>
@@ -353,7 +353,7 @@
       </w:r>
       <w:r>
         <w:rPr>
-          <w:rStyle w:val="Absatz-Standardschriftart"/>
+          <w:rStyle w:val="AbsatzStandardschriftart"/>
           <w:sz w:val="22"/>
           <w:szCs w:val="22"/>
         </w:rPr>
@@ -361,7 +361,7 @@
       </w:r>
       <w:r>
         <w:rPr>
-          <w:rStyle w:val="FootnoteReference"/>
+          <w:rStyle w:val="Funotenanker"/>
           <w:sz w:val="22"/>
           <w:szCs w:val="22"/>
         </w:rPr>
@@ -369,7 +369,7 @@
       </w:r>
       <w:r>
         <w:rPr>
-          <w:rStyle w:val="Absatz-Standardschriftart"/>
+          <w:rStyle w:val="AbsatzStandardschriftart"/>
           <w:sz w:val="22"/>
           <w:szCs w:val="22"/>
         </w:rPr>
@@ -377,7 +377,7 @@
       </w:r>
       <w:r>
         <w:rPr>
-          <w:rStyle w:val="FootnoteReference"/>
+          <w:rStyle w:val="Funotenanker"/>
           <w:sz w:val="22"/>
           <w:szCs w:val="22"/>
         </w:rPr>
@@ -385,7 +385,7 @@
       </w:r>
       <w:r>
         <w:rPr>
-          <w:rStyle w:val="Absatz-Standardschriftart"/>
+          <w:rStyle w:val="AbsatzStandardschriftart"/>
           <w:sz w:val="22"/>
           <w:szCs w:val="22"/>
         </w:rPr>
@@ -399,7 +399,7 @@
       </w:pPr>
       <w:r>
         <w:rPr>
-          <w:rStyle w:val="Absatz-Standardschriftart"/>
+          <w:rStyle w:val="AbsatzStandardschriftart"/>
           <w:sz w:val="22"/>
           <w:szCs w:val="22"/>
         </w:rPr>
@@ -407,7 +407,7 @@
       </w:r>
       <w:r>
         <w:rPr>
-          <w:rStyle w:val="FootnoteReference"/>
+          <w:rStyle w:val="Funotenanker"/>
           <w:sz w:val="22"/>
           <w:szCs w:val="22"/>
         </w:rPr>
@@ -415,7 +415,7 @@
       </w:r>
       <w:r>
         <w:rPr>
-          <w:rStyle w:val="Absatz-Standardschriftart"/>
+          <w:rStyle w:val="AbsatzStandardschriftart"/>
           <w:sz w:val="22"/>
           <w:szCs w:val="22"/>
           <w:vertAlign w:val="superscript"/>
@@ -424,7 +424,7 @@
       </w:r>
       <w:r>
         <w:rPr>
-          <w:rStyle w:val="FootnoteReference"/>
+          <w:rStyle w:val="Funotenanker"/>
           <w:sz w:val="22"/>
           <w:szCs w:val="22"/>
         </w:rPr>
@@ -432,7 +432,7 @@
       </w:r>
       <w:r>
         <w:rPr>
-          <w:rStyle w:val="Absatz-Standardschriftart"/>
+          <w:rStyle w:val="AbsatzStandardschriftart"/>
           <w:sz w:val="22"/>
           <w:szCs w:val="22"/>
         </w:rPr>
@@ -440,7 +440,7 @@
       </w:r>
       <w:r>
         <w:rPr>
-          <w:rStyle w:val="Absatz-Standardschriftart"/>
+          <w:rStyle w:val="AbsatzStandardschriftart"/>
           <w:b w:val="false"/>
           <w:bCs w:val="false"/>
           <w:sz w:val="22"/>
@@ -450,7 +450,7 @@
       </w:r>
       <w:r>
         <w:rPr>
-          <w:rStyle w:val="Absatz-Standardschriftart"/>
+          <w:rStyle w:val="AbsatzStandardschriftart"/>
           <w:b/>
           <w:bCs/>
           <w:sz w:val="22"/>
@@ -460,7 +460,7 @@
       </w:r>
       <w:r>
         <w:rPr>
-          <w:rStyle w:val="Absatz-Standardschriftart"/>
+          <w:rStyle w:val="AbsatzStandardschriftart"/>
           <w:sz w:val="22"/>
           <w:szCs w:val="22"/>
         </w:rPr>
@@ -474,7 +474,7 @@
       </w:pPr>
       <w:r>
         <w:rPr>
-          <w:rStyle w:val="Absatz-Standardschriftart"/>
+          <w:rStyle w:val="AbsatzStandardschriftart"/>
           <w:sz w:val="22"/>
           <w:szCs w:val="22"/>
         </w:rPr>
@@ -507,7 +507,7 @@
     </w:p>
     <w:p>
       <w:pPr>
-        <w:pStyle w:val="Heading1"/>
+        <w:pStyle w:val="Berschrift1"/>
         <w:rPr/>
       </w:pPr>
       <w:r>
@@ -517,7 +517,7 @@
     </w:p>
     <w:p>
       <w:pPr>
-        <w:pStyle w:val="Heading2"/>
+        <w:pStyle w:val="Berschrift2"/>
         <w:rPr/>
       </w:pPr>
       <w:r>
@@ -549,7 +549,7 @@
       <w:hyperlink r:id="rId2">
         <w:r>
           <w:rPr>
-            <w:rStyle w:val="Hyperlink"/>
+            <w:rStyle w:val="Internetverknpfung"/>
           </w:rPr>
           <w:t>https://github.com/usebruno/bruno/releases</w:t>
         </w:r>
@@ -569,7 +569,7 @@
       <w:hyperlink r:id="rId3">
         <w:r>
           <w:rPr>
-            <w:rStyle w:val="Hyperlink"/>
+            <w:rStyle w:val="Internetverknpfung"/>
           </w:rPr>
           <w:t>https://docs.usebruno.com/</w:t>
         </w:r>
@@ -751,7 +751,7 @@
     </w:p>
     <w:p>
       <w:pPr>
-        <w:pStyle w:val="Heading2"/>
+        <w:pStyle w:val="Berschrift2"/>
         <w:rPr/>
       </w:pPr>
       <w:r>
@@ -790,7 +790,7 @@
       </w:r>
       <w:r>
         <w:rPr>
-          <w:rStyle w:val="Hyperlink"/>
+          <w:rStyle w:val="Internetverknpfung"/>
           <w:color w:val="000000"/>
           <w:u w:val="none"/>
         </w:rPr>
@@ -802,7 +802,7 @@
       </w:r>
       <w:r>
         <w:rPr>
-          <w:rStyle w:val="Hyperlink"/>
+          <w:rStyle w:val="Internetverknpfung"/>
           <w:color w:val="000000"/>
           <w:u w:val="none"/>
         </w:rPr>
@@ -813,21 +813,21 @@
       <w:pPr>
         <w:pStyle w:val="Normal"/>
         <w:rPr>
-          <w:rStyle w:val="Hyperlink"/>
-        </w:rPr>
-      </w:pPr>
-      <w:r>
-        <w:rPr/>
-      </w:r>
-    </w:p>
-    <w:p>
-      <w:pPr>
-        <w:pStyle w:val="Normal"/>
-        <w:rPr/>
-      </w:pPr>
-      <w:r>
-        <w:rPr>
-          <w:rStyle w:val="Hyperlink"/>
+          <w:rStyle w:val="Internetverknpfung"/>
+        </w:rPr>
+      </w:pPr>
+      <w:r>
+        <w:rPr/>
+      </w:r>
+    </w:p>
+    <w:p>
+      <w:pPr>
+        <w:pStyle w:val="Normal"/>
+        <w:rPr/>
+      </w:pPr>
+      <w:r>
+        <w:rPr>
+          <w:rStyle w:val="Internetverknpfung"/>
           <w:color w:val="000000"/>
           <w:u w:val="none"/>
         </w:rPr>
@@ -841,7 +841,7 @@
       </w:pPr>
       <w:r>
         <w:rPr>
-          <w:rStyle w:val="Absatz-Standardschriftart"/>
+          <w:rStyle w:val="AbsatzStandardschriftart"/>
           <w:color w:val="000000"/>
           <w:u w:val="none"/>
           <w:lang w:val="en-GB"/>
@@ -850,14 +850,14 @@
         <w:tab/>
         <w:tab/>
         <w:tab/>
-        <w:t>https://192.168.48.77/openmrs/{{endpoint-prefix}}{{resource}}</w:t>
+        <w:t>{{baseURL}}{{endpoint-prefix}}{{resource}}</w:t>
         <w:br/>
         <w:t>stellvertretend für</w:t>
         <w:tab/>
       </w:r>
       <w:r>
         <w:rPr>
-          <w:rStyle w:val="Hyperlink"/>
+          <w:rStyle w:val="Internetverknpfung"/>
           <w:color w:val="000000"/>
           <w:u w:val="none"/>
         </w:rPr>
@@ -884,7 +884,7 @@
       </w:pPr>
       <w:r>
         <w:rPr>
-          <w:rStyle w:val="Hyperlink"/>
+          <w:rStyle w:val="Internetverknpfung"/>
           <w:color w:val="000000"/>
           <w:u w:val="none"/>
         </w:rPr>
@@ -908,7 +908,7 @@
       </w:r>
       <w:r>
         <w:rPr>
-          <w:rStyle w:val="Absatz-Standardschriftart"/>
+          <w:rStyle w:val="AbsatzStandardschriftart"/>
           <w:color w:val="000000"/>
         </w:rPr>
         <w:t>200 OK“</w:t>
@@ -936,7 +936,7 @@
     </w:p>
     <w:p>
       <w:pPr>
-        <w:pStyle w:val="Heading2"/>
+        <w:pStyle w:val="Berschrift2"/>
         <w:rPr/>
       </w:pPr>
       <w:r>
@@ -955,7 +955,7 @@
       </w:r>
       <w:r>
         <w:rPr>
-          <w:rStyle w:val="FootnoteReference"/>
+          <w:rStyle w:val="Funotenanker"/>
         </w:rPr>
         <w:footnoteReference w:id="9"/>
       </w:r>
@@ -984,7 +984,7 @@
       </w:r>
       <w:r>
         <w:rPr>
-          <w:rStyle w:val="FootnoteReference"/>
+          <w:rStyle w:val="Funotenanker"/>
         </w:rPr>
         <w:footnoteReference w:id="10"/>
       </w:r>
@@ -1059,7 +1059,7 @@
     </w:p>
     <w:p>
       <w:pPr>
-        <w:pStyle w:val="Heading1"/>
+        <w:pStyle w:val="Berschrift1"/>
         <w:rPr/>
       </w:pPr>
       <w:r>
@@ -1069,7 +1069,7 @@
     </w:p>
     <w:p>
       <w:pPr>
-        <w:pStyle w:val="Heading2"/>
+        <w:pStyle w:val="Berschrift2"/>
         <w:rPr/>
       </w:pPr>
       <w:r>
@@ -1092,7 +1092,7 @@
         <w:pStyle w:val="Normal"/>
         <w:numPr>
           <w:ilvl w:val="0"/>
-          <w:numId w:val="20"/>
+          <w:numId w:val="24"/>
         </w:numPr>
         <w:rPr/>
       </w:pPr>
@@ -1108,7 +1108,7 @@
           <w:ilvl w:val="0"/>
           <w:numId w:val="0"/>
         </w:numPr>
-        <w:ind w:hanging="0" w:left="720"/>
+        <w:ind w:left="720" w:hanging="0"/>
         <w:rPr/>
       </w:pPr>
       <w:r>
@@ -1120,7 +1120,7 @@
         <w:pStyle w:val="Normal"/>
         <w:numPr>
           <w:ilvl w:val="0"/>
-          <w:numId w:val="21"/>
+          <w:numId w:val="25"/>
         </w:numPr>
         <w:rPr/>
       </w:pPr>
@@ -1131,7 +1131,7 @@
     </w:p>
     <w:p>
       <w:pPr>
-        <w:pStyle w:val="Heading2"/>
+        <w:pStyle w:val="Berschrift2"/>
         <w:rPr/>
       </w:pPr>
       <w:bookmarkStart w:id="1" w:name="__RefHeading___Toc695_1085215725"/>
@@ -1156,7 +1156,7 @@
         <w:pStyle w:val="Normal"/>
         <w:numPr>
           <w:ilvl w:val="0"/>
-          <w:numId w:val="6"/>
+          <w:numId w:val="3"/>
         </w:numPr>
         <w:rPr/>
       </w:pPr>
@@ -1172,7 +1172,7 @@
           <w:ilvl w:val="0"/>
           <w:numId w:val="0"/>
         </w:numPr>
-        <w:ind w:hanging="0" w:left="720"/>
+        <w:ind w:left="720" w:hanging="0"/>
         <w:rPr/>
       </w:pPr>
       <w:r>
@@ -1187,12 +1187,12 @@
           <w:ilvl w:val="0"/>
           <w:numId w:val="0"/>
         </w:numPr>
-        <w:ind w:hanging="0" w:left="720"/>
-        <w:rPr/>
-      </w:pPr>
-      <w:r>
-        <w:rPr>
-          <w:rStyle w:val="Absatz-Standardschriftart"/>
+        <w:ind w:left="720" w:hanging="0"/>
+        <w:rPr/>
+      </w:pPr>
+      <w:r>
+        <w:rPr>
+          <w:rStyle w:val="AbsatzStandardschriftart"/>
           <w:color w:val="000000"/>
           <w:u w:val="none"/>
           <w:lang w:val="en-GB"/>
@@ -1200,7 +1200,7 @@
         <w:t xml:space="preserve">GET </w:t>
         <w:tab/>
         <w:tab/>
-        <w:t xml:space="preserve">https://192.168.48.77/openmrs/{{endpoint-prefix}}{{resource}}?q=Martha </w:t>
+        <w:t xml:space="preserve">{{baseURL}}{{endpoint-prefix}}{{resource}}?q=Martha </w:t>
       </w:r>
     </w:p>
     <w:p>
@@ -1210,12 +1210,12 @@
           <w:ilvl w:val="0"/>
           <w:numId w:val="0"/>
         </w:numPr>
-        <w:ind w:hanging="0" w:left="720"/>
-        <w:rPr/>
-      </w:pPr>
-      <w:r>
-        <w:rPr>
-          <w:rStyle w:val="Absatz-Standardschriftart"/>
+        <w:ind w:left="720" w:hanging="0"/>
+        <w:rPr/>
+      </w:pPr>
+      <w:r>
+        <w:rPr>
+          <w:rStyle w:val="AbsatzStandardschriftart"/>
           <w:color w:val="000000"/>
           <w:u w:val="none"/>
           <w:lang w:val="en-GB"/>
@@ -1230,9 +1230,9 @@
           <w:ilvl w:val="0"/>
           <w:numId w:val="0"/>
         </w:numPr>
-        <w:ind w:hanging="0" w:left="720"/>
-        <w:rPr>
-          <w:rStyle w:val="Absatz-Standardschriftart"/>
+        <w:ind w:left="720" w:hanging="0"/>
+        <w:rPr>
+          <w:rStyle w:val="AbsatzStandardschriftart"/>
         </w:rPr>
       </w:pPr>
       <w:r>
@@ -1244,13 +1244,13 @@
         <w:pStyle w:val="Normal"/>
         <w:numPr>
           <w:ilvl w:val="0"/>
-          <w:numId w:val="6"/>
+          <w:numId w:val="3"/>
         </w:numPr>
         <w:rPr/>
       </w:pPr>
       <w:r>
         <w:rPr>
-          <w:rStyle w:val="Hyperlink"/>
+          <w:rStyle w:val="Internetverknpfung"/>
           <w:color w:val="000000"/>
           <w:u w:val="none"/>
         </w:rPr>
@@ -1262,7 +1262,7 @@
       </w:r>
       <w:r>
         <w:rPr>
-          <w:rStyle w:val="Absatz-Standardschriftart"/>
+          <w:rStyle w:val="AbsatzStandardschriftart"/>
           <w:color w:val="A31515"/>
           <w:shd w:fill="FFFFFE" w:val="clear"/>
         </w:rPr>
@@ -1270,7 +1270,7 @@
       </w:r>
       <w:r>
         <w:rPr>
-          <w:rStyle w:val="Absatz-Standardschriftart"/>
+          <w:rStyle w:val="AbsatzStandardschriftart"/>
           <w:color w:val="000000"/>
           <w:shd w:fill="FFFFFE" w:val="clear"/>
         </w:rPr>
@@ -1278,7 +1278,7 @@
       </w:r>
       <w:r>
         <w:rPr>
-          <w:rStyle w:val="Absatz-Standardschriftart"/>
+          <w:rStyle w:val="AbsatzStandardschriftart"/>
           <w:color w:val="2A6099"/>
           <w:shd w:fill="FFFFFE" w:val="clear"/>
         </w:rPr>
@@ -1296,7 +1296,7 @@
           <w:ilvl w:val="0"/>
           <w:numId w:val="0"/>
         </w:numPr>
-        <w:ind w:hanging="0" w:left="720"/>
+        <w:ind w:left="720" w:hanging="0"/>
         <w:rPr/>
       </w:pPr>
       <w:r>
@@ -1308,7 +1308,7 @@
         <w:pStyle w:val="Normal"/>
         <w:numPr>
           <w:ilvl w:val="0"/>
-          <w:numId w:val="6"/>
+          <w:numId w:val="3"/>
         </w:numPr>
         <w:rPr/>
       </w:pPr>
@@ -1319,7 +1319,7 @@
     </w:p>
     <w:p>
       <w:pPr>
-        <w:pStyle w:val="Heading2"/>
+        <w:pStyle w:val="Berschrift2"/>
         <w:rPr/>
       </w:pPr>
       <w:bookmarkStart w:id="2" w:name="__RefHeading___Toc699_1085215725"/>
@@ -1337,6 +1337,227 @@
       <w:r>
         <w:rPr/>
         <w:t>In dieser Aufgabe soll eine Person und Patient erstellt werden. Die erstellte Person soll dabei eine Sub-Ressource von Patient werden. Nutzen Sie das 3LGM² Modell und den API-Client zur Bearbeitung der Aufgabe.</w:t>
+      </w:r>
+    </w:p>
+    <w:p>
+      <w:pPr>
+        <w:pStyle w:val="Normal"/>
+        <w:numPr>
+          <w:ilvl w:val="0"/>
+          <w:numId w:val="2"/>
+        </w:numPr>
+        <w:rPr/>
+      </w:pPr>
+      <w:r>
+        <w:rPr/>
+        <w:t>Klonen Sie im API-Client die letzte Anfrage und nennen Sie die neue „2-3 Create a person“. Suchen Sie im Modell unter Services den REST Service „OpenMRS Create a person“ heraus. Die notwendigen Attribute für die Anfrage entnehmen Sie dem Modell (Hinweis: Body(JSON) wird nicht komplett angezeigt). Tragen Sie unter dem Reiter „Body“ die Attribute der Person im Format JSON ein. Ändern Sie die Werte für „names“, „gender“, „birthdate“ und „addresses“ nach Belieben. Ändern Sie unter „Vars“ den Pfad auf „person“. Zum Erstellen der Ressource wird die HTTP Methode „POST“ verwendet. Wählen sie diese in der Dropdownliste links der Addresszeile aus. Senden Sie die Anfrage ab.</w:t>
+      </w:r>
+    </w:p>
+    <w:p>
+      <w:pPr>
+        <w:pStyle w:val="Normal"/>
+        <w:numPr>
+          <w:ilvl w:val="0"/>
+          <w:numId w:val="0"/>
+        </w:numPr>
+        <w:ind w:left="720" w:hanging="0"/>
+        <w:rPr/>
+      </w:pPr>
+      <w:r>
+        <w:rPr/>
+        <w:t>Wenn S</w:t>
+      </w:r>
+      <w:r>
+        <w:rPr>
+          <w:color w:val="000000"/>
+        </w:rPr>
+        <w:t>tatus „</w:t>
+      </w:r>
+      <w:r>
+        <w:rPr>
+          <w:rStyle w:val="AbsatzStandardschriftart"/>
+          <w:color w:val="000000"/>
+        </w:rPr>
+        <w:t>201 Created“</w:t>
+      </w:r>
+      <w:r>
+        <w:rPr>
+          <w:color w:val="000000"/>
+        </w:rPr>
+        <w:t xml:space="preserve"> rückgemeldet wird, war die Erstellung erfolgreich. Die neu angelegte Ressource wird in der Payload</w:t>
+      </w:r>
+      <w:r>
+        <w:rPr/>
+        <w:t xml:space="preserve"> zusammen mit neu erstelltem UUID angezeigt. Notieren Sie sich den UUID.</w:t>
+      </w:r>
+    </w:p>
+    <w:p>
+      <w:pPr>
+        <w:pStyle w:val="Normal"/>
+        <w:numPr>
+          <w:ilvl w:val="0"/>
+          <w:numId w:val="0"/>
+        </w:numPr>
+        <w:ind w:left="720" w:hanging="0"/>
+        <w:rPr/>
+      </w:pPr>
+      <w:r>
+        <w:rPr/>
+      </w:r>
+    </w:p>
+    <w:p>
+      <w:pPr>
+        <w:pStyle w:val="Normal"/>
+        <w:numPr>
+          <w:ilvl w:val="0"/>
+          <w:numId w:val="2"/>
+        </w:numPr>
+        <w:rPr/>
+      </w:pPr>
+      <w:r>
+        <w:rPr>
+          <w:color w:val="000000"/>
+          <w:shd w:fill="FFFFFE" w:val="clear"/>
+        </w:rPr>
+        <w:t>Klonen Sie im API-Client die letzte Anfrage und nennen Sie die neue „2-3 Create a patient“.</w:t>
+      </w:r>
+    </w:p>
+    <w:p>
+      <w:pPr>
+        <w:pStyle w:val="Normal"/>
+        <w:numPr>
+          <w:ilvl w:val="0"/>
+          <w:numId w:val="2"/>
+        </w:numPr>
+        <w:rPr/>
+      </w:pPr>
+      <w:r>
+        <w:rPr>
+          <w:color w:val="000000"/>
+          <w:shd w:fill="FFFFFE" w:val="clear"/>
+        </w:rPr>
+        <w:t xml:space="preserve">Um einen Patienten zu erstellen, wird die UUID einer Person (siehe a) ) und eine noch nicht verwendete Patienten-ID (patient.identifiers.identifier) benötigt. Diese Informationen werden mitttels POST in einem Nachrichten-Body übermittelt. </w:t>
+        <w:br/>
+        <w:t>Ein Template für den Nachrichten-Body finden Sie im Modell unter Services den REST Service „OpenMRS Create a patient“. Gehen Sie in den Reiter „REST Properties in das Feld „Body (JSON)“. Kopieren Sie das JSON-Template in Bruno in den Reiter „Body“ (ändern Sie ggf. den Typ des Body von „No Body“ auf „JSON“. Fügen Sie nun die in</w:t>
+      </w:r>
+      <w:r>
+        <w:rPr/>
+        <w:t xml:space="preserve"> a) notierte UUID der „person“ ein. </w:t>
+        <w:br/>
+        <w:t xml:space="preserve">Weisen sie dem Patienten einen zufälligen Identifier zu, beginnend mit </w:t>
+      </w:r>
+      <w:r>
+        <w:rPr>
+          <w:rStyle w:val="AbsatzStandardschriftart"/>
+          <w:color w:val="000000"/>
+          <w:shd w:fill="FFFFFE" w:val="clear"/>
+        </w:rPr>
+        <w:t xml:space="preserve">ABC21xxxx. Denken Sie daran die HTTP Methode „POST“ auszuwählen. Senden Sie die Anfrage. </w:t>
+        <w:br/>
+        <w:t>Wenn der Status 400 „Bad Request“ ist, schauen Sie unter error.globalErrors nach der Fehlermeldung. Ist der von Ihnen erzeugte Identifier bereits in Verwendung, denken Sie sich einen neuen aus und wiederholen Sie die Anfrage.</w:t>
+      </w:r>
+    </w:p>
+    <w:p>
+      <w:pPr>
+        <w:pStyle w:val="Normal"/>
+        <w:numPr>
+          <w:ilvl w:val="0"/>
+          <w:numId w:val="0"/>
+        </w:numPr>
+        <w:ind w:left="720" w:hanging="0"/>
+        <w:rPr/>
+      </w:pPr>
+      <w:r>
+        <w:rPr/>
+        <w:t>Wenn Statu</w:t>
+      </w:r>
+      <w:r>
+        <w:rPr>
+          <w:color w:val="000000"/>
+        </w:rPr>
+        <w:t xml:space="preserve">s </w:t>
+      </w:r>
+      <w:r>
+        <w:rPr>
+          <w:rStyle w:val="AbsatzStandardschriftart"/>
+          <w:color w:val="000000"/>
+        </w:rPr>
+        <w:t>201 Created</w:t>
+      </w:r>
+      <w:r>
+        <w:rPr>
+          <w:color w:val="000000"/>
+        </w:rPr>
+        <w:t xml:space="preserve"> rückgemeldet wird, war die Erstellung der Ressource erfolgreich. </w:t>
+      </w:r>
+    </w:p>
+    <w:p>
+      <w:pPr>
+        <w:pStyle w:val="Normal"/>
+        <w:numPr>
+          <w:ilvl w:val="0"/>
+          <w:numId w:val="0"/>
+        </w:numPr>
+        <w:ind w:left="720" w:hanging="0"/>
+        <w:rPr/>
+      </w:pPr>
+      <w:r>
+        <w:rPr/>
+      </w:r>
+    </w:p>
+    <w:p>
+      <w:pPr>
+        <w:pStyle w:val="Normal"/>
+        <w:numPr>
+          <w:ilvl w:val="0"/>
+          <w:numId w:val="0"/>
+        </w:numPr>
+        <w:ind w:left="720" w:hanging="0"/>
+        <w:rPr/>
+      </w:pPr>
+      <w:r>
+        <w:rPr>
+          <w:color w:val="000000"/>
+        </w:rPr>
+        <w:t>Wenn alles funktioniert hat, kann man den neu erstellten Patienten über die Bahmni Web Ober</w:t>
+      </w:r>
+      <w:r>
+        <w:rPr/>
+        <w:t xml:space="preserve">fläche aufrufen: </w:t>
+      </w:r>
+      <w:hyperlink r:id="rId4">
+        <w:r>
+          <w:rPr>
+            <w:rStyle w:val="Internetverknpfung"/>
+          </w:rPr>
+          <w:t>https://192.168.48.77/bahmni/home/</w:t>
+        </w:r>
+      </w:hyperlink>
+      <w:r>
+        <w:rPr/>
+        <w:t xml:space="preserve"> → Anmelden → Clinical → All → Namen oder Identifier eingeben → Search.</w:t>
+      </w:r>
+    </w:p>
+    <w:p>
+      <w:pPr>
+        <w:pStyle w:val="Berschrift2"/>
+        <w:rPr/>
+      </w:pPr>
+      <w:bookmarkStart w:id="3" w:name="__RefHeading___Toc703_1085215725"/>
+      <w:bookmarkEnd w:id="3"/>
+      <w:r>
+        <w:rPr/>
+        <w:t>Aufgabe – Personendaten anzeigen, ändern und löschen</w:t>
+      </w:r>
+    </w:p>
+    <w:p>
+      <w:pPr>
+        <w:pStyle w:val="Normal"/>
+        <w:rPr/>
+      </w:pPr>
+      <w:r>
+        <w:rPr/>
+        <w:t>Zeigen Sie Personendaten an, ändern und löschen sie diese. Nutzen Sie das 3LGM² Modell zur Bearbeitung der Aufgabe.</w:t>
       </w:r>
     </w:p>
     <w:p>
@@ -1350,7 +1571,33 @@
       </w:pPr>
       <w:r>
         <w:rPr/>
-        <w:t>Klonen Sie im API-Client die letzte Anfrage und nennen Sie die neue „2-3 Create a person“. Suchen Sie im Modell unter Services den REST Service „OpenMRS Create a person“ heraus. Die notwendigen Attribute für die Anfrage entnehmen Sie dem Modell (Hinweis: Body(JSON) wird nicht komplett angezeigt). Tragen Sie unter dem Reiter „Body“ die Attribute der Person im Format JSON ein. Ändern Sie die Werte für „names“, „gender“, „birthdate“ und „addresses“ nach Belieben. Ändern Sie unter „Vars“ den Pfad auf „person“. Zum Erstellen der Ressource wird die HTTP Methode „POST“ verwendet. Wählen sie diese in der Dropdownliste links der Addresszeile aus. Senden Sie die Anfrage ab.</w:t>
+        <w:t>Personendaten können als Subressourcen angefragt werden. Hierfür sendet man den UUID der Ressource in der Anfrage und die gesuchte Subressource</w:t>
+      </w:r>
+      <w:r>
+        <w:rPr>
+          <w:rStyle w:val="Internetverknpfung"/>
+          <w:color w:val="000000"/>
+          <w:u w:val="none"/>
+        </w:rPr>
+        <w:t>. S</w:t>
+      </w:r>
+      <w:r>
+        <w:rPr>
+          <w:rStyle w:val="Internetverknpfung"/>
+          <w:color w:val="000000"/>
+          <w:u w:val="none"/>
+          <w:shd w:fill="FFFFFE" w:val="clear"/>
+        </w:rPr>
+        <w:t xml:space="preserve">uchen Sie im Modell unter Services den REST Service „OpenMRS Retrieve person name subresource by uuid“ heraus. </w:t>
+        <w:br/>
+      </w:r>
+      <w:r>
+        <w:rPr>
+          <w:rStyle w:val="Internetverknpfung"/>
+          <w:color w:val="000000"/>
+          <w:u w:val="none"/>
+        </w:rPr>
+        <w:t xml:space="preserve">Klonen Sie die Anfrage „2-2  Retrieve person by uuid“ und nennen Sie diese „2-4 Retrieve person name subresource“. Gehen Sie in den Reiter „Vars“. Verändern Sie die Variable „ressource“ indem Sie die vorhandene UUID durch die UUID der gesuchten Person ersetzen. Nehmen Sie die UUID der von Ihnen neu erstellten Person aus 2.3 a). Ergänzen Sie anschließen dahinter „/name“, um die Subressource „name“ anzufragen. Senden Sie die Anfrage ab. </w:t>
       </w:r>
     </w:p>
     <w:p>
@@ -1360,46 +1607,10 @@
           <w:ilvl w:val="0"/>
           <w:numId w:val="0"/>
         </w:numPr>
-        <w:ind w:hanging="0" w:left="720"/>
-        <w:rPr/>
-      </w:pPr>
-      <w:r>
-        <w:rPr/>
-        <w:t>Wenn S</w:t>
-      </w:r>
-      <w:r>
-        <w:rPr>
-          <w:color w:val="000000"/>
-        </w:rPr>
-        <w:t>tatus „</w:t>
-      </w:r>
-      <w:r>
-        <w:rPr>
-          <w:rStyle w:val="Absatz-Standardschriftart"/>
-          <w:color w:val="000000"/>
-        </w:rPr>
-        <w:t>201 Created“</w:t>
-      </w:r>
-      <w:r>
-        <w:rPr>
-          <w:color w:val="000000"/>
-        </w:rPr>
-        <w:t xml:space="preserve"> rückgemeldet wird, war die Erstellung erfolgreich. Die neu angelegte Ressource wird in der Payload</w:t>
-      </w:r>
-      <w:r>
-        <w:rPr/>
-        <w:t xml:space="preserve"> zusammen mit neu erstelltem UUID angezeigt. Notieren Sie sich den UUID.</w:t>
-      </w:r>
-    </w:p>
-    <w:p>
-      <w:pPr>
-        <w:pStyle w:val="Normal"/>
-        <w:numPr>
-          <w:ilvl w:val="0"/>
-          <w:numId w:val="0"/>
-        </w:numPr>
-        <w:ind w:hanging="0" w:left="720"/>
-        <w:rPr/>
+        <w:ind w:left="720" w:hanging="0"/>
+        <w:rPr>
+          <w:rStyle w:val="Internetverknpfung"/>
+        </w:rPr>
       </w:pPr>
       <w:r>
         <w:rPr/>
@@ -1411,217 +1622,6 @@
         <w:numPr>
           <w:ilvl w:val="0"/>
           <w:numId w:val="4"/>
-        </w:numPr>
-        <w:rPr/>
-      </w:pPr>
-      <w:r>
-        <w:rPr>
-          <w:color w:val="000000"/>
-          <w:shd w:fill="FFFFFE" w:val="clear"/>
-        </w:rPr>
-        <w:t>Klonen Sie im API-Client die letzte Anfrage und nennen Sie die neue „2-3 Create a patient“.</w:t>
-      </w:r>
-    </w:p>
-    <w:p>
-      <w:pPr>
-        <w:pStyle w:val="Normal"/>
-        <w:numPr>
-          <w:ilvl w:val="0"/>
-          <w:numId w:val="4"/>
-        </w:numPr>
-        <w:rPr/>
-      </w:pPr>
-      <w:r>
-        <w:rPr>
-          <w:color w:val="000000"/>
-          <w:shd w:fill="FFFFFE" w:val="clear"/>
-        </w:rPr>
-        <w:t xml:space="preserve">Um einen Patienten zu erstellen, wird die UUID einer Person (siehe a) ) und eine noch nicht verwendete Patienten-ID (patient.identifiers.identifier) benötigt. Diese Informationen werden mitttels POST in einem Nachrichten-Body übermittelt. </w:t>
-        <w:br/>
-        <w:t>Ein Template für den Nachrichten-Body finden Sie im Modell unter Services den REST Service „OpenMRS Create a patient“. Gehen Sie in den Reiter „REST Properties in das Feld „Body (JSON)“. Kopieren Sie das JSON-Template in Bruno in den Reiter „Body“ (ändern Sie ggf. den Typ des Body von „No Body“ auf „JSON“. Fügen Sie nun die in</w:t>
-      </w:r>
-      <w:r>
-        <w:rPr/>
-        <w:t xml:space="preserve"> a) notierte UUID der „person“ ein. </w:t>
-        <w:br/>
-        <w:t xml:space="preserve">Weisen sie dem Patienten einen zufälligen Identifier zu, beginnend mit </w:t>
-      </w:r>
-      <w:r>
-        <w:rPr>
-          <w:rStyle w:val="Absatz-Standardschriftart"/>
-          <w:color w:val="000000"/>
-          <w:shd w:fill="FFFFFE" w:val="clear"/>
-        </w:rPr>
-        <w:t xml:space="preserve">ABC21xxxx. Denken Sie daran die HTTP Methode „POST“ auszuwählen. Senden Sie die Anfrage. </w:t>
-        <w:br/>
-        <w:t>Wenn der Status 400 „Bad Request“ ist, schauen Sie unter error.globalErrors nach der Fehlermeldung. Ist der von Ihnen erzeugte Identifier bereits in Verwendung, denken Sie sich einen neuen aus und wiederholen Sie die Anfrage.</w:t>
-      </w:r>
-    </w:p>
-    <w:p>
-      <w:pPr>
-        <w:pStyle w:val="Normal"/>
-        <w:numPr>
-          <w:ilvl w:val="0"/>
-          <w:numId w:val="0"/>
-        </w:numPr>
-        <w:ind w:hanging="0" w:left="720"/>
-        <w:rPr/>
-      </w:pPr>
-      <w:r>
-        <w:rPr/>
-        <w:t>Wenn Statu</w:t>
-      </w:r>
-      <w:r>
-        <w:rPr>
-          <w:color w:val="000000"/>
-        </w:rPr>
-        <w:t xml:space="preserve">s </w:t>
-      </w:r>
-      <w:r>
-        <w:rPr>
-          <w:rStyle w:val="Absatz-Standardschriftart"/>
-          <w:color w:val="000000"/>
-        </w:rPr>
-        <w:t>201 Created</w:t>
-      </w:r>
-      <w:r>
-        <w:rPr>
-          <w:color w:val="000000"/>
-        </w:rPr>
-        <w:t xml:space="preserve"> rückgemeldet wird, war die Erstellung der Ressource erfolgreich. </w:t>
-      </w:r>
-    </w:p>
-    <w:p>
-      <w:pPr>
-        <w:pStyle w:val="Normal"/>
-        <w:numPr>
-          <w:ilvl w:val="0"/>
-          <w:numId w:val="0"/>
-        </w:numPr>
-        <w:ind w:hanging="0" w:left="720"/>
-        <w:rPr/>
-      </w:pPr>
-      <w:r>
-        <w:rPr/>
-      </w:r>
-    </w:p>
-    <w:p>
-      <w:pPr>
-        <w:pStyle w:val="Normal"/>
-        <w:numPr>
-          <w:ilvl w:val="0"/>
-          <w:numId w:val="0"/>
-        </w:numPr>
-        <w:ind w:hanging="0" w:left="720"/>
-        <w:rPr/>
-      </w:pPr>
-      <w:r>
-        <w:rPr>
-          <w:color w:val="000000"/>
-        </w:rPr>
-        <w:t>Wenn alles funktioniert hat, kann man den neu erstellten Patienten über die Bahmni Web Ober</w:t>
-      </w:r>
-      <w:r>
-        <w:rPr/>
-        <w:t xml:space="preserve">fläche aufrufen: </w:t>
-      </w:r>
-      <w:hyperlink r:id="rId4">
-        <w:r>
-          <w:rPr>
-            <w:rStyle w:val="Hyperlink"/>
-          </w:rPr>
-          <w:t>https://192.168.48.77/bahmni/home/</w:t>
-        </w:r>
-      </w:hyperlink>
-      <w:r>
-        <w:rPr/>
-        <w:t xml:space="preserve"> → Anmelden → Clinical → All → Namen oder Identifier eingeben → Search.</w:t>
-      </w:r>
-    </w:p>
-    <w:p>
-      <w:pPr>
-        <w:pStyle w:val="Heading2"/>
-        <w:rPr/>
-      </w:pPr>
-      <w:bookmarkStart w:id="3" w:name="__RefHeading___Toc703_1085215725"/>
-      <w:bookmarkEnd w:id="3"/>
-      <w:r>
-        <w:rPr/>
-        <w:t>Aufgabe – Personendaten anzeigen, ändern und löschen</w:t>
-      </w:r>
-    </w:p>
-    <w:p>
-      <w:pPr>
-        <w:pStyle w:val="Normal"/>
-        <w:rPr/>
-      </w:pPr>
-      <w:r>
-        <w:rPr/>
-        <w:t>Zeigen Sie Personendaten an, ändern und löschen sie diese. Nutzen Sie das 3LGM² Modell zur Bearbeitung der Aufgabe.</w:t>
-      </w:r>
-    </w:p>
-    <w:p>
-      <w:pPr>
-        <w:pStyle w:val="Normal"/>
-        <w:numPr>
-          <w:ilvl w:val="0"/>
-          <w:numId w:val="7"/>
-        </w:numPr>
-        <w:rPr/>
-      </w:pPr>
-      <w:r>
-        <w:rPr/>
-        <w:t>Personendaten können als Subressourcen angefragt werden. Hierfür sendet man den UUID der Ressource in der Anfrage und die gesuchte Subressource</w:t>
-      </w:r>
-      <w:r>
-        <w:rPr>
-          <w:rStyle w:val="Hyperlink"/>
-          <w:color w:val="000000"/>
-          <w:u w:val="none"/>
-        </w:rPr>
-        <w:t>. S</w:t>
-      </w:r>
-      <w:r>
-        <w:rPr>
-          <w:rStyle w:val="Hyperlink"/>
-          <w:color w:val="000000"/>
-          <w:u w:val="none"/>
-          <w:shd w:fill="FFFFFE" w:val="clear"/>
-        </w:rPr>
-        <w:t xml:space="preserve">uchen Sie im Modell unter Services den REST Service „OpenMRS Retrieve person name subresource by uuid“ heraus. </w:t>
-        <w:br/>
-      </w:r>
-      <w:r>
-        <w:rPr>
-          <w:rStyle w:val="Hyperlink"/>
-          <w:color w:val="000000"/>
-          <w:u w:val="none"/>
-        </w:rPr>
-        <w:t xml:space="preserve">Klonen Sie die Anfrage „2-2  Retrieve person by uuid“ und nennen Sie diese „2-4 Retrieve person name subresource“. Gehen Sie in den Reiter „Vars“. Verändern Sie die Variable „ressource“ indem Sie die vorhandene UUID durch die UUID der gesuchten Person ersetzen. Nehmen Sie die UUID der von Ihnen neu erstellten Person aus 2.3 a). Ergänzen Sie anschließen dahinter „/name“, um die Subressource „name“ anzufragen. Senden Sie die Anfrage ab. </w:t>
-      </w:r>
-    </w:p>
-    <w:p>
-      <w:pPr>
-        <w:pStyle w:val="Normal"/>
-        <w:numPr>
-          <w:ilvl w:val="0"/>
-          <w:numId w:val="0"/>
-        </w:numPr>
-        <w:ind w:hanging="0" w:left="720"/>
-        <w:rPr>
-          <w:rStyle w:val="Hyperlink"/>
-        </w:rPr>
-      </w:pPr>
-      <w:r>
-        <w:rPr/>
-      </w:r>
-    </w:p>
-    <w:p>
-      <w:pPr>
-        <w:pStyle w:val="Normal"/>
-        <w:numPr>
-          <w:ilvl w:val="0"/>
-          <w:numId w:val="7"/>
         </w:numPr>
         <w:rPr/>
       </w:pPr>
@@ -1641,7 +1641,7 @@
           <w:ilvl w:val="0"/>
           <w:numId w:val="0"/>
         </w:numPr>
-        <w:ind w:hanging="0" w:left="720"/>
+        <w:ind w:left="720" w:hanging="0"/>
         <w:rPr/>
       </w:pPr>
       <w:r>
@@ -1653,7 +1653,7 @@
         <w:pStyle w:val="Normal"/>
         <w:numPr>
           <w:ilvl w:val="0"/>
-          <w:numId w:val="7"/>
+          <w:numId w:val="4"/>
         </w:numPr>
         <w:rPr/>
       </w:pPr>
@@ -1667,7 +1667,7 @@
         <w:pStyle w:val="Normal"/>
         <w:numPr>
           <w:ilvl w:val="1"/>
-          <w:numId w:val="7"/>
+          <w:numId w:val="4"/>
         </w:numPr>
         <w:rPr/>
       </w:pPr>
@@ -1681,7 +1681,7 @@
         <w:pStyle w:val="Normal"/>
         <w:numPr>
           <w:ilvl w:val="1"/>
-          <w:numId w:val="7"/>
+          <w:numId w:val="4"/>
         </w:numPr>
         <w:rPr/>
       </w:pPr>
@@ -1697,7 +1697,7 @@
           <w:ilvl w:val="0"/>
           <w:numId w:val="0"/>
         </w:numPr>
-        <w:ind w:hanging="0" w:left="720"/>
+        <w:ind w:left="720" w:hanging="0"/>
         <w:rPr/>
       </w:pPr>
       <w:r>
@@ -1712,7 +1712,7 @@
           <w:ilvl w:val="0"/>
           <w:numId w:val="0"/>
         </w:numPr>
-        <w:ind w:hanging="0" w:left="720"/>
+        <w:ind w:left="720" w:hanging="0"/>
         <w:rPr/>
       </w:pPr>
       <w:r>
@@ -1724,7 +1724,7 @@
         <w:pStyle w:val="Normal"/>
         <w:numPr>
           <w:ilvl w:val="0"/>
-          <w:numId w:val="7"/>
+          <w:numId w:val="4"/>
         </w:numPr>
         <w:rPr/>
       </w:pPr>
@@ -1740,7 +1740,7 @@
     </w:p>
     <w:p>
       <w:pPr>
-        <w:pStyle w:val="Heading1"/>
+        <w:pStyle w:val="Berschrift1"/>
         <w:spacing w:before="0" w:after="120"/>
         <w:rPr/>
       </w:pPr>
@@ -1763,7 +1763,7 @@
       </w:r>
       <w:r>
         <w:rPr>
-          <w:rStyle w:val="Absatz-Standardschriftart"/>
+          <w:rStyle w:val="AbsatzStandardschriftart"/>
           <w:sz w:val="22"/>
           <w:szCs w:val="22"/>
         </w:rPr>
@@ -1771,7 +1771,7 @@
       </w:r>
       <w:r>
         <w:rPr>
-          <w:rStyle w:val="Absatz-Standardschriftart"/>
+          <w:rStyle w:val="AbsatzStandardschriftart"/>
           <w:color w:val="000000"/>
           <w:sz w:val="22"/>
           <w:szCs w:val="22"/>
@@ -1781,7 +1781,7 @@
       </w:r>
       <w:r>
         <w:rPr>
-          <w:rStyle w:val="Absatz-Standardschriftart"/>
+          <w:rStyle w:val="AbsatzStandardschriftart"/>
           <w:sz w:val="22"/>
           <w:szCs w:val="22"/>
         </w:rPr>
@@ -1789,7 +1789,7 @@
       </w:r>
       <w:r>
         <w:rPr>
-          <w:rStyle w:val="FootnoteReference"/>
+          <w:rStyle w:val="Funotenanker"/>
           <w:sz w:val="22"/>
           <w:szCs w:val="22"/>
         </w:rPr>
@@ -1798,7 +1798,7 @@
     </w:p>
     <w:p>
       <w:pPr>
-        <w:pStyle w:val="Heading2"/>
+        <w:pStyle w:val="Berschrift2"/>
         <w:rPr/>
       </w:pPr>
       <w:bookmarkStart w:id="4" w:name="__RefHeading___Toc713_1085215725"/>
@@ -1819,7 +1819,7 @@
       </w:r>
       <w:r>
         <w:rPr>
-          <w:rStyle w:val="Hyperlink"/>
+          <w:rStyle w:val="Internetverknpfung"/>
           <w:color w:val="000000"/>
           <w:u w:val="none"/>
         </w:rPr>
@@ -1844,7 +1844,7 @@
         <w:pStyle w:val="Normal"/>
         <w:numPr>
           <w:ilvl w:val="0"/>
-          <w:numId w:val="22"/>
+          <w:numId w:val="26"/>
         </w:numPr>
         <w:rPr/>
       </w:pPr>
@@ -1858,7 +1858,7 @@
         <w:pStyle w:val="Normal"/>
         <w:numPr>
           <w:ilvl w:val="0"/>
-          <w:numId w:val="23"/>
+          <w:numId w:val="27"/>
         </w:numPr>
         <w:rPr/>
       </w:pPr>
@@ -1872,7 +1872,7 @@
         <w:pStyle w:val="Normal"/>
         <w:numPr>
           <w:ilvl w:val="0"/>
-          <w:numId w:val="24"/>
+          <w:numId w:val="28"/>
         </w:numPr>
         <w:rPr/>
       </w:pPr>
@@ -1883,7 +1883,7 @@
     </w:p>
     <w:p>
       <w:pPr>
-        <w:pStyle w:val="Heading2"/>
+        <w:pStyle w:val="Berschrift2"/>
         <w:rPr/>
       </w:pPr>
       <w:r>
@@ -1912,7 +1912,7 @@
       </w:r>
       <w:r>
         <w:rPr>
-          <w:rStyle w:val="Hyperlink"/>
+          <w:rStyle w:val="Internetverknpfung"/>
           <w:u w:val="none"/>
         </w:rPr>
         <w:t xml:space="preserve"> </w:t>
@@ -1920,14 +1920,14 @@
       <w:hyperlink r:id="rId5">
         <w:r>
           <w:rPr>
-            <w:rStyle w:val="Hyperlink"/>
+            <w:rStyle w:val="Internetverknpfung"/>
           </w:rPr>
           <w:t>https://192.168.48.77</w:t>
         </w:r>
       </w:hyperlink>
       <w:r>
         <w:rPr>
-          <w:rStyle w:val="Absatz-Standardschriftart"/>
+          <w:rStyle w:val="AbsatzStandardschriftart"/>
           <w:color w:val="000000"/>
           <w:u w:val="none"/>
           <w:lang w:val="en-GB"/>
@@ -1987,7 +1987,7 @@
     </w:p>
     <w:p>
       <w:pPr>
-        <w:pStyle w:val="Heading2"/>
+        <w:pStyle w:val="Berschrift2"/>
         <w:rPr/>
       </w:pPr>
       <w:r>
@@ -2010,7 +2010,7 @@
         <w:pStyle w:val="Normal"/>
         <w:numPr>
           <w:ilvl w:val="0"/>
-          <w:numId w:val="8"/>
+          <w:numId w:val="5"/>
         </w:numPr>
         <w:rPr/>
       </w:pPr>
@@ -2024,7 +2024,7 @@
         <w:pStyle w:val="Normal"/>
         <w:numPr>
           <w:ilvl w:val="0"/>
-          <w:numId w:val="8"/>
+          <w:numId w:val="5"/>
         </w:numPr>
         <w:rPr/>
       </w:pPr>
@@ -2038,7 +2038,7 @@
     </w:p>
     <w:p>
       <w:pPr>
-        <w:pStyle w:val="Heading1"/>
+        <w:pStyle w:val="Berschrift1"/>
         <w:spacing w:before="0" w:after="120"/>
         <w:rPr/>
       </w:pPr>
@@ -2061,7 +2061,7 @@
       </w:r>
       <w:r>
         <w:rPr>
-          <w:rStyle w:val="FootnoteReference"/>
+          <w:rStyle w:val="Funotenanker"/>
           <w:sz w:val="22"/>
           <w:szCs w:val="22"/>
         </w:rPr>
@@ -2070,7 +2070,7 @@
     </w:p>
     <w:p>
       <w:pPr>
-        <w:pStyle w:val="Heading2"/>
+        <w:pStyle w:val="Berschrift2"/>
         <w:rPr/>
       </w:pPr>
       <w:r>
@@ -2085,7 +2085,7 @@
       </w:pPr>
       <w:r>
         <w:rPr>
-          <w:rStyle w:val="Absatz-Standardschriftart"/>
+          <w:rStyle w:val="AbsatzStandardschriftart"/>
           <w:sz w:val="24"/>
           <w:szCs w:val="24"/>
         </w:rPr>
@@ -2093,7 +2093,7 @@
       </w:r>
       <w:r>
         <w:rPr>
-          <w:rStyle w:val="Absatz-Standardschriftart"/>
+          <w:rStyle w:val="AbsatzStandardschriftart"/>
           <w:color w:val="000000"/>
           <w:sz w:val="24"/>
           <w:szCs w:val="24"/>
@@ -2102,7 +2102,7 @@
       </w:r>
       <w:r>
         <w:rPr>
-          <w:rStyle w:val="Absatz-Standardschriftart"/>
+          <w:rStyle w:val="AbsatzStandardschriftart"/>
           <w:sz w:val="24"/>
           <w:szCs w:val="24"/>
         </w:rPr>
@@ -2110,7 +2110,7 @@
       </w:r>
       <w:r>
         <w:rPr>
-          <w:rStyle w:val="FootnoteReference"/>
+          <w:rStyle w:val="Funotenanker"/>
           <w:sz w:val="24"/>
           <w:szCs w:val="24"/>
         </w:rPr>
@@ -2118,7 +2118,7 @@
       </w:r>
       <w:r>
         <w:rPr>
-          <w:rStyle w:val="Absatz-Standardschriftart"/>
+          <w:rStyle w:val="AbsatzStandardschriftart"/>
           <w:sz w:val="24"/>
           <w:szCs w:val="24"/>
         </w:rPr>
@@ -2126,7 +2126,7 @@
       </w:r>
       <w:r>
         <w:rPr>
-          <w:rStyle w:val="FootnoteReference"/>
+          <w:rStyle w:val="Funotenanker"/>
           <w:sz w:val="24"/>
           <w:szCs w:val="24"/>
         </w:rPr>
@@ -2134,7 +2134,7 @@
       </w:r>
       <w:r>
         <w:rPr>
-          <w:rStyle w:val="Absatz-Standardschriftart"/>
+          <w:rStyle w:val="AbsatzStandardschriftart"/>
           <w:sz w:val="24"/>
           <w:szCs w:val="24"/>
         </w:rPr>
@@ -2149,7 +2149,7 @@
       </w:r>
       <w:r>
         <w:rPr>
-          <w:rStyle w:val="Hyperlink"/>
+          <w:rStyle w:val="Internetverknpfung"/>
           <w:color w:val="000000"/>
           <w:sz w:val="24"/>
           <w:szCs w:val="24"/>
@@ -2180,7 +2180,7 @@
         <w:pStyle w:val="Normal"/>
         <w:numPr>
           <w:ilvl w:val="0"/>
-          <w:numId w:val="9"/>
+          <w:numId w:val="6"/>
         </w:numPr>
         <w:rPr/>
       </w:pPr>
@@ -2194,7 +2194,7 @@
         <w:pStyle w:val="Normal"/>
         <w:numPr>
           <w:ilvl w:val="0"/>
-          <w:numId w:val="9"/>
+          <w:numId w:val="6"/>
         </w:numPr>
         <w:rPr/>
       </w:pPr>
@@ -2208,7 +2208,7 @@
         <w:pStyle w:val="Normal"/>
         <w:numPr>
           <w:ilvl w:val="1"/>
-          <w:numId w:val="10"/>
+          <w:numId w:val="7"/>
         </w:numPr>
         <w:rPr/>
       </w:pPr>
@@ -2222,7 +2222,7 @@
         <w:pStyle w:val="Normal"/>
         <w:numPr>
           <w:ilvl w:val="0"/>
-          <w:numId w:val="9"/>
+          <w:numId w:val="6"/>
         </w:numPr>
         <w:rPr/>
       </w:pPr>
@@ -2236,7 +2236,7 @@
         <w:pStyle w:val="Normal"/>
         <w:numPr>
           <w:ilvl w:val="1"/>
-          <w:numId w:val="11"/>
+          <w:numId w:val="8"/>
         </w:numPr>
         <w:rPr/>
       </w:pPr>
@@ -2247,13 +2247,13 @@
     </w:p>
     <w:p>
       <w:pPr>
-        <w:pStyle w:val="Heading1"/>
+        <w:pStyle w:val="Berschrift1"/>
         <w:numPr>
           <w:ilvl w:val="0"/>
           <w:numId w:val="0"/>
         </w:numPr>
         <w:suppressAutoHyphens w:val="true"/>
-        <w:ind w:hanging="0" w:left="0"/>
+        <w:ind w:left="0" w:hanging="0"/>
         <w:rPr/>
       </w:pPr>
       <w:r>
@@ -2265,7 +2265,7 @@
     </w:p>
     <w:p>
       <w:pPr>
-        <w:pStyle w:val="Heading1"/>
+        <w:pStyle w:val="Berschrift1"/>
         <w:spacing w:before="0" w:after="120"/>
         <w:rPr/>
       </w:pPr>
@@ -2276,7 +2276,7 @@
     </w:p>
     <w:p>
       <w:pPr>
-        <w:pStyle w:val="Heading2"/>
+        <w:pStyle w:val="Berschrift2"/>
         <w:rPr/>
       </w:pPr>
       <w:r>
@@ -2289,7 +2289,7 @@
       </w:r>
       <w:r>
         <w:rPr/>
-        <w:instrText xml:space="preserve"> REF __RefHeading___Toc695_1085215725 \w \w \h </w:instrText>
+        <w:instrText xml:space="preserve"> REF __RefHeading___Toc695_1085215725 \w \h </w:instrText>
       </w:r>
       <w:r>
         <w:rPr/>
@@ -2335,7 +2335,7 @@
       </w:pPr>
       <w:r>
         <w:rPr>
-          <w:rStyle w:val="Absatz-Standardschriftart"/>
+          <w:rStyle w:val="AbsatzStandardschriftart"/>
           <w:color w:val="418015"/>
           <w:sz w:val="18"/>
           <w:szCs w:val="18"/>
@@ -2345,7 +2345,7 @@
       </w:r>
       <w:r>
         <w:rPr>
-          <w:rStyle w:val="Absatz-Standardschriftart"/>
+          <w:rStyle w:val="AbsatzStandardschriftart"/>
           <w:sz w:val="18"/>
           <w:szCs w:val="18"/>
           <w:lang w:val="en-GB"/>
@@ -2357,35 +2357,48 @@
       </w:r>
       <w:r>
         <w:rPr>
-          <w:rStyle w:val="Absatz-Standardschriftart"/>
+          <w:rStyle w:val="AbsatzStandardschriftart"/>
           <w:color w:val="000000"/>
           <w:sz w:val="18"/>
           <w:szCs w:val="18"/>
           <w:u w:val="none"/>
           <w:lang w:val="en-GB"/>
         </w:rPr>
-        <w:t>https://192.168.48.77/</w:t>
-      </w:r>
-      <w:r>
-        <w:rPr>
-          <w:rStyle w:val="Hyperlink"/>
+        <w:t>{{baseURL}}{{endpoint-prefix}}{{resource}}</w:t>
+      </w:r>
+      <w:r>
+        <w:rPr>
+          <w:rStyle w:val="Internetverknpfung"/>
           <w:color w:val="000000"/>
           <w:sz w:val="18"/>
           <w:szCs w:val="18"/>
           <w:u w:val="none"/>
           <w:lang w:val="en-GB"/>
         </w:rPr>
-        <w:t>openmrs/ws/rest/v1/person?q=Martha</w:t>
-      </w:r>
-    </w:p>
-    <w:p>
-      <w:pPr>
-        <w:pStyle w:val="Normal"/>
-        <w:rPr/>
-      </w:pPr>
-      <w:r>
-        <w:rPr>
-          <w:rStyle w:val="Absatz-Standardschriftart"/>
+        <w:t>?q=Martha</w:t>
+        <w:tab/>
+        <w:tab/>
+      </w:r>
+      <w:r>
+        <w:rPr>
+          <w:rStyle w:val="Internetverknpfung"/>
+          <w:color w:val="000000"/>
+          <w:sz w:val="18"/>
+          <w:szCs w:val="18"/>
+          <w:u w:val="none"/>
+          <w:lang w:val="en-GB"/>
+        </w:rPr>
+        <w:t>(resource=patient)</w:t>
+      </w:r>
+    </w:p>
+    <w:p>
+      <w:pPr>
+        <w:pStyle w:val="Normal"/>
+        <w:rPr/>
+      </w:pPr>
+      <w:r>
+        <w:rPr>
+          <w:rStyle w:val="AbsatzStandardschriftart"/>
           <w:color w:val="418015"/>
           <w:sz w:val="18"/>
           <w:szCs w:val="18"/>
@@ -2395,7 +2408,7 @@
       </w:r>
       <w:r>
         <w:rPr>
-          <w:rStyle w:val="Absatz-Standardschriftart"/>
+          <w:rStyle w:val="AbsatzStandardschriftart"/>
           <w:sz w:val="18"/>
           <w:szCs w:val="18"/>
           <w:lang w:val="en-GB"/>
@@ -2407,29 +2420,29 @@
       </w:r>
       <w:r>
         <w:rPr>
-          <w:rStyle w:val="Absatz-Standardschriftart"/>
+          <w:rStyle w:val="AbsatzStandardschriftart"/>
           <w:color w:val="000000"/>
           <w:sz w:val="18"/>
           <w:szCs w:val="18"/>
           <w:u w:val="none"/>
           <w:lang w:val="en-GB"/>
         </w:rPr>
-        <w:t>https://192.168.48.77/</w:t>
-      </w:r>
-      <w:r>
-        <w:rPr>
-          <w:rStyle w:val="Hyperlink"/>
+        <w:t>{{baseURL}}{{endpoint-prefix}}{{resource}}</w:t>
+      </w:r>
+      <w:r>
+        <w:rPr>
+          <w:rStyle w:val="Internetverknpfung"/>
           <w:color w:val="000000"/>
           <w:sz w:val="18"/>
           <w:szCs w:val="18"/>
           <w:u w:val="none"/>
           <w:lang w:val="en-GB"/>
         </w:rPr>
-        <w:t>openmrs/ws/rest/v1/person/</w:t>
-      </w:r>
-      <w:r>
-        <w:rPr>
-          <w:rStyle w:val="Hyperlink"/>
+        <w:t>/</w:t>
+      </w:r>
+      <w:r>
+        <w:rPr>
+          <w:rStyle w:val="Internetverknpfung"/>
           <w:color w:val="2A6099"/>
           <w:sz w:val="18"/>
           <w:szCs w:val="18"/>
@@ -2437,16 +2450,28 @@
           <w:lang w:val="en-GB"/>
         </w:rPr>
         <w:t>{person_uuid}</w:t>
-      </w:r>
-    </w:p>
-    <w:p>
-      <w:pPr>
-        <w:pStyle w:val="Normal"/>
-        <w:rPr/>
-      </w:pPr>
-      <w:r>
-        <w:rPr>
-          <w:rStyle w:val="Absatz-Standardschriftart"/>
+        <w:tab/>
+      </w:r>
+      <w:r>
+        <w:rPr>
+          <w:rStyle w:val="Internetverknpfung"/>
+          <w:color w:val="000000"/>
+          <w:sz w:val="18"/>
+          <w:szCs w:val="18"/>
+          <w:u w:val="none"/>
+          <w:lang w:val="en-GB"/>
+        </w:rPr>
+        <w:t>(resource=patient)</w:t>
+      </w:r>
+    </w:p>
+    <w:p>
+      <w:pPr>
+        <w:pStyle w:val="Normal"/>
+        <w:rPr/>
+      </w:pPr>
+      <w:r>
+        <w:rPr>
+          <w:rStyle w:val="AbsatzStandardschriftart"/>
           <w:color w:val="E8A202"/>
           <w:sz w:val="18"/>
           <w:szCs w:val="18"/>
@@ -2456,7 +2481,7 @@
       </w:r>
       <w:r>
         <w:rPr>
-          <w:rStyle w:val="Absatz-Standardschriftart"/>
+          <w:rStyle w:val="AbsatzStandardschriftart"/>
           <w:sz w:val="18"/>
           <w:szCs w:val="18"/>
           <w:lang w:val="en-GB"/>
@@ -2468,33 +2493,38 @@
       </w:r>
       <w:r>
         <w:rPr>
-          <w:rStyle w:val="Absatz-Standardschriftart"/>
+          <w:rStyle w:val="AbsatzStandardschriftart"/>
           <w:color w:val="000000"/>
           <w:sz w:val="18"/>
           <w:szCs w:val="18"/>
           <w:u w:val="none"/>
           <w:lang w:val="en-GB"/>
         </w:rPr>
-        <w:t>https://192.168.48.77/</w:t>
-      </w:r>
-      <w:r>
-        <w:rPr>
-          <w:rStyle w:val="Absatz-Standardschriftart"/>
-          <w:sz w:val="18"/>
-          <w:szCs w:val="18"/>
-          <w:lang w:val="en-GB"/>
-        </w:rPr>
-        <w:t>openmrs/ws/rest/v1/person</w:t>
-      </w:r>
-    </w:p>
-    <w:p>
-      <w:pPr>
-        <w:pStyle w:val="Normal"/>
-        <w:rPr/>
-      </w:pPr>
-      <w:r>
-        <w:rPr>
-          <w:rStyle w:val="Absatz-Standardschriftart"/>
+        <w:t>{{baseURL}}{{endpoint-prefix}}{{resource}}</w:t>
+        <w:tab/>
+        <w:tab/>
+        <w:tab/>
+      </w:r>
+      <w:r>
+        <w:rPr>
+          <w:rStyle w:val="Internetverknpfung"/>
+          <w:color w:val="000000"/>
+          <w:sz w:val="18"/>
+          <w:szCs w:val="18"/>
+          <w:u w:val="none"/>
+          <w:lang w:val="en-GB"/>
+        </w:rPr>
+        <w:t>(resource=patient)</w:t>
+      </w:r>
+    </w:p>
+    <w:p>
+      <w:pPr>
+        <w:pStyle w:val="Normal"/>
+        <w:rPr/>
+      </w:pPr>
+      <w:r>
+        <w:rPr>
+          <w:rStyle w:val="AbsatzStandardschriftart"/>
           <w:sz w:val="18"/>
           <w:szCs w:val="18"/>
           <w:lang w:val="en-GB"/>
@@ -2509,7 +2539,7 @@
       </w:pPr>
       <w:r>
         <w:rPr>
-          <w:rStyle w:val="Absatz-Standardschriftart"/>
+          <w:rStyle w:val="AbsatzStandardschriftart"/>
           <w:sz w:val="18"/>
           <w:szCs w:val="18"/>
           <w:lang w:val="en-GB"/>
@@ -2524,7 +2554,7 @@
       </w:pPr>
       <w:r>
         <w:rPr>
-          <w:rStyle w:val="Absatz-Standardschriftart"/>
+          <w:rStyle w:val="AbsatzStandardschriftart"/>
           <w:sz w:val="18"/>
           <w:szCs w:val="18"/>
           <w:lang w:val="en-GB"/>
@@ -2533,7 +2563,7 @@
       </w:r>
       <w:r>
         <w:rPr>
-          <w:rStyle w:val="Absatz-Standardschriftart"/>
+          <w:rStyle w:val="AbsatzStandardschriftart"/>
           <w:sz w:val="18"/>
           <w:szCs w:val="18"/>
           <w:lang w:val="en-GB"/>
@@ -2548,7 +2578,7 @@
       </w:pPr>
       <w:r>
         <w:rPr>
-          <w:rStyle w:val="Absatz-Standardschriftart"/>
+          <w:rStyle w:val="AbsatzStandardschriftart"/>
           <w:sz w:val="18"/>
           <w:szCs w:val="18"/>
           <w:lang w:val="en-GB"/>
@@ -2557,7 +2587,7 @@
       </w:r>
       <w:r>
         <w:rPr>
-          <w:rStyle w:val="Absatz-Standardschriftart"/>
+          <w:rStyle w:val="AbsatzStandardschriftart"/>
           <w:sz w:val="18"/>
           <w:szCs w:val="18"/>
           <w:lang w:val="en-GB"/>
@@ -2572,7 +2602,7 @@
       </w:pPr>
       <w:r>
         <w:rPr>
-          <w:rStyle w:val="Absatz-Standardschriftart"/>
+          <w:rStyle w:val="AbsatzStandardschriftart"/>
           <w:sz w:val="18"/>
           <w:szCs w:val="18"/>
           <w:lang w:val="en-GB"/>
@@ -2581,7 +2611,7 @@
       </w:r>
       <w:r>
         <w:rPr>
-          <w:rStyle w:val="Absatz-Standardschriftart"/>
+          <w:rStyle w:val="AbsatzStandardschriftart"/>
           <w:sz w:val="18"/>
           <w:szCs w:val="18"/>
           <w:lang w:val="en-GB"/>
@@ -2596,7 +2626,7 @@
       </w:pPr>
       <w:r>
         <w:rPr>
-          <w:rStyle w:val="Absatz-Standardschriftart"/>
+          <w:rStyle w:val="AbsatzStandardschriftart"/>
           <w:sz w:val="18"/>
           <w:szCs w:val="18"/>
           <w:lang w:val="en-GB"/>
@@ -2605,7 +2635,7 @@
       </w:r>
       <w:r>
         <w:rPr>
-          <w:rStyle w:val="Absatz-Standardschriftart"/>
+          <w:rStyle w:val="AbsatzStandardschriftart"/>
           <w:sz w:val="18"/>
           <w:szCs w:val="18"/>
           <w:lang w:val="en-GB"/>
@@ -2620,7 +2650,7 @@
       </w:pPr>
       <w:r>
         <w:rPr>
-          <w:rStyle w:val="Absatz-Standardschriftart"/>
+          <w:rStyle w:val="AbsatzStandardschriftart"/>
           <w:sz w:val="18"/>
           <w:szCs w:val="18"/>
           <w:lang w:val="en-GB"/>
@@ -2629,7 +2659,7 @@
       </w:r>
       <w:r>
         <w:rPr>
-          <w:rStyle w:val="Absatz-Standardschriftart"/>
+          <w:rStyle w:val="AbsatzStandardschriftart"/>
           <w:sz w:val="18"/>
           <w:szCs w:val="18"/>
           <w:lang w:val="en-GB"/>
@@ -2644,7 +2674,7 @@
       </w:pPr>
       <w:r>
         <w:rPr>
-          <w:rStyle w:val="Absatz-Standardschriftart"/>
+          <w:rStyle w:val="AbsatzStandardschriftart"/>
           <w:sz w:val="18"/>
           <w:szCs w:val="18"/>
           <w:lang w:val="en-GB"/>
@@ -2653,7 +2683,7 @@
       </w:r>
       <w:r>
         <w:rPr>
-          <w:rStyle w:val="Absatz-Standardschriftart"/>
+          <w:rStyle w:val="AbsatzStandardschriftart"/>
           <w:sz w:val="18"/>
           <w:szCs w:val="18"/>
           <w:lang w:val="en-GB"/>
@@ -2668,7 +2698,7 @@
       </w:pPr>
       <w:r>
         <w:rPr>
-          <w:rStyle w:val="Absatz-Standardschriftart"/>
+          <w:rStyle w:val="AbsatzStandardschriftart"/>
           <w:sz w:val="18"/>
           <w:szCs w:val="18"/>
           <w:lang w:val="en-GB"/>
@@ -2677,7 +2707,7 @@
       </w:r>
       <w:r>
         <w:rPr>
-          <w:rStyle w:val="Absatz-Standardschriftart"/>
+          <w:rStyle w:val="AbsatzStandardschriftart"/>
           <w:sz w:val="18"/>
           <w:szCs w:val="18"/>
           <w:lang w:val="en-GB"/>
@@ -2692,7 +2722,7 @@
       </w:pPr>
       <w:r>
         <w:rPr>
-          <w:rStyle w:val="Absatz-Standardschriftart"/>
+          <w:rStyle w:val="AbsatzStandardschriftart"/>
           <w:sz w:val="18"/>
           <w:szCs w:val="18"/>
           <w:lang w:val="en-GB"/>
@@ -2701,7 +2731,7 @@
       </w:r>
       <w:r>
         <w:rPr>
-          <w:rStyle w:val="Absatz-Standardschriftart"/>
+          <w:rStyle w:val="AbsatzStandardschriftart"/>
           <w:sz w:val="18"/>
           <w:szCs w:val="18"/>
           <w:lang w:val="en-GB"/>
@@ -2716,7 +2746,7 @@
       </w:pPr>
       <w:r>
         <w:rPr>
-          <w:rStyle w:val="Absatz-Standardschriftart"/>
+          <w:rStyle w:val="AbsatzStandardschriftart"/>
           <w:sz w:val="18"/>
           <w:szCs w:val="18"/>
           <w:lang w:val="en-GB"/>
@@ -2725,7 +2755,7 @@
       </w:r>
       <w:r>
         <w:rPr>
-          <w:rStyle w:val="Absatz-Standardschriftart"/>
+          <w:rStyle w:val="AbsatzStandardschriftart"/>
           <w:sz w:val="18"/>
           <w:szCs w:val="18"/>
           <w:lang w:val="en-GB"/>
@@ -2740,7 +2770,7 @@
       </w:pPr>
       <w:r>
         <w:rPr>
-          <w:rStyle w:val="Absatz-Standardschriftart"/>
+          <w:rStyle w:val="AbsatzStandardschriftart"/>
           <w:sz w:val="18"/>
           <w:szCs w:val="18"/>
           <w:lang w:val="en-GB"/>
@@ -2749,7 +2779,7 @@
       </w:r>
       <w:r>
         <w:rPr>
-          <w:rStyle w:val="Absatz-Standardschriftart"/>
+          <w:rStyle w:val="AbsatzStandardschriftart"/>
           <w:sz w:val="18"/>
           <w:szCs w:val="18"/>
           <w:lang w:val="en-GB"/>
@@ -2764,7 +2794,7 @@
       </w:pPr>
       <w:r>
         <w:rPr>
-          <w:rStyle w:val="Absatz-Standardschriftart"/>
+          <w:rStyle w:val="AbsatzStandardschriftart"/>
           <w:sz w:val="18"/>
           <w:szCs w:val="18"/>
           <w:lang w:val="en-GB"/>
@@ -2773,7 +2803,7 @@
       </w:r>
       <w:r>
         <w:rPr>
-          <w:rStyle w:val="Absatz-Standardschriftart"/>
+          <w:rStyle w:val="AbsatzStandardschriftart"/>
           <w:sz w:val="18"/>
           <w:szCs w:val="18"/>
           <w:lang w:val="en-GB"/>
@@ -2788,7 +2818,7 @@
       </w:pPr>
       <w:r>
         <w:rPr>
-          <w:rStyle w:val="Absatz-Standardschriftart"/>
+          <w:rStyle w:val="AbsatzStandardschriftart"/>
           <w:sz w:val="18"/>
           <w:szCs w:val="18"/>
           <w:lang w:val="en-GB"/>
@@ -2797,7 +2827,7 @@
       </w:r>
       <w:r>
         <w:rPr>
-          <w:rStyle w:val="Absatz-Standardschriftart"/>
+          <w:rStyle w:val="AbsatzStandardschriftart"/>
           <w:sz w:val="18"/>
           <w:szCs w:val="18"/>
           <w:lang w:val="en-GB"/>
@@ -2812,7 +2842,7 @@
       </w:pPr>
       <w:r>
         <w:rPr>
-          <w:rStyle w:val="Absatz-Standardschriftart"/>
+          <w:rStyle w:val="AbsatzStandardschriftart"/>
           <w:sz w:val="18"/>
           <w:szCs w:val="18"/>
           <w:lang w:val="en-GB"/>
@@ -2821,7 +2851,7 @@
       </w:r>
       <w:r>
         <w:rPr>
-          <w:rStyle w:val="Absatz-Standardschriftart"/>
+          <w:rStyle w:val="AbsatzStandardschriftart"/>
           <w:sz w:val="18"/>
           <w:szCs w:val="18"/>
           <w:lang w:val="en-GB"/>
@@ -2836,7 +2866,7 @@
       </w:pPr>
       <w:r>
         <w:rPr>
-          <w:rStyle w:val="Absatz-Standardschriftart"/>
+          <w:rStyle w:val="AbsatzStandardschriftart"/>
           <w:sz w:val="18"/>
           <w:szCs w:val="18"/>
           <w:lang w:val="en-GB"/>
@@ -2845,7 +2875,7 @@
       </w:r>
       <w:r>
         <w:rPr>
-          <w:rStyle w:val="Absatz-Standardschriftart"/>
+          <w:rStyle w:val="AbsatzStandardschriftart"/>
           <w:sz w:val="18"/>
           <w:szCs w:val="18"/>
         </w:rPr>
@@ -2859,7 +2889,7 @@
       </w:pPr>
       <w:r>
         <w:rPr>
-          <w:rStyle w:val="Absatz-Standardschriftart"/>
+          <w:rStyle w:val="AbsatzStandardschriftart"/>
           <w:sz w:val="18"/>
           <w:szCs w:val="18"/>
         </w:rPr>
@@ -2867,7 +2897,7 @@
       </w:r>
       <w:r>
         <w:rPr>
-          <w:rStyle w:val="Absatz-Standardschriftart"/>
+          <w:rStyle w:val="AbsatzStandardschriftart"/>
           <w:sz w:val="18"/>
           <w:szCs w:val="18"/>
         </w:rPr>
@@ -2881,7 +2911,7 @@
       </w:pPr>
       <w:r>
         <w:rPr>
-          <w:rStyle w:val="Absatz-Standardschriftart"/>
+          <w:rStyle w:val="AbsatzStandardschriftart"/>
           <w:sz w:val="18"/>
           <w:szCs w:val="18"/>
         </w:rPr>
@@ -2889,7 +2919,7 @@
       </w:r>
       <w:r>
         <w:rPr>
-          <w:rStyle w:val="Absatz-Standardschriftart"/>
+          <w:rStyle w:val="AbsatzStandardschriftart"/>
           <w:sz w:val="18"/>
           <w:szCs w:val="18"/>
         </w:rPr>
@@ -2903,7 +2933,7 @@
       </w:pPr>
       <w:r>
         <w:rPr>
-          <w:rStyle w:val="Absatz-Standardschriftart"/>
+          <w:rStyle w:val="AbsatzStandardschriftart"/>
           <w:sz w:val="18"/>
           <w:szCs w:val="18"/>
         </w:rPr>
@@ -2912,7 +2942,7 @@
     </w:p>
     <w:p>
       <w:pPr>
-        <w:pStyle w:val="Heading2"/>
+        <w:pStyle w:val="Berschrift2"/>
         <w:rPr/>
       </w:pPr>
       <w:r>
@@ -2925,7 +2955,7 @@
       </w:r>
       <w:r>
         <w:rPr/>
-        <w:instrText xml:space="preserve"> REF __RefHeading___Toc699_1085215725 \w \w \h </w:instrText>
+        <w:instrText xml:space="preserve"> REF __RefHeading___Toc699_1085215725 \w \h </w:instrText>
       </w:r>
       <w:r>
         <w:rPr/>
@@ -2971,7 +3001,7 @@
       </w:pPr>
       <w:r>
         <w:rPr>
-          <w:rStyle w:val="Absatz-Standardschriftart"/>
+          <w:rStyle w:val="AbsatzStandardschriftart"/>
           <w:color w:val="418015"/>
           <w:sz w:val="18"/>
           <w:szCs w:val="18"/>
@@ -2983,34 +3013,47 @@
       </w:r>
       <w:r>
         <w:rPr>
-          <w:rStyle w:val="Absatz-Standardschriftart"/>
+          <w:rStyle w:val="AbsatzStandardschriftart"/>
           <w:color w:val="000000"/>
           <w:sz w:val="18"/>
           <w:szCs w:val="18"/>
           <w:u w:val="none"/>
           <w:lang w:val="en-GB"/>
         </w:rPr>
-        <w:t>https://192.168.48.77/</w:t>
-      </w:r>
-      <w:r>
-        <w:rPr>
-          <w:rStyle w:val="Hyperlink"/>
+        <w:t>{{baseURL}}{{endpoint-prefix}}{{resource}}</w:t>
+      </w:r>
+      <w:r>
+        <w:rPr>
+          <w:rStyle w:val="Internetverknpfung"/>
           <w:color w:val="000000"/>
           <w:sz w:val="18"/>
           <w:szCs w:val="18"/>
           <w:u w:val="none"/>
         </w:rPr>
-        <w:t>openmrs/ws/rest/v1/patient?q=Martha</w:t>
-      </w:r>
-    </w:p>
-    <w:p>
-      <w:pPr>
-        <w:pStyle w:val="Normal"/>
-        <w:rPr/>
-      </w:pPr>
-      <w:r>
-        <w:rPr>
-          <w:rStyle w:val="Absatz-Standardschriftart"/>
+        <w:t>?q=Martha</w:t>
+        <w:tab/>
+        <w:tab/>
+      </w:r>
+      <w:r>
+        <w:rPr>
+          <w:rStyle w:val="Internetverknpfung"/>
+          <w:color w:val="000000"/>
+          <w:sz w:val="18"/>
+          <w:szCs w:val="18"/>
+          <w:u w:val="none"/>
+          <w:lang w:val="en-GB"/>
+        </w:rPr>
+        <w:t>(resource=patient)</w:t>
+      </w:r>
+    </w:p>
+    <w:p>
+      <w:pPr>
+        <w:pStyle w:val="Normal"/>
+        <w:rPr/>
+      </w:pPr>
+      <w:r>
+        <w:rPr>
+          <w:rStyle w:val="AbsatzStandardschriftart"/>
           <w:color w:val="418015"/>
           <w:sz w:val="18"/>
           <w:szCs w:val="18"/>
@@ -3019,7 +3062,7 @@
       </w:r>
       <w:r>
         <w:rPr>
-          <w:rStyle w:val="Absatz-Standardschriftart"/>
+          <w:rStyle w:val="AbsatzStandardschriftart"/>
           <w:sz w:val="18"/>
           <w:szCs w:val="18"/>
         </w:rPr>
@@ -3029,80 +3072,117 @@
       </w:r>
       <w:r>
         <w:rPr>
-          <w:rStyle w:val="Absatz-Standardschriftart"/>
+          <w:rStyle w:val="AbsatzStandardschriftart"/>
           <w:color w:val="000000"/>
           <w:sz w:val="18"/>
           <w:szCs w:val="18"/>
           <w:u w:val="none"/>
           <w:lang w:val="en-GB"/>
         </w:rPr>
-        <w:t>https://192.168.48.77/</w:t>
-      </w:r>
-      <w:r>
-        <w:rPr>
-          <w:rStyle w:val="Hyperlink"/>
-          <w:color w:val="000000"/>
-          <w:sz w:val="18"/>
-          <w:szCs w:val="18"/>
-          <w:u w:val="none"/>
-        </w:rPr>
-        <w:t>openmrs/ws/rest/v1/patientidentifiertype</w:t>
-      </w:r>
-    </w:p>
-    <w:p>
-      <w:pPr>
-        <w:pStyle w:val="Normal"/>
-        <w:rPr/>
-      </w:pPr>
-      <w:r>
-        <w:rPr>
-          <w:rStyle w:val="Absatz-Standardschriftart"/>
-          <w:color w:val="E8A202"/>
-          <w:sz w:val="18"/>
-          <w:szCs w:val="18"/>
-        </w:rPr>
-        <w:t>POST</w:t>
-      </w:r>
-      <w:r>
-        <w:rPr>
-          <w:rStyle w:val="Absatz-Standardschriftart"/>
-          <w:sz w:val="18"/>
-          <w:szCs w:val="18"/>
-        </w:rPr>
+        <w:t>{{baseURL}}{{endpoint-prefix}}{{resource}}</w:t>
         <w:tab/>
         <w:tab/>
         <w:tab/>
       </w:r>
       <w:r>
         <w:rPr>
-          <w:rStyle w:val="Absatz-Standardschriftart"/>
+          <w:rStyle w:val="AbsatzStandardschriftart"/>
           <w:color w:val="000000"/>
           <w:sz w:val="18"/>
           <w:szCs w:val="18"/>
           <w:u w:val="none"/>
           <w:lang w:val="en-GB"/>
         </w:rPr>
-        <w:t>https://192.168.48.77/</w:t>
-      </w:r>
-      <w:r>
-        <w:rPr>
-          <w:rStyle w:val="Hyperlink"/>
+        <w:t>(resource=</w:t>
+      </w:r>
+      <w:r>
+        <w:rPr>
+          <w:rStyle w:val="Internetverknpfung"/>
           <w:color w:val="000000"/>
           <w:sz w:val="18"/>
           <w:szCs w:val="18"/>
           <w:u w:val="none"/>
         </w:rPr>
-        <w:t>openmrs/ws/rest/v1/patient</w:t>
-      </w:r>
-    </w:p>
-    <w:p>
-      <w:pPr>
-        <w:pStyle w:val="Normal"/>
-        <w:rPr/>
-      </w:pPr>
-      <w:r>
-        <w:rPr>
-          <w:rStyle w:val="Absatz-Standardschriftart"/>
+        <w:t>patientidentifiertype</w:t>
+      </w:r>
+      <w:r>
+        <w:rPr>
+          <w:rStyle w:val="Internetverknpfung"/>
+          <w:color w:val="000000"/>
+          <w:sz w:val="18"/>
+          <w:szCs w:val="18"/>
+          <w:u w:val="none"/>
+        </w:rPr>
+        <w:t>)</w:t>
+      </w:r>
+    </w:p>
+    <w:p>
+      <w:pPr>
+        <w:pStyle w:val="Normal"/>
+        <w:rPr/>
+      </w:pPr>
+      <w:r>
+        <w:rPr>
+          <w:rStyle w:val="AbsatzStandardschriftart"/>
+          <w:color w:val="E8A202"/>
+          <w:sz w:val="18"/>
+          <w:szCs w:val="18"/>
+        </w:rPr>
+        <w:t>POST</w:t>
+      </w:r>
+      <w:r>
+        <w:rPr>
+          <w:rStyle w:val="AbsatzStandardschriftart"/>
+          <w:sz w:val="18"/>
+          <w:szCs w:val="18"/>
+        </w:rPr>
+        <w:tab/>
+        <w:tab/>
+        <w:tab/>
+      </w:r>
+      <w:r>
+        <w:rPr>
+          <w:rStyle w:val="AbsatzStandardschriftart"/>
+          <w:color w:val="000000"/>
+          <w:sz w:val="18"/>
+          <w:szCs w:val="18"/>
+          <w:u w:val="none"/>
+          <w:lang w:val="en-GB"/>
+        </w:rPr>
+        <w:t>{{baseURL}}{{endpoint-prefix}}{{resource}}</w:t>
+      </w:r>
+      <w:r>
+        <w:rPr>
+          <w:rStyle w:val="Internetverknpfung"/>
+          <w:color w:val="000000"/>
+          <w:sz w:val="18"/>
+          <w:szCs w:val="18"/>
+          <w:u w:val="none"/>
+        </w:rPr>
+        <w:tab/>
+        <w:tab/>
+        <w:tab/>
+      </w:r>
+      <w:r>
+        <w:rPr>
+          <w:rStyle w:val="Internetverknpfung"/>
+          <w:color w:val="000000"/>
+          <w:sz w:val="18"/>
+          <w:szCs w:val="18"/>
+          <w:u w:val="none"/>
+          <w:lang w:val="en-GB"/>
+        </w:rPr>
+        <w:t>(resource=patient)</w:t>
+      </w:r>
+    </w:p>
+    <w:p>
+      <w:pPr>
+        <w:pStyle w:val="Normal"/>
+        <w:rPr/>
+      </w:pPr>
+      <w:r>
+        <w:rPr>
+          <w:rStyle w:val="AbsatzStandardschriftart"/>
           <w:sz w:val="18"/>
           <w:szCs w:val="18"/>
           <w:lang w:val="en-GB"/>
@@ -3117,7 +3197,7 @@
       </w:pPr>
       <w:r>
         <w:rPr>
-          <w:rStyle w:val="Absatz-Standardschriftart"/>
+          <w:rStyle w:val="AbsatzStandardschriftart"/>
           <w:sz w:val="18"/>
           <w:szCs w:val="18"/>
           <w:lang w:val="en-GB"/>
@@ -3132,7 +3212,7 @@
       </w:pPr>
       <w:r>
         <w:rPr>
-          <w:rStyle w:val="Absatz-Standardschriftart"/>
+          <w:rStyle w:val="AbsatzStandardschriftart"/>
           <w:sz w:val="18"/>
           <w:szCs w:val="18"/>
           <w:lang w:val="en-GB"/>
@@ -3141,7 +3221,7 @@
       </w:r>
       <w:r>
         <w:rPr>
-          <w:rStyle w:val="Absatz-Standardschriftart"/>
+          <w:rStyle w:val="AbsatzStandardschriftart"/>
           <w:sz w:val="18"/>
           <w:szCs w:val="18"/>
           <w:lang w:val="en-GB"/>
@@ -3150,7 +3230,7 @@
       </w:r>
       <w:r>
         <w:rPr>
-          <w:rStyle w:val="Hyperlink"/>
+          <w:rStyle w:val="Internetverknpfung"/>
           <w:color w:val="2A6099"/>
           <w:sz w:val="18"/>
           <w:szCs w:val="18"/>
@@ -3161,7 +3241,7 @@
       </w:r>
       <w:r>
         <w:rPr>
-          <w:rStyle w:val="Absatz-Standardschriftart"/>
+          <w:rStyle w:val="AbsatzStandardschriftart"/>
           <w:sz w:val="18"/>
           <w:szCs w:val="18"/>
           <w:lang w:val="en-GB"/>
@@ -3176,7 +3256,7 @@
       </w:pPr>
       <w:r>
         <w:rPr>
-          <w:rStyle w:val="Absatz-Standardschriftart"/>
+          <w:rStyle w:val="AbsatzStandardschriftart"/>
           <w:sz w:val="18"/>
           <w:szCs w:val="18"/>
           <w:lang w:val="en-GB"/>
@@ -3185,7 +3265,7 @@
       </w:r>
       <w:r>
         <w:rPr>
-          <w:rStyle w:val="Absatz-Standardschriftart"/>
+          <w:rStyle w:val="AbsatzStandardschriftart"/>
           <w:sz w:val="18"/>
           <w:szCs w:val="18"/>
           <w:lang w:val="en-GB"/>
@@ -3200,7 +3280,7 @@
       </w:pPr>
       <w:r>
         <w:rPr>
-          <w:rStyle w:val="Absatz-Standardschriftart"/>
+          <w:rStyle w:val="AbsatzStandardschriftart"/>
           <w:sz w:val="18"/>
           <w:szCs w:val="18"/>
           <w:lang w:val="en-GB"/>
@@ -3209,7 +3289,7 @@
       </w:r>
       <w:r>
         <w:rPr>
-          <w:rStyle w:val="Absatz-Standardschriftart"/>
+          <w:rStyle w:val="AbsatzStandardschriftart"/>
           <w:sz w:val="18"/>
           <w:szCs w:val="18"/>
           <w:lang w:val="en-GB"/>
@@ -3224,7 +3304,7 @@
       </w:pPr>
       <w:r>
         <w:rPr>
-          <w:rStyle w:val="Absatz-Standardschriftart"/>
+          <w:rStyle w:val="AbsatzStandardschriftart"/>
           <w:sz w:val="18"/>
           <w:szCs w:val="18"/>
           <w:lang w:val="en-GB"/>
@@ -3233,7 +3313,7 @@
       </w:r>
       <w:r>
         <w:rPr>
-          <w:rStyle w:val="Absatz-Standardschriftart"/>
+          <w:rStyle w:val="AbsatzStandardschriftart"/>
           <w:sz w:val="18"/>
           <w:szCs w:val="18"/>
           <w:lang w:val="en-GB"/>
@@ -3248,7 +3328,7 @@
       </w:pPr>
       <w:r>
         <w:rPr>
-          <w:rStyle w:val="Absatz-Standardschriftart"/>
+          <w:rStyle w:val="AbsatzStandardschriftart"/>
           <w:sz w:val="18"/>
           <w:szCs w:val="18"/>
           <w:lang w:val="en-GB"/>
@@ -3257,7 +3337,7 @@
       </w:r>
       <w:r>
         <w:rPr>
-          <w:rStyle w:val="Absatz-Standardschriftart"/>
+          <w:rStyle w:val="AbsatzStandardschriftart"/>
           <w:sz w:val="18"/>
           <w:szCs w:val="18"/>
           <w:lang w:val="en-GB"/>
@@ -3266,7 +3346,7 @@
       </w:r>
       <w:r>
         <w:rPr>
-          <w:rStyle w:val="Absatz-Standardschriftart"/>
+          <w:rStyle w:val="AbsatzStandardschriftart"/>
           <w:color w:val="2A6099"/>
           <w:sz w:val="18"/>
           <w:szCs w:val="18"/>
@@ -3277,7 +3357,7 @@
       </w:r>
       <w:r>
         <w:rPr>
-          <w:rStyle w:val="Absatz-Standardschriftart"/>
+          <w:rStyle w:val="AbsatzStandardschriftart"/>
           <w:sz w:val="18"/>
           <w:szCs w:val="18"/>
           <w:lang w:val="en-GB"/>
@@ -3292,7 +3372,7 @@
       </w:pPr>
       <w:r>
         <w:rPr>
-          <w:rStyle w:val="Absatz-Standardschriftart"/>
+          <w:rStyle w:val="AbsatzStandardschriftart"/>
           <w:sz w:val="18"/>
           <w:szCs w:val="18"/>
           <w:lang w:val="en-GB"/>
@@ -3301,7 +3381,7 @@
       </w:r>
       <w:r>
         <w:rPr>
-          <w:rStyle w:val="Absatz-Standardschriftart"/>
+          <w:rStyle w:val="AbsatzStandardschriftart"/>
           <w:sz w:val="18"/>
           <w:szCs w:val="18"/>
         </w:rPr>
@@ -3315,7 +3395,7 @@
       </w:pPr>
       <w:r>
         <w:rPr>
-          <w:rStyle w:val="Absatz-Standardschriftart"/>
+          <w:rStyle w:val="AbsatzStandardschriftart"/>
           <w:sz w:val="18"/>
           <w:szCs w:val="18"/>
         </w:rPr>
@@ -3323,7 +3403,7 @@
       </w:r>
       <w:r>
         <w:rPr>
-          <w:rStyle w:val="Absatz-Standardschriftart"/>
+          <w:rStyle w:val="AbsatzStandardschriftart"/>
           <w:sz w:val="18"/>
           <w:szCs w:val="18"/>
         </w:rPr>
@@ -3337,7 +3417,7 @@
       </w:pPr>
       <w:r>
         <w:rPr>
-          <w:rStyle w:val="Absatz-Standardschriftart"/>
+          <w:rStyle w:val="AbsatzStandardschriftart"/>
           <w:sz w:val="18"/>
           <w:szCs w:val="18"/>
         </w:rPr>
@@ -3345,7 +3425,7 @@
       </w:r>
       <w:r>
         <w:rPr>
-          <w:rStyle w:val="Absatz-Standardschriftart"/>
+          <w:rStyle w:val="AbsatzStandardschriftart"/>
           <w:sz w:val="18"/>
           <w:szCs w:val="18"/>
         </w:rPr>
@@ -3359,7 +3439,7 @@
       </w:pPr>
       <w:r>
         <w:rPr>
-          <w:rStyle w:val="Absatz-Standardschriftart"/>
+          <w:rStyle w:val="AbsatzStandardschriftart"/>
           <w:sz w:val="18"/>
           <w:szCs w:val="18"/>
         </w:rPr>
@@ -3368,7 +3448,7 @@
     </w:p>
     <w:p>
       <w:pPr>
-        <w:pStyle w:val="Heading2"/>
+        <w:pStyle w:val="Berschrift2"/>
         <w:rPr/>
       </w:pPr>
       <w:r>
@@ -3387,7 +3467,7 @@
           <w:sz w:val="26"/>
           <w:szCs w:val="26"/>
         </w:rPr>
-        <w:instrText xml:space="preserve"> REF __RefHeading___Toc703_1085215725 \w \w \h </w:instrText>
+        <w:instrText xml:space="preserve"> REF __RefHeading___Toc703_1085215725 \w \h </w:instrText>
       </w:r>
       <w:r>
         <w:rPr>
@@ -3460,7 +3540,7 @@
       </w:pPr>
       <w:r>
         <w:rPr>
-          <w:rStyle w:val="Absatz-Standardschriftart"/>
+          <w:rStyle w:val="AbsatzStandardschriftart"/>
           <w:color w:val="069A2E"/>
           <w:sz w:val="18"/>
           <w:szCs w:val="18"/>
@@ -3470,7 +3550,7 @@
       </w:r>
       <w:r>
         <w:rPr>
-          <w:rStyle w:val="Absatz-Standardschriftart"/>
+          <w:rStyle w:val="AbsatzStandardschriftart"/>
           <w:sz w:val="18"/>
           <w:szCs w:val="18"/>
           <w:lang w:val="en-GB"/>
@@ -3482,56 +3562,57 @@
       </w:r>
       <w:r>
         <w:rPr>
-          <w:rStyle w:val="Absatz-Standardschriftart"/>
+          <w:rStyle w:val="AbsatzStandardschriftart"/>
           <w:color w:val="000000"/>
           <w:sz w:val="18"/>
           <w:szCs w:val="18"/>
           <w:u w:val="none"/>
           <w:lang w:val="en-GB"/>
         </w:rPr>
-        <w:t>https://192.168.48.77/</w:t>
-      </w:r>
-      <w:r>
-        <w:rPr>
-          <w:rStyle w:val="Hyperlink"/>
+        <w:t>{{baseURL}}{{endpoint-prefix}}{{resource}}/</w:t>
+      </w:r>
+      <w:r>
+        <w:rPr>
+          <w:rStyle w:val="Internetverknpfung"/>
+          <w:sz w:val="18"/>
+          <w:szCs w:val="18"/>
+          <w:shd w:fill="FFFFFE" w:val="clear"/>
+          <w:lang w:val="en-GB"/>
+        </w:rPr>
+        <w:t>{person_uuid}</w:t>
+      </w:r>
+      <w:r>
+        <w:rPr>
+          <w:rStyle w:val="Internetverknpfung"/>
           <w:color w:val="000000"/>
           <w:sz w:val="18"/>
           <w:szCs w:val="18"/>
           <w:u w:val="none"/>
           <w:lang w:val="en-GB"/>
         </w:rPr>
-        <w:t>openmrs/ws/rest/v1/person/</w:t>
-      </w:r>
-      <w:r>
-        <w:rPr>
-          <w:rStyle w:val="Hyperlink"/>
-          <w:sz w:val="18"/>
-          <w:szCs w:val="18"/>
-          <w:shd w:fill="FFFFFE" w:val="clear"/>
-          <w:lang w:val="en-GB"/>
-        </w:rPr>
-        <w:t>{person_uuid}</w:t>
-      </w:r>
-      <w:r>
-        <w:rPr>
-          <w:rStyle w:val="Hyperlink"/>
+        <w:t>/name</w:t>
+        <w:tab/>
+      </w:r>
+      <w:r>
+        <w:rPr>
+          <w:rStyle w:val="Internetverknpfung"/>
           <w:color w:val="000000"/>
           <w:sz w:val="18"/>
           <w:szCs w:val="18"/>
           <w:u w:val="none"/>
           <w:lang w:val="en-GB"/>
         </w:rPr>
-        <w:t>/name</w:t>
-      </w:r>
-    </w:p>
-    <w:p>
-      <w:pPr>
-        <w:pStyle w:val="Normal"/>
-        <w:rPr/>
-      </w:pPr>
-      <w:r>
-        <w:rPr>
-          <w:rStyle w:val="Absatz-Standardschriftart"/>
+        <w:t>(resource=person)</w:t>
+      </w:r>
+    </w:p>
+    <w:p>
+      <w:pPr>
+        <w:pStyle w:val="Normal"/>
+        <w:rPr/>
+      </w:pPr>
+      <w:r>
+        <w:rPr>
+          <w:rStyle w:val="AbsatzStandardschriftart"/>
           <w:color w:val="F10D0C"/>
           <w:sz w:val="18"/>
           <w:szCs w:val="18"/>
@@ -3544,29 +3625,29 @@
       </w:r>
       <w:r>
         <w:rPr>
-          <w:rStyle w:val="Absatz-Standardschriftart"/>
+          <w:rStyle w:val="AbsatzStandardschriftart"/>
           <w:color w:val="000000"/>
           <w:sz w:val="18"/>
           <w:szCs w:val="18"/>
           <w:u w:val="none"/>
           <w:lang w:val="en-GB"/>
         </w:rPr>
-        <w:t>https://192.168.48.77/</w:t>
-      </w:r>
-      <w:r>
-        <w:rPr>
-          <w:rStyle w:val="Hyperlink"/>
+        <w:t>{{baseURL}}{{endpoint-prefix}}{{resource}}</w:t>
+      </w:r>
+      <w:r>
+        <w:rPr>
+          <w:rStyle w:val="Internetverknpfung"/>
           <w:color w:val="000000"/>
           <w:sz w:val="18"/>
           <w:szCs w:val="18"/>
           <w:u w:val="none"/>
           <w:lang w:val="en-GB"/>
         </w:rPr>
-        <w:t>openmrs/ws/rest/v1/person/</w:t>
-      </w:r>
-      <w:r>
-        <w:rPr>
-          <w:rStyle w:val="Hyperlink"/>
+        <w:t>/</w:t>
+      </w:r>
+      <w:r>
+        <w:rPr>
+          <w:rStyle w:val="Internetverknpfung"/>
           <w:sz w:val="18"/>
           <w:szCs w:val="18"/>
           <w:lang w:val="en-GB"/>
@@ -3575,7 +3656,7 @@
       </w:r>
       <w:r>
         <w:rPr>
-          <w:rStyle w:val="Hyperlink"/>
+          <w:rStyle w:val="Internetverknpfung"/>
           <w:color w:val="000000"/>
           <w:sz w:val="18"/>
           <w:szCs w:val="18"/>
@@ -3586,7 +3667,7 @@
       </w:r>
       <w:r>
         <w:rPr>
-          <w:rStyle w:val="Hyperlink"/>
+          <w:rStyle w:val="Internetverknpfung"/>
           <w:sz w:val="18"/>
           <w:szCs w:val="18"/>
           <w:lang w:val="en-GB"/>
@@ -3595,7 +3676,7 @@
       </w:r>
       <w:r>
         <w:rPr>
-          <w:rStyle w:val="Hyperlink"/>
+          <w:rStyle w:val="Internetverknpfung"/>
           <w:color w:val="000000"/>
           <w:sz w:val="18"/>
           <w:szCs w:val="18"/>
@@ -3607,7 +3688,7 @@
     </w:p>
     <w:p>
       <w:pPr>
-        <w:pStyle w:val="Heading2"/>
+        <w:pStyle w:val="Berschrift2"/>
         <w:rPr/>
       </w:pPr>
       <w:r>
@@ -3620,7 +3701,7 @@
       </w:r>
       <w:r>
         <w:rPr/>
-        <w:instrText xml:space="preserve"> REF __RefHeading___Toc713_1085215725 \w \w \h </w:instrText>
+        <w:instrText xml:space="preserve"> REF __RefHeading___Toc713_1085215725 \w \h </w:instrText>
       </w:r>
       <w:r>
         <w:rPr/>
@@ -3666,7 +3747,7 @@
       </w:pPr>
       <w:r>
         <w:rPr>
-          <w:rStyle w:val="Absatz-Standardschriftart"/>
+          <w:rStyle w:val="AbsatzStandardschriftart"/>
           <w:sz w:val="18"/>
           <w:szCs w:val="18"/>
         </w:rPr>
@@ -3680,7 +3761,7 @@
       </w:pPr>
       <w:r>
         <w:rPr>
-          <w:rStyle w:val="Absatz-Standardschriftart"/>
+          <w:rStyle w:val="AbsatzStandardschriftart"/>
           <w:sz w:val="18"/>
           <w:szCs w:val="18"/>
           <w:lang w:val="en-GB"/>
@@ -3695,7 +3776,7 @@
       </w:pPr>
       <w:r>
         <w:rPr>
-          <w:rStyle w:val="Absatz-Standardschriftart"/>
+          <w:rStyle w:val="AbsatzStandardschriftart"/>
           <w:sz w:val="18"/>
           <w:szCs w:val="18"/>
           <w:lang w:val="en-GB"/>
@@ -3704,7 +3785,7 @@
       </w:r>
       <w:r>
         <w:rPr>
-          <w:rStyle w:val="Absatz-Standardschriftart"/>
+          <w:rStyle w:val="AbsatzStandardschriftart"/>
           <w:rFonts w:eastAsia="NSimSun" w:cs="Lucida Sans"/>
           <w:color w:val="0451A5"/>
           <w:sz w:val="18"/>
@@ -3716,7 +3797,7 @@
       </w:r>
       <w:r>
         <w:rPr>
-          <w:rStyle w:val="Absatz-Standardschriftart"/>
+          <w:rStyle w:val="AbsatzStandardschriftart"/>
           <w:sz w:val="18"/>
           <w:szCs w:val="18"/>
           <w:lang w:val="en-GB"/>
@@ -3731,7 +3812,7 @@
       </w:pPr>
       <w:r>
         <w:rPr>
-          <w:rStyle w:val="Absatz-Standardschriftart"/>
+          <w:rStyle w:val="AbsatzStandardschriftart"/>
           <w:sz w:val="18"/>
           <w:szCs w:val="18"/>
           <w:lang w:val="en-GB"/>
@@ -3746,7 +3827,7 @@
       </w:pPr>
       <w:r>
         <w:rPr>
-          <w:rStyle w:val="Hyperlink"/>
+          <w:rStyle w:val="Internetverknpfung"/>
           <w:color w:val="069A2E"/>
           <w:sz w:val="18"/>
           <w:szCs w:val="18"/>
@@ -3757,7 +3838,7 @@
       </w:r>
       <w:r>
         <w:rPr>
-          <w:rStyle w:val="Hyperlink"/>
+          <w:rStyle w:val="Internetverknpfung"/>
           <w:color w:val="000000"/>
           <w:sz w:val="18"/>
           <w:szCs w:val="18"/>
@@ -3771,18 +3852,18 @@
       </w:r>
       <w:r>
         <w:rPr>
-          <w:rStyle w:val="Absatz-Standardschriftart"/>
+          <w:rStyle w:val="AbsatzStandardschriftart"/>
           <w:color w:val="000000"/>
           <w:sz w:val="18"/>
           <w:szCs w:val="18"/>
           <w:u w:val="none"/>
           <w:lang w:val="en-GB"/>
         </w:rPr>
-        <w:t>https://192.168.48.77/o</w:t>
-      </w:r>
-      <w:r>
-        <w:rPr>
-          <w:rStyle w:val="Hyperlink"/>
+        <w:t>{{baseURL}}{{endpoint-prefix}}{{resource}}</w:t>
+      </w:r>
+      <w:r>
+        <w:rPr>
+          <w:rStyle w:val="Internetverknpfung"/>
           <w:rFonts w:eastAsia="NSimSun" w:cs="Lucida Sans"/>
           <w:color w:val="000000"/>
           <w:sz w:val="18"/>
@@ -3791,11 +3872,11 @@
           <w:shd w:fill="FFFFFE" w:val="clear"/>
           <w:lang w:val="en-GB"/>
         </w:rPr>
-        <w:t>penmrs/ws/rest/v1/patient/</w:t>
-      </w:r>
-      <w:r>
-        <w:rPr>
-          <w:rStyle w:val="Hyperlink"/>
+        <w:t>/</w:t>
+      </w:r>
+      <w:r>
+        <w:rPr>
+          <w:rStyle w:val="Internetverknpfung"/>
           <w:rFonts w:eastAsia="NSimSun" w:cs="Lucida Sans"/>
           <w:color w:val="2A6099"/>
           <w:sz w:val="18"/>
@@ -3808,7 +3889,7 @@
       </w:r>
       <w:r>
         <w:rPr>
-          <w:rStyle w:val="Hyperlink"/>
+          <w:rStyle w:val="Internetverknpfung"/>
           <w:rFonts w:eastAsia="NSimSun" w:cs="Lucida Sans"/>
           <w:color w:val="000000"/>
           <w:sz w:val="18"/>
@@ -3819,26 +3900,40 @@
         </w:rPr>
         <w:t>?v=full</w:t>
       </w:r>
-    </w:p>
-    <w:p>
-      <w:pPr>
-        <w:pStyle w:val="Normal"/>
-        <w:rPr>
-          <w:rStyle w:val="Hyperlink"/>
-        </w:rPr>
-      </w:pPr>
-      <w:r>
-        <w:rPr/>
-      </w:r>
-    </w:p>
-    <w:p>
-      <w:pPr>
-        <w:pStyle w:val="Normal"/>
-        <w:rPr/>
-      </w:pPr>
-      <w:r>
-        <w:rPr>
-          <w:rStyle w:val="Hyperlink"/>
+      <w:r>
+        <w:rPr>
+          <w:rStyle w:val="Internetverknpfung"/>
+          <w:rFonts w:eastAsia="NSimSun" w:cs="Lucida Sans"/>
+          <w:color w:val="000000"/>
+          <w:sz w:val="18"/>
+          <w:szCs w:val="18"/>
+          <w:u w:val="none"/>
+          <w:shd w:fill="FFFFFE" w:val="clear"/>
+          <w:lang w:val="en-GB"/>
+        </w:rPr>
+        <w:tab/>
+        <w:t>(resource=patient)</w:t>
+      </w:r>
+    </w:p>
+    <w:p>
+      <w:pPr>
+        <w:pStyle w:val="Normal"/>
+        <w:rPr>
+          <w:rStyle w:val="Internetverknpfung"/>
+        </w:rPr>
+      </w:pPr>
+      <w:r>
+        <w:rPr/>
+      </w:r>
+    </w:p>
+    <w:p>
+      <w:pPr>
+        <w:pStyle w:val="Normal"/>
+        <w:rPr/>
+      </w:pPr>
+      <w:r>
+        <w:rPr>
+          <w:rStyle w:val="Internetverknpfung"/>
           <w:rFonts w:eastAsia="NSimSun" w:cs="Lucida Sans"/>
           <w:color w:val="000000"/>
           <w:sz w:val="18"/>
@@ -3866,17 +3961,17 @@
       <w:pgNumType w:fmt="decimal"/>
       <w:formProt w:val="false"/>
       <w:textDirection w:val="lrTb"/>
-      <w:docGrid w:type="default" w:linePitch="600" w:charSpace="38706"/>
+      <w:docGrid w:type="default" w:linePitch="600" w:charSpace="38502"/>
     </w:sectPr>
   </w:body>
 </w:document>
 </file>
 
 <file path=word/footer1.xml><?xml version="1.0" encoding="utf-8"?>
-<w:ftr xmlns:o="urn:schemas-microsoft-com:office:office" xmlns:r="http://schemas.openxmlformats.org/officeDocument/2006/relationships" xmlns:v="urn:schemas-microsoft-com:vml" xmlns:w="http://schemas.openxmlformats.org/wordprocessingml/2006/main" xmlns:w10="urn:schemas-microsoft-com:office:word" xmlns:wp="http://schemas.openxmlformats.org/drawingml/2006/wordprocessingDrawing" xmlns:pic="http://schemas.openxmlformats.org/drawingml/2006/picture" xmlns:wps="http://schemas.microsoft.com/office/word/2010/wordprocessingShape" xmlns:wpg="http://schemas.microsoft.com/office/word/2010/wordprocessingGroup" xmlns:mc="http://schemas.openxmlformats.org/markup-compatibility/2006" xmlns:wp14="http://schemas.microsoft.com/office/word/2010/wordprocessingDrawing" xmlns:w14="http://schemas.microsoft.com/office/word/2010/wordml" xmlns:w15="http://schemas.microsoft.com/office/word/2012/wordml" mc:Ignorable="w14 wp14 w15">
+<w:ftr xmlns:o="urn:schemas-microsoft-com:office:office" xmlns:r="http://schemas.openxmlformats.org/officeDocument/2006/relationships" xmlns:v="urn:schemas-microsoft-com:vml" xmlns:w="http://schemas.openxmlformats.org/wordprocessingml/2006/main" xmlns:w10="urn:schemas-microsoft-com:office:word" xmlns:wp="http://schemas.openxmlformats.org/drawingml/2006/wordprocessingDrawing" xmlns:wps="http://schemas.microsoft.com/office/word/2010/wordprocessingShape" xmlns:wpg="http://schemas.microsoft.com/office/word/2010/wordprocessingGroup" xmlns:mc="http://schemas.openxmlformats.org/markup-compatibility/2006" xmlns:wp14="http://schemas.microsoft.com/office/word/2010/wordprocessingDrawing" xmlns:w14="http://schemas.microsoft.com/office/word/2010/wordml" xmlns:w15="http://schemas.microsoft.com/office/word/2012/wordml" mc:Ignorable="w14 wp14 w15">
   <w:p>
     <w:pPr>
-      <w:pStyle w:val="Footer"/>
+      <w:pStyle w:val="Fuzeile"/>
       <w:rPr/>
     </w:pPr>
     <w:r>
@@ -3887,10 +3982,10 @@
 </file>
 
 <file path=word/footer2.xml><?xml version="1.0" encoding="utf-8"?>
-<w:ftr xmlns:o="urn:schemas-microsoft-com:office:office" xmlns:r="http://schemas.openxmlformats.org/officeDocument/2006/relationships" xmlns:v="urn:schemas-microsoft-com:vml" xmlns:w="http://schemas.openxmlformats.org/wordprocessingml/2006/main" xmlns:w10="urn:schemas-microsoft-com:office:word" xmlns:wp="http://schemas.openxmlformats.org/drawingml/2006/wordprocessingDrawing" xmlns:pic="http://schemas.openxmlformats.org/drawingml/2006/picture" xmlns:wps="http://schemas.microsoft.com/office/word/2010/wordprocessingShape" xmlns:wpg="http://schemas.microsoft.com/office/word/2010/wordprocessingGroup" xmlns:mc="http://schemas.openxmlformats.org/markup-compatibility/2006" xmlns:wp14="http://schemas.microsoft.com/office/word/2010/wordprocessingDrawing" xmlns:w14="http://schemas.microsoft.com/office/word/2010/wordml" xmlns:w15="http://schemas.microsoft.com/office/word/2012/wordml" mc:Ignorable="w14 wp14 w15">
+<w:ftr xmlns:o="urn:schemas-microsoft-com:office:office" xmlns:r="http://schemas.openxmlformats.org/officeDocument/2006/relationships" xmlns:v="urn:schemas-microsoft-com:vml" xmlns:w="http://schemas.openxmlformats.org/wordprocessingml/2006/main" xmlns:w10="urn:schemas-microsoft-com:office:word" xmlns:wp="http://schemas.openxmlformats.org/drawingml/2006/wordprocessingDrawing" xmlns:wps="http://schemas.microsoft.com/office/word/2010/wordprocessingShape" xmlns:wpg="http://schemas.microsoft.com/office/word/2010/wordprocessingGroup" xmlns:mc="http://schemas.openxmlformats.org/markup-compatibility/2006" xmlns:wp14="http://schemas.microsoft.com/office/word/2010/wordprocessingDrawing" xmlns:w14="http://schemas.microsoft.com/office/word/2010/wordml" xmlns:w15="http://schemas.microsoft.com/office/word/2012/wordml" mc:Ignorable="w14 wp14 w15">
   <w:p>
     <w:pPr>
-      <w:pStyle w:val="Footer"/>
+      <w:pStyle w:val="Fuzeile"/>
       <w:jc w:val="center"/>
       <w:rPr/>
     </w:pPr>
@@ -3908,7 +4003,7 @@
     </w:r>
     <w:r>
       <w:rPr/>
-      <w:t>8</w:t>
+      <w:t>7</w:t>
     </w:r>
     <w:r>
       <w:rPr/>
@@ -3943,10 +4038,10 @@
 </file>
 
 <file path=word/footer3.xml><?xml version="1.0" encoding="utf-8"?>
-<w:ftr xmlns:o="urn:schemas-microsoft-com:office:office" xmlns:r="http://schemas.openxmlformats.org/officeDocument/2006/relationships" xmlns:v="urn:schemas-microsoft-com:vml" xmlns:w="http://schemas.openxmlformats.org/wordprocessingml/2006/main" xmlns:w10="urn:schemas-microsoft-com:office:word" xmlns:wp="http://schemas.openxmlformats.org/drawingml/2006/wordprocessingDrawing" xmlns:pic="http://schemas.openxmlformats.org/drawingml/2006/picture" xmlns:wps="http://schemas.microsoft.com/office/word/2010/wordprocessingShape" xmlns:wpg="http://schemas.microsoft.com/office/word/2010/wordprocessingGroup" xmlns:mc="http://schemas.openxmlformats.org/markup-compatibility/2006" xmlns:wp14="http://schemas.microsoft.com/office/word/2010/wordprocessingDrawing" xmlns:w14="http://schemas.microsoft.com/office/word/2010/wordml" xmlns:w15="http://schemas.microsoft.com/office/word/2012/wordml" mc:Ignorable="w14 wp14 w15">
+<w:ftr xmlns:o="urn:schemas-microsoft-com:office:office" xmlns:r="http://schemas.openxmlformats.org/officeDocument/2006/relationships" xmlns:v="urn:schemas-microsoft-com:vml" xmlns:w="http://schemas.openxmlformats.org/wordprocessingml/2006/main" xmlns:w10="urn:schemas-microsoft-com:office:word" xmlns:wp="http://schemas.openxmlformats.org/drawingml/2006/wordprocessingDrawing" xmlns:wps="http://schemas.microsoft.com/office/word/2010/wordprocessingShape" xmlns:wpg="http://schemas.microsoft.com/office/word/2010/wordprocessingGroup" xmlns:mc="http://schemas.openxmlformats.org/markup-compatibility/2006" xmlns:wp14="http://schemas.microsoft.com/office/word/2010/wordprocessingDrawing" xmlns:w14="http://schemas.microsoft.com/office/word/2010/wordml" xmlns:w15="http://schemas.microsoft.com/office/word/2012/wordml" mc:Ignorable="w14 wp14 w15">
   <w:p>
     <w:pPr>
-      <w:pStyle w:val="Footer"/>
+      <w:pStyle w:val="Fuzeile"/>
       <w:jc w:val="center"/>
       <w:rPr/>
     </w:pPr>
@@ -3964,7 +4059,7 @@
     </w:r>
     <w:r>
       <w:rPr/>
-      <w:t>8</w:t>
+      <w:t>7</w:t>
     </w:r>
     <w:r>
       <w:rPr/>
@@ -3999,9 +4094,14 @@
 </file>
 
 <file path=word/footnotes.xml><?xml version="1.0" encoding="utf-8"?>
-<w:footnotes xmlns:o="urn:schemas-microsoft-com:office:office" xmlns:r="http://schemas.openxmlformats.org/officeDocument/2006/relationships" xmlns:v="urn:schemas-microsoft-com:vml" xmlns:w="http://schemas.openxmlformats.org/wordprocessingml/2006/main" xmlns:w10="urn:schemas-microsoft-com:office:word" xmlns:wp="http://schemas.openxmlformats.org/drawingml/2006/wordprocessingDrawing" xmlns:pic="http://schemas.openxmlformats.org/drawingml/2006/picture" xmlns:wps="http://schemas.microsoft.com/office/word/2010/wordprocessingShape" xmlns:wpg="http://schemas.microsoft.com/office/word/2010/wordprocessingGroup" xmlns:mc="http://schemas.openxmlformats.org/markup-compatibility/2006" xmlns:wp14="http://schemas.microsoft.com/office/word/2010/wordprocessingDrawing" xmlns:w14="http://schemas.microsoft.com/office/word/2010/wordml" xmlns:w15="http://schemas.microsoft.com/office/word/2012/wordml" mc:Ignorable="w14 wp14 w15">
+<w:footnotes xmlns:o="urn:schemas-microsoft-com:office:office" xmlns:r="http://schemas.openxmlformats.org/officeDocument/2006/relationships" xmlns:v="urn:schemas-microsoft-com:vml" xmlns:w="http://schemas.openxmlformats.org/wordprocessingml/2006/main" xmlns:w10="urn:schemas-microsoft-com:office:word" xmlns:wp="http://schemas.openxmlformats.org/drawingml/2006/wordprocessingDrawing" xmlns:wps="http://schemas.microsoft.com/office/word/2010/wordprocessingShape" xmlns:wpg="http://schemas.microsoft.com/office/word/2010/wordprocessingGroup" xmlns:mc="http://schemas.openxmlformats.org/markup-compatibility/2006" xmlns:wp14="http://schemas.microsoft.com/office/word/2010/wordprocessingDrawing" xmlns:w14="http://schemas.microsoft.com/office/word/2010/wordml" xmlns:w15="http://schemas.microsoft.com/office/word/2012/wordml" mc:Ignorable="w14 wp14 w15">
   <w:footnote w:id="0" w:type="separator">
     <w:p>
+      <w:pPr>
+        <w:rPr>
+          <w:sz w:val="12"/>
+        </w:rPr>
+      </w:pPr>
       <w:r>
         <w:separator/>
       </w:r>
@@ -4009,6 +4109,11 @@
   </w:footnote>
   <w:footnote w:id="1" w:type="continuationSeparator">
     <w:p>
+      <w:pPr>
+        <w:rPr>
+          <w:sz w:val="12"/>
+        </w:rPr>
+      </w:pPr>
       <w:r>
         <w:continuationSeparator/>
       </w:r>
@@ -4017,7 +4122,7 @@
   <w:footnote w:id="2">
     <w:p>
       <w:pPr>
-        <w:pStyle w:val="FootnoteText"/>
+        <w:pStyle w:val="Funote"/>
         <w:rPr/>
       </w:pPr>
       <w:r>
@@ -4029,7 +4134,7 @@
       <w:hyperlink r:id="rId1" w:tgtFrame="_top">
         <w:r>
           <w:rPr>
-            <w:rStyle w:val="Hyperlink"/>
+            <w:rStyle w:val="Internetverknpfung"/>
           </w:rPr>
           <w:tab/>
           <w:t>https://education.launchcode.org/csharp-web-dev-curriculum/web-api-rest/reading/web-api/index.html</w:t>
@@ -4040,7 +4145,7 @@
   <w:footnote w:id="3">
     <w:p>
       <w:pPr>
-        <w:pStyle w:val="FootnoteText"/>
+        <w:pStyle w:val="Funote"/>
         <w:rPr/>
       </w:pPr>
       <w:r>
@@ -4052,7 +4157,7 @@
       <w:hyperlink r:id="rId2">
         <w:r>
           <w:rPr>
-            <w:rStyle w:val="Hyperlink"/>
+            <w:rStyle w:val="Internetverknpfung"/>
           </w:rPr>
           <w:tab/>
           <w:t>https://en.wikipedia.org/wiki/Web_API#Server_side</w:t>
@@ -4063,7 +4168,7 @@
   <w:footnote w:id="4">
     <w:p>
       <w:pPr>
-        <w:pStyle w:val="FootnoteText"/>
+        <w:pStyle w:val="Funote"/>
         <w:rPr/>
       </w:pPr>
       <w:r>
@@ -4075,7 +4180,7 @@
       <w:hyperlink r:id="rId3">
         <w:r>
           <w:rPr>
-            <w:rStyle w:val="Hyperlink"/>
+            <w:rStyle w:val="Internetverknpfung"/>
             <w:sz w:val="22"/>
             <w:szCs w:val="22"/>
           </w:rPr>
@@ -4088,7 +4193,7 @@
   <w:footnote w:id="5">
     <w:p>
       <w:pPr>
-        <w:pStyle w:val="FootnoteText"/>
+        <w:pStyle w:val="Funote"/>
         <w:rPr/>
       </w:pPr>
       <w:r>
@@ -4100,7 +4205,7 @@
       <w:hyperlink r:id="rId4" w:tgtFrame="_top">
         <w:r>
           <w:rPr>
-            <w:rStyle w:val="Hyperlink"/>
+            <w:rStyle w:val="Internetverknpfung"/>
             <w:sz w:val="22"/>
             <w:szCs w:val="22"/>
           </w:rPr>
@@ -4113,7 +4218,7 @@
   <w:footnote w:id="6">
     <w:p>
       <w:pPr>
-        <w:pStyle w:val="FootnoteText"/>
+        <w:pStyle w:val="Funote"/>
         <w:rPr/>
       </w:pPr>
       <w:r>
@@ -4124,7 +4229,7 @@
       </w:r>
       <w:r>
         <w:rPr>
-          <w:rStyle w:val="Hyperlink"/>
+          <w:rStyle w:val="Internetverknpfung"/>
           <w:color w:val="000000"/>
           <w:sz w:val="22"/>
           <w:szCs w:val="22"/>
@@ -4136,7 +4241,7 @@
       <w:hyperlink r:id="rId5" w:tgtFrame="_top">
         <w:r>
           <w:rPr>
-            <w:rStyle w:val="Hyperlink"/>
+            <w:rStyle w:val="Internetverknpfung"/>
             <w:sz w:val="22"/>
             <w:szCs w:val="22"/>
           </w:rPr>
@@ -4148,7 +4253,7 @@
   <w:footnote w:id="7">
     <w:p>
       <w:pPr>
-        <w:pStyle w:val="FootnoteText"/>
+        <w:pStyle w:val="Funote"/>
         <w:rPr/>
       </w:pPr>
       <w:r>
@@ -4159,7 +4264,7 @@
       </w:r>
       <w:r>
         <w:rPr>
-          <w:rStyle w:val="Absatz-Standardschriftart"/>
+          <w:rStyle w:val="AbsatzStandardschriftart"/>
           <w:sz w:val="22"/>
           <w:szCs w:val="22"/>
         </w:rPr>
@@ -4169,7 +4274,7 @@
       <w:hyperlink r:id="rId6">
         <w:r>
           <w:rPr>
-            <w:rStyle w:val="Hyperlink"/>
+            <w:rStyle w:val="Internetverknpfung"/>
             <w:sz w:val="22"/>
             <w:szCs w:val="22"/>
           </w:rPr>
@@ -4181,7 +4286,7 @@
   <w:footnote w:id="8">
     <w:p>
       <w:pPr>
-        <w:pStyle w:val="FootnoteText"/>
+        <w:pStyle w:val="Funote"/>
         <w:rPr/>
       </w:pPr>
       <w:r>
@@ -4193,7 +4298,7 @@
       <w:hyperlink r:id="rId7">
         <w:r>
           <w:rPr>
-            <w:rStyle w:val="Hyperlink"/>
+            <w:rStyle w:val="Internetverknpfung"/>
           </w:rPr>
           <w:tab/>
           <w:t>https://demo.mybahmni.org/openmrs/module/webservices/rest/apiDocs.htm</w:t>
@@ -4208,7 +4313,7 @@
   <w:footnote w:id="9">
     <w:p>
       <w:pPr>
-        <w:pStyle w:val="FootnoteText"/>
+        <w:pStyle w:val="Funote"/>
         <w:rPr/>
       </w:pPr>
       <w:r>
@@ -4220,7 +4325,7 @@
       <w:hyperlink r:id="rId8">
         <w:r>
           <w:rPr>
-            <w:rStyle w:val="Hyperlink"/>
+            <w:rStyle w:val="Internetverknpfung"/>
           </w:rPr>
           <w:tab/>
           <w:t>https://demo.mybahmni.org/</w:t>
@@ -4231,7 +4336,7 @@
   <w:footnote w:id="10">
     <w:p>
       <w:pPr>
-        <w:pStyle w:val="FootnoteText"/>
+        <w:pStyle w:val="Funote"/>
         <w:rPr/>
       </w:pPr>
       <w:r>
@@ -4242,7 +4347,7 @@
       </w:r>
       <w:r>
         <w:rPr>
-          <w:rStyle w:val="Hyperlink"/>
+          <w:rStyle w:val="Internetverknpfung"/>
           <w:color w:val="000000"/>
           <w:sz w:val="22"/>
           <w:szCs w:val="22"/>
@@ -4254,7 +4359,7 @@
       <w:hyperlink r:id="rId9" w:tgtFrame="_top">
         <w:r>
           <w:rPr>
-            <w:rStyle w:val="Hyperlink"/>
+            <w:rStyle w:val="Internetverknpfung"/>
             <w:sz w:val="22"/>
             <w:szCs w:val="22"/>
           </w:rPr>
@@ -4266,7 +4371,7 @@
   <w:footnote w:id="11">
     <w:p>
       <w:pPr>
-        <w:pStyle w:val="FootnoteText"/>
+        <w:pStyle w:val="Funote"/>
         <w:rPr/>
       </w:pPr>
       <w:r>
@@ -4278,7 +4383,7 @@
       <w:hyperlink r:id="rId10" w:tgtFrame="_top">
         <w:r>
           <w:rPr>
-            <w:rStyle w:val="Hyperlink"/>
+            <w:rStyle w:val="Internetverknpfung"/>
             <w:sz w:val="22"/>
             <w:szCs w:val="22"/>
           </w:rPr>
@@ -4291,7 +4396,7 @@
   <w:footnote w:id="12">
     <w:p>
       <w:pPr>
-        <w:pStyle w:val="FootnoteText"/>
+        <w:pStyle w:val="Funote"/>
         <w:rPr/>
       </w:pPr>
       <w:r>
@@ -4303,7 +4408,7 @@
       <w:hyperlink r:id="rId11">
         <w:r>
           <w:rPr>
-            <w:rStyle w:val="Hyperlink"/>
+            <w:rStyle w:val="Internetverknpfung"/>
           </w:rPr>
           <w:tab/>
           <w:t>https://fhir.openmrs.org/</w:t>
@@ -4314,7 +4419,7 @@
   <w:footnote w:id="13">
     <w:p>
       <w:pPr>
-        <w:pStyle w:val="FootnoteText"/>
+        <w:pStyle w:val="Funote"/>
         <w:rPr/>
       </w:pPr>
       <w:r>
@@ -4334,7 +4439,7 @@
       <w:hyperlink r:id="rId12">
         <w:r>
           <w:rPr>
-            <w:rStyle w:val="Hyperlink"/>
+            <w:rStyle w:val="Internetverknpfung"/>
             <w:sz w:val="20"/>
             <w:szCs w:val="20"/>
           </w:rPr>
@@ -4346,7 +4451,7 @@
   <w:footnote w:id="14">
     <w:p>
       <w:pPr>
-        <w:pStyle w:val="FootnoteText"/>
+        <w:pStyle w:val="Funote"/>
         <w:rPr/>
       </w:pPr>
       <w:r>
@@ -4366,7 +4471,7 @@
       <w:hyperlink r:id="rId13">
         <w:r>
           <w:rPr>
-            <w:rStyle w:val="Hyperlink"/>
+            <w:rStyle w:val="Internetverknpfung"/>
             <w:sz w:val="20"/>
             <w:szCs w:val="20"/>
           </w:rPr>
@@ -4379,10 +4484,10 @@
 </file>
 
 <file path=word/header1.xml><?xml version="1.0" encoding="utf-8"?>
-<w:hdr xmlns:o="urn:schemas-microsoft-com:office:office" xmlns:r="http://schemas.openxmlformats.org/officeDocument/2006/relationships" xmlns:v="urn:schemas-microsoft-com:vml" xmlns:w="http://schemas.openxmlformats.org/wordprocessingml/2006/main" xmlns:w10="urn:schemas-microsoft-com:office:word" xmlns:wp="http://schemas.openxmlformats.org/drawingml/2006/wordprocessingDrawing" xmlns:pic="http://schemas.openxmlformats.org/drawingml/2006/picture" xmlns:wps="http://schemas.microsoft.com/office/word/2010/wordprocessingShape" xmlns:wpg="http://schemas.microsoft.com/office/word/2010/wordprocessingGroup" xmlns:mc="http://schemas.openxmlformats.org/markup-compatibility/2006" xmlns:wp14="http://schemas.microsoft.com/office/word/2010/wordprocessingDrawing" xmlns:w14="http://schemas.microsoft.com/office/word/2010/wordml" xmlns:w15="http://schemas.microsoft.com/office/word/2012/wordml" mc:Ignorable="w14 wp14 w15">
+<w:hdr xmlns:o="urn:schemas-microsoft-com:office:office" xmlns:r="http://schemas.openxmlformats.org/officeDocument/2006/relationships" xmlns:v="urn:schemas-microsoft-com:vml" xmlns:w="http://schemas.openxmlformats.org/wordprocessingml/2006/main" xmlns:w10="urn:schemas-microsoft-com:office:word" xmlns:wp="http://schemas.openxmlformats.org/drawingml/2006/wordprocessingDrawing" xmlns:wps="http://schemas.microsoft.com/office/word/2010/wordprocessingShape" xmlns:wpg="http://schemas.microsoft.com/office/word/2010/wordprocessingGroup" xmlns:mc="http://schemas.openxmlformats.org/markup-compatibility/2006" xmlns:wp14="http://schemas.microsoft.com/office/word/2010/wordprocessingDrawing" xmlns:w14="http://schemas.microsoft.com/office/word/2010/wordml" xmlns:w15="http://schemas.microsoft.com/office/word/2012/wordml" mc:Ignorable="w14 wp14 w15">
   <w:p>
     <w:pPr>
-      <w:pStyle w:val="Header"/>
+      <w:pStyle w:val="Kopfzeile"/>
       <w:rPr/>
     </w:pPr>
     <w:r>
@@ -4393,7 +4498,7 @@
 </file>
 
 <file path=word/header2.xml><?xml version="1.0" encoding="utf-8"?>
-<w:hdr xmlns:o="urn:schemas-microsoft-com:office:office" xmlns:r="http://schemas.openxmlformats.org/officeDocument/2006/relationships" xmlns:v="urn:schemas-microsoft-com:vml" xmlns:w="http://schemas.openxmlformats.org/wordprocessingml/2006/main" xmlns:w10="urn:schemas-microsoft-com:office:word" xmlns:wp="http://schemas.openxmlformats.org/drawingml/2006/wordprocessingDrawing" xmlns:pic="http://schemas.openxmlformats.org/drawingml/2006/picture" xmlns:wps="http://schemas.microsoft.com/office/word/2010/wordprocessingShape" xmlns:wpg="http://schemas.microsoft.com/office/word/2010/wordprocessingGroup" xmlns:mc="http://schemas.openxmlformats.org/markup-compatibility/2006" xmlns:wp14="http://schemas.microsoft.com/office/word/2010/wordprocessingDrawing" xmlns:w14="http://schemas.microsoft.com/office/word/2010/wordml" xmlns:w15="http://schemas.microsoft.com/office/word/2012/wordml" mc:Ignorable="w14 wp14 w15">
+<w:hdr xmlns:o="urn:schemas-microsoft-com:office:office" xmlns:r="http://schemas.openxmlformats.org/officeDocument/2006/relationships" xmlns:v="urn:schemas-microsoft-com:vml" xmlns:w="http://schemas.openxmlformats.org/wordprocessingml/2006/main" xmlns:w10="urn:schemas-microsoft-com:office:word" xmlns:wp="http://schemas.openxmlformats.org/drawingml/2006/wordprocessingDrawing" xmlns:wps="http://schemas.microsoft.com/office/word/2010/wordprocessingShape" xmlns:wpg="http://schemas.microsoft.com/office/word/2010/wordprocessingGroup" xmlns:mc="http://schemas.openxmlformats.org/markup-compatibility/2006" xmlns:wp14="http://schemas.microsoft.com/office/word/2010/wordprocessingDrawing" xmlns:w14="http://schemas.microsoft.com/office/word/2010/wordml" xmlns:w15="http://schemas.microsoft.com/office/word/2012/wordml" mc:Ignorable="w14 wp14 w15">
   <w:tbl>
     <w:tblPr>
       <w:tblW w:w="9646" w:type="dxa"/>
@@ -4421,7 +4526,8 @@
         </w:tcPr>
         <w:p>
           <w:pPr>
-            <w:pStyle w:val="Header"/>
+            <w:pStyle w:val="Kopfzeile"/>
+            <w:widowControl w:val="false"/>
             <w:rPr>
               <w:rFonts w:ascii="Futura Book" w:hAnsi="Futura Book"/>
             </w:rPr>
@@ -4442,7 +4548,8 @@
         </w:tcPr>
         <w:p>
           <w:pPr>
-            <w:pStyle w:val="Tabelleninhaltuser"/>
+            <w:pStyle w:val="Tabelleninhalt"/>
+            <w:widowControl w:val="false"/>
             <w:jc w:val="center"/>
             <w:rPr>
               <w:rFonts w:ascii="Liberation Sans" w:hAnsi="Liberation Sans"/>
@@ -4466,7 +4573,8 @@
         </w:tcPr>
         <w:p>
           <w:pPr>
-            <w:pStyle w:val="Tabelleninhaltuser"/>
+            <w:pStyle w:val="Tabelleninhalt"/>
+            <w:widowControl w:val="false"/>
             <w:jc w:val="right"/>
             <w:rPr>
               <w:rFonts w:ascii="Futura Book" w:hAnsi="Futura Book"/>
@@ -4486,7 +4594,7 @@
 </file>
 
 <file path=word/header3.xml><?xml version="1.0" encoding="utf-8"?>
-<w:hdr xmlns:o="urn:schemas-microsoft-com:office:office" xmlns:r="http://schemas.openxmlformats.org/officeDocument/2006/relationships" xmlns:v="urn:schemas-microsoft-com:vml" xmlns:w="http://schemas.openxmlformats.org/wordprocessingml/2006/main" xmlns:w10="urn:schemas-microsoft-com:office:word" xmlns:wp="http://schemas.openxmlformats.org/drawingml/2006/wordprocessingDrawing" xmlns:pic="http://schemas.openxmlformats.org/drawingml/2006/picture" xmlns:wps="http://schemas.microsoft.com/office/word/2010/wordprocessingShape" xmlns:wpg="http://schemas.microsoft.com/office/word/2010/wordprocessingGroup" xmlns:mc="http://schemas.openxmlformats.org/markup-compatibility/2006" xmlns:wp14="http://schemas.microsoft.com/office/word/2010/wordprocessingDrawing" xmlns:w14="http://schemas.microsoft.com/office/word/2010/wordml" xmlns:w15="http://schemas.microsoft.com/office/word/2012/wordml" mc:Ignorable="w14 wp14 w15">
+<w:hdr xmlns:o="urn:schemas-microsoft-com:office:office" xmlns:r="http://schemas.openxmlformats.org/officeDocument/2006/relationships" xmlns:v="urn:schemas-microsoft-com:vml" xmlns:w="http://schemas.openxmlformats.org/wordprocessingml/2006/main" xmlns:w10="urn:schemas-microsoft-com:office:word" xmlns:wp="http://schemas.openxmlformats.org/drawingml/2006/wordprocessingDrawing" xmlns:wps="http://schemas.microsoft.com/office/word/2010/wordprocessingShape" xmlns:wpg="http://schemas.microsoft.com/office/word/2010/wordprocessingGroup" xmlns:mc="http://schemas.openxmlformats.org/markup-compatibility/2006" xmlns:wp14="http://schemas.microsoft.com/office/word/2010/wordprocessingDrawing" xmlns:w14="http://schemas.microsoft.com/office/word/2010/wordml" xmlns:w15="http://schemas.microsoft.com/office/word/2012/wordml" mc:Ignorable="w14 wp14 w15">
   <w:tbl>
     <w:tblPr>
       <w:tblW w:w="9646" w:type="dxa"/>
@@ -4514,7 +4622,8 @@
         </w:tcPr>
         <w:p>
           <w:pPr>
-            <w:pStyle w:val="Header"/>
+            <w:pStyle w:val="Kopfzeile"/>
+            <w:widowControl w:val="false"/>
             <w:rPr>
               <w:rFonts w:ascii="Futura Book" w:hAnsi="Futura Book"/>
             </w:rPr>
@@ -4535,7 +4644,8 @@
         </w:tcPr>
         <w:p>
           <w:pPr>
-            <w:pStyle w:val="Tabelleninhaltuser"/>
+            <w:pStyle w:val="Tabelleninhalt"/>
+            <w:widowControl w:val="false"/>
             <w:jc w:val="center"/>
             <w:rPr>
               <w:rFonts w:ascii="Liberation Sans" w:hAnsi="Liberation Sans"/>
@@ -4559,7 +4669,8 @@
         </w:tcPr>
         <w:p>
           <w:pPr>
-            <w:pStyle w:val="Tabelleninhaltuser"/>
+            <w:pStyle w:val="Tabelleninhalt"/>
+            <w:widowControl w:val="false"/>
             <w:jc w:val="right"/>
             <w:rPr>
               <w:rFonts w:ascii="Futura Book" w:hAnsi="Futura Book"/>
@@ -4583,7 +4694,7 @@
   <w:abstractNum w:abstractNumId="1">
     <w:lvl w:ilvl="0">
       <w:start w:val="1"/>
-      <w:pStyle w:val="Heading1"/>
+      <w:pStyle w:val="Berschrift1"/>
       <w:numFmt w:val="decimal"/>
       <w:lvlText w:val="%1."/>
       <w:lvlJc w:val="left"/>
@@ -4597,7 +4708,7 @@
     </w:lvl>
     <w:lvl w:ilvl="1">
       <w:start w:val="1"/>
-      <w:pStyle w:val="Heading2"/>
+      <w:pStyle w:val="Berschrift2"/>
       <w:numFmt w:val="decimal"/>
       <w:lvlText w:val="%1.%2."/>
       <w:lvlJc w:val="left"/>
@@ -4611,7 +4722,7 @@
     </w:lvl>
     <w:lvl w:ilvl="2">
       <w:start w:val="1"/>
-      <w:pStyle w:val="Heading3"/>
+      <w:pStyle w:val="Berschrift3"/>
       <w:numFmt w:val="decimal"/>
       <w:lvlText w:val="%1.%2.%3."/>
       <w:lvlJc w:val="left"/>
@@ -4639,7 +4750,7 @@
     </w:lvl>
     <w:lvl w:ilvl="4">
       <w:start w:val="1"/>
-      <w:pStyle w:val="Heading5"/>
+      <w:pStyle w:val="Berschrift5"/>
       <w:numFmt w:val="none"/>
       <w:suff w:val="nothing"/>
       <w:lvlText w:val="%5"/>
@@ -4712,8 +4823,8 @@
   <w:abstractNum w:abstractNumId="2">
     <w:lvl w:ilvl="0">
       <w:start w:val="1"/>
-      <w:numFmt w:val="bullet"/>
-      <w:lvlText w:val=""/>
+      <w:numFmt w:val="lowerLetter"/>
+      <w:lvlText w:val="%1)"/>
       <w:lvlJc w:val="left"/>
       <w:pPr>
         <w:tabs>
@@ -4721,14 +4832,12 @@
         </w:tabs>
         <w:ind w:left="720" w:hanging="360"/>
       </w:pPr>
-      <w:rPr>
-        <w:rFonts w:ascii="Symbol" w:hAnsi="Symbol" w:cs="Symbol" w:hint="default"/>
-      </w:rPr>
+      <w:rPr/>
     </w:lvl>
     <w:lvl w:ilvl="1">
       <w:start w:val="1"/>
-      <w:numFmt w:val="bullet"/>
-      <w:lvlText w:val="◦"/>
+      <w:numFmt w:val="lowerLetter"/>
+      <w:lvlText w:val="%2)"/>
       <w:lvlJc w:val="left"/>
       <w:pPr>
         <w:tabs>
@@ -4736,14 +4845,12 @@
         </w:tabs>
         <w:ind w:left="1080" w:hanging="360"/>
       </w:pPr>
-      <w:rPr>
-        <w:rFonts w:ascii="OpenSymbol" w:hAnsi="OpenSymbol" w:cs="OpenSymbol" w:hint="default"/>
-      </w:rPr>
+      <w:rPr/>
     </w:lvl>
     <w:lvl w:ilvl="2">
       <w:start w:val="1"/>
-      <w:numFmt w:val="bullet"/>
-      <w:lvlText w:val="▪"/>
+      <w:numFmt w:val="lowerLetter"/>
+      <w:lvlText w:val="%3)"/>
       <w:lvlJc w:val="left"/>
       <w:pPr>
         <w:tabs>
@@ -4751,14 +4858,12 @@
         </w:tabs>
         <w:ind w:left="1440" w:hanging="360"/>
       </w:pPr>
-      <w:rPr>
-        <w:rFonts w:ascii="OpenSymbol" w:hAnsi="OpenSymbol" w:cs="OpenSymbol" w:hint="default"/>
-      </w:rPr>
+      <w:rPr/>
     </w:lvl>
     <w:lvl w:ilvl="3">
       <w:start w:val="1"/>
-      <w:numFmt w:val="bullet"/>
-      <w:lvlText w:val=""/>
+      <w:numFmt w:val="lowerLetter"/>
+      <w:lvlText w:val="%4)"/>
       <w:lvlJc w:val="left"/>
       <w:pPr>
         <w:tabs>
@@ -4766,14 +4871,12 @@
         </w:tabs>
         <w:ind w:left="1800" w:hanging="360"/>
       </w:pPr>
-      <w:rPr>
-        <w:rFonts w:ascii="Symbol" w:hAnsi="Symbol" w:cs="Symbol" w:hint="default"/>
-      </w:rPr>
+      <w:rPr/>
     </w:lvl>
     <w:lvl w:ilvl="4">
       <w:start w:val="1"/>
-      <w:numFmt w:val="bullet"/>
-      <w:lvlText w:val="◦"/>
+      <w:numFmt w:val="lowerLetter"/>
+      <w:lvlText w:val="%5)"/>
       <w:lvlJc w:val="left"/>
       <w:pPr>
         <w:tabs>
@@ -4781,14 +4884,12 @@
         </w:tabs>
         <w:ind w:left="2160" w:hanging="360"/>
       </w:pPr>
-      <w:rPr>
-        <w:rFonts w:ascii="OpenSymbol" w:hAnsi="OpenSymbol" w:cs="OpenSymbol" w:hint="default"/>
-      </w:rPr>
+      <w:rPr/>
     </w:lvl>
     <w:lvl w:ilvl="5">
       <w:start w:val="1"/>
-      <w:numFmt w:val="bullet"/>
-      <w:lvlText w:val="▪"/>
+      <w:numFmt w:val="lowerLetter"/>
+      <w:lvlText w:val="%6)"/>
       <w:lvlJc w:val="left"/>
       <w:pPr>
         <w:tabs>
@@ -4796,14 +4897,12 @@
         </w:tabs>
         <w:ind w:left="2520" w:hanging="360"/>
       </w:pPr>
-      <w:rPr>
-        <w:rFonts w:ascii="OpenSymbol" w:hAnsi="OpenSymbol" w:cs="OpenSymbol" w:hint="default"/>
-      </w:rPr>
+      <w:rPr/>
     </w:lvl>
     <w:lvl w:ilvl="6">
       <w:start w:val="1"/>
-      <w:numFmt w:val="bullet"/>
-      <w:lvlText w:val=""/>
+      <w:numFmt w:val="lowerLetter"/>
+      <w:lvlText w:val="%7)"/>
       <w:lvlJc w:val="left"/>
       <w:pPr>
         <w:tabs>
@@ -4811,14 +4910,12 @@
         </w:tabs>
         <w:ind w:left="2880" w:hanging="360"/>
       </w:pPr>
-      <w:rPr>
-        <w:rFonts w:ascii="Symbol" w:hAnsi="Symbol" w:cs="Symbol" w:hint="default"/>
-      </w:rPr>
+      <w:rPr/>
     </w:lvl>
     <w:lvl w:ilvl="7">
       <w:start w:val="1"/>
-      <w:numFmt w:val="bullet"/>
-      <w:lvlText w:val="◦"/>
+      <w:numFmt w:val="lowerLetter"/>
+      <w:lvlText w:val="%8)"/>
       <w:lvlJc w:val="left"/>
       <w:pPr>
         <w:tabs>
@@ -4826,14 +4923,12 @@
         </w:tabs>
         <w:ind w:left="3240" w:hanging="360"/>
       </w:pPr>
-      <w:rPr>
-        <w:rFonts w:ascii="OpenSymbol" w:hAnsi="OpenSymbol" w:cs="OpenSymbol" w:hint="default"/>
-      </w:rPr>
+      <w:rPr/>
     </w:lvl>
     <w:lvl w:ilvl="8">
       <w:start w:val="1"/>
-      <w:numFmt w:val="bullet"/>
-      <w:lvlText w:val="▪"/>
+      <w:numFmt w:val="lowerLetter"/>
+      <w:lvlText w:val="%9)"/>
       <w:lvlJc w:val="left"/>
       <w:pPr>
         <w:tabs>
@@ -4841,9 +4936,7 @@
         </w:tabs>
         <w:ind w:left="3600" w:hanging="360"/>
       </w:pPr>
-      <w:rPr>
-        <w:rFonts w:ascii="OpenSymbol" w:hAnsi="OpenSymbol" w:cs="OpenSymbol" w:hint="default"/>
-      </w:rPr>
+      <w:rPr/>
     </w:lvl>
   </w:abstractNum>
   <w:abstractNum w:abstractNumId="3">
@@ -4854,7 +4947,7 @@
       <w:lvlJc w:val="left"/>
       <w:pPr>
         <w:tabs>
-          <w:tab w:val="num" w:pos="0"/>
+          <w:tab w:val="num" w:pos="720"/>
         </w:tabs>
         <w:ind w:left="720" w:hanging="360"/>
       </w:pPr>
@@ -4862,123 +4955,107 @@
     </w:lvl>
     <w:lvl w:ilvl="1">
       <w:start w:val="1"/>
-      <w:numFmt w:val="bullet"/>
-      <w:lvlText w:val="◦"/>
-      <w:lvlJc w:val="left"/>
-      <w:pPr>
-        <w:tabs>
-          <w:tab w:val="num" w:pos="0"/>
+      <w:numFmt w:val="lowerLetter"/>
+      <w:lvlText w:val="%2)"/>
+      <w:lvlJc w:val="left"/>
+      <w:pPr>
+        <w:tabs>
+          <w:tab w:val="num" w:pos="1080"/>
         </w:tabs>
         <w:ind w:left="1080" w:hanging="360"/>
       </w:pPr>
-      <w:rPr>
-        <w:rFonts w:ascii="OpenSymbol" w:hAnsi="OpenSymbol" w:cs="OpenSymbol" w:hint="default"/>
-      </w:rPr>
+      <w:rPr/>
     </w:lvl>
     <w:lvl w:ilvl="2">
       <w:start w:val="1"/>
-      <w:numFmt w:val="bullet"/>
-      <w:lvlText w:val="▪"/>
-      <w:lvlJc w:val="left"/>
-      <w:pPr>
-        <w:tabs>
-          <w:tab w:val="num" w:pos="0"/>
+      <w:numFmt w:val="lowerLetter"/>
+      <w:lvlText w:val="%3)"/>
+      <w:lvlJc w:val="left"/>
+      <w:pPr>
+        <w:tabs>
+          <w:tab w:val="num" w:pos="1440"/>
         </w:tabs>
         <w:ind w:left="1440" w:hanging="360"/>
       </w:pPr>
-      <w:rPr>
-        <w:rFonts w:ascii="OpenSymbol" w:hAnsi="OpenSymbol" w:cs="OpenSymbol" w:hint="default"/>
-      </w:rPr>
+      <w:rPr/>
     </w:lvl>
     <w:lvl w:ilvl="3">
       <w:start w:val="1"/>
-      <w:numFmt w:val="bullet"/>
-      <w:lvlText w:val=""/>
-      <w:lvlJc w:val="left"/>
-      <w:pPr>
-        <w:tabs>
-          <w:tab w:val="num" w:pos="0"/>
+      <w:numFmt w:val="lowerLetter"/>
+      <w:lvlText w:val="%4)"/>
+      <w:lvlJc w:val="left"/>
+      <w:pPr>
+        <w:tabs>
+          <w:tab w:val="num" w:pos="1800"/>
         </w:tabs>
         <w:ind w:left="1800" w:hanging="360"/>
       </w:pPr>
-      <w:rPr>
-        <w:rFonts w:ascii="Symbol" w:hAnsi="Symbol" w:cs="Symbol" w:hint="default"/>
-      </w:rPr>
+      <w:rPr/>
     </w:lvl>
     <w:lvl w:ilvl="4">
       <w:start w:val="1"/>
-      <w:numFmt w:val="bullet"/>
-      <w:lvlText w:val="◦"/>
-      <w:lvlJc w:val="left"/>
-      <w:pPr>
-        <w:tabs>
-          <w:tab w:val="num" w:pos="0"/>
+      <w:numFmt w:val="lowerLetter"/>
+      <w:lvlText w:val="%5)"/>
+      <w:lvlJc w:val="left"/>
+      <w:pPr>
+        <w:tabs>
+          <w:tab w:val="num" w:pos="2160"/>
         </w:tabs>
         <w:ind w:left="2160" w:hanging="360"/>
       </w:pPr>
-      <w:rPr>
-        <w:rFonts w:ascii="OpenSymbol" w:hAnsi="OpenSymbol" w:cs="OpenSymbol" w:hint="default"/>
-      </w:rPr>
+      <w:rPr/>
     </w:lvl>
     <w:lvl w:ilvl="5">
       <w:start w:val="1"/>
-      <w:numFmt w:val="bullet"/>
-      <w:lvlText w:val="▪"/>
-      <w:lvlJc w:val="left"/>
-      <w:pPr>
-        <w:tabs>
-          <w:tab w:val="num" w:pos="0"/>
+      <w:numFmt w:val="lowerLetter"/>
+      <w:lvlText w:val="%6)"/>
+      <w:lvlJc w:val="left"/>
+      <w:pPr>
+        <w:tabs>
+          <w:tab w:val="num" w:pos="2520"/>
         </w:tabs>
         <w:ind w:left="2520" w:hanging="360"/>
       </w:pPr>
-      <w:rPr>
-        <w:rFonts w:ascii="OpenSymbol" w:hAnsi="OpenSymbol" w:cs="OpenSymbol" w:hint="default"/>
-      </w:rPr>
+      <w:rPr/>
     </w:lvl>
     <w:lvl w:ilvl="6">
       <w:start w:val="1"/>
-      <w:numFmt w:val="bullet"/>
-      <w:lvlText w:val=""/>
-      <w:lvlJc w:val="left"/>
-      <w:pPr>
-        <w:tabs>
-          <w:tab w:val="num" w:pos="0"/>
+      <w:numFmt w:val="lowerLetter"/>
+      <w:lvlText w:val="%7)"/>
+      <w:lvlJc w:val="left"/>
+      <w:pPr>
+        <w:tabs>
+          <w:tab w:val="num" w:pos="2880"/>
         </w:tabs>
         <w:ind w:left="2880" w:hanging="360"/>
       </w:pPr>
-      <w:rPr>
-        <w:rFonts w:ascii="Symbol" w:hAnsi="Symbol" w:cs="Symbol" w:hint="default"/>
-      </w:rPr>
+      <w:rPr/>
     </w:lvl>
     <w:lvl w:ilvl="7">
       <w:start w:val="1"/>
-      <w:numFmt w:val="bullet"/>
-      <w:lvlText w:val="◦"/>
-      <w:lvlJc w:val="left"/>
-      <w:pPr>
-        <w:tabs>
-          <w:tab w:val="num" w:pos="0"/>
+      <w:numFmt w:val="lowerLetter"/>
+      <w:lvlText w:val="%8)"/>
+      <w:lvlJc w:val="left"/>
+      <w:pPr>
+        <w:tabs>
+          <w:tab w:val="num" w:pos="3240"/>
         </w:tabs>
         <w:ind w:left="3240" w:hanging="360"/>
       </w:pPr>
-      <w:rPr>
-        <w:rFonts w:ascii="OpenSymbol" w:hAnsi="OpenSymbol" w:cs="OpenSymbol" w:hint="default"/>
-      </w:rPr>
+      <w:rPr/>
     </w:lvl>
     <w:lvl w:ilvl="8">
       <w:start w:val="1"/>
-      <w:numFmt w:val="bullet"/>
-      <w:lvlText w:val="▪"/>
-      <w:lvlJc w:val="left"/>
-      <w:pPr>
-        <w:tabs>
-          <w:tab w:val="num" w:pos="0"/>
+      <w:numFmt w:val="lowerLetter"/>
+      <w:lvlText w:val="%9)"/>
+      <w:lvlJc w:val="left"/>
+      <w:pPr>
+        <w:tabs>
+          <w:tab w:val="num" w:pos="3600"/>
         </w:tabs>
         <w:ind w:left="3600" w:hanging="360"/>
       </w:pPr>
-      <w:rPr>
-        <w:rFonts w:ascii="OpenSymbol" w:hAnsi="OpenSymbol" w:cs="OpenSymbol" w:hint="default"/>
-      </w:rPr>
+      <w:rPr/>
     </w:lvl>
   </w:abstractNum>
   <w:abstractNum w:abstractNumId="4">
@@ -4989,7 +5066,7 @@
       <w:lvlJc w:val="left"/>
       <w:pPr>
         <w:tabs>
-          <w:tab w:val="num" w:pos="0"/>
+          <w:tab w:val="num" w:pos="720"/>
         </w:tabs>
         <w:ind w:left="720" w:hanging="360"/>
       </w:pPr>
@@ -4997,103 +5074,105 @@
     </w:lvl>
     <w:lvl w:ilvl="1">
       <w:start w:val="1"/>
-      <w:numFmt w:val="lowerLetter"/>
-      <w:lvlText w:val="%2)"/>
-      <w:lvlJc w:val="left"/>
-      <w:pPr>
-        <w:tabs>
-          <w:tab w:val="num" w:pos="0"/>
+      <w:numFmt w:val="bullet"/>
+      <w:lvlText w:val=""/>
+      <w:lvlJc w:val="left"/>
+      <w:pPr>
+        <w:tabs>
+          <w:tab w:val="num" w:pos="1080"/>
         </w:tabs>
         <w:ind w:left="1080" w:hanging="360"/>
       </w:pPr>
+      <w:rPr>
+        <w:rFonts w:ascii="Symbol" w:hAnsi="Symbol" w:cs="Symbol" w:hint="default"/>
+      </w:rPr>
+    </w:lvl>
+    <w:lvl w:ilvl="2">
+      <w:start w:val="1"/>
+      <w:numFmt w:val="decimal"/>
+      <w:lvlText w:val="%3."/>
+      <w:lvlJc w:val="left"/>
+      <w:pPr>
+        <w:tabs>
+          <w:tab w:val="num" w:pos="1440"/>
+        </w:tabs>
+        <w:ind w:left="1440" w:hanging="360"/>
+      </w:pPr>
       <w:rPr/>
     </w:lvl>
-    <w:lvl w:ilvl="2">
-      <w:start w:val="1"/>
-      <w:numFmt w:val="lowerLetter"/>
-      <w:lvlText w:val="%3)"/>
-      <w:lvlJc w:val="left"/>
-      <w:pPr>
-        <w:tabs>
-          <w:tab w:val="num" w:pos="0"/>
-        </w:tabs>
-        <w:ind w:left="1440" w:hanging="360"/>
+    <w:lvl w:ilvl="3">
+      <w:start w:val="1"/>
+      <w:numFmt w:val="decimal"/>
+      <w:lvlText w:val="%4."/>
+      <w:lvlJc w:val="left"/>
+      <w:pPr>
+        <w:tabs>
+          <w:tab w:val="num" w:pos="1800"/>
+        </w:tabs>
+        <w:ind w:left="1800" w:hanging="360"/>
       </w:pPr>
       <w:rPr/>
     </w:lvl>
-    <w:lvl w:ilvl="3">
-      <w:start w:val="1"/>
-      <w:numFmt w:val="lowerLetter"/>
-      <w:lvlText w:val="%4)"/>
-      <w:lvlJc w:val="left"/>
-      <w:pPr>
-        <w:tabs>
-          <w:tab w:val="num" w:pos="0"/>
-        </w:tabs>
-        <w:ind w:left="1800" w:hanging="360"/>
+    <w:lvl w:ilvl="4">
+      <w:start w:val="1"/>
+      <w:numFmt w:val="decimal"/>
+      <w:lvlText w:val="%5."/>
+      <w:lvlJc w:val="left"/>
+      <w:pPr>
+        <w:tabs>
+          <w:tab w:val="num" w:pos="2160"/>
+        </w:tabs>
+        <w:ind w:left="2160" w:hanging="360"/>
       </w:pPr>
       <w:rPr/>
     </w:lvl>
-    <w:lvl w:ilvl="4">
-      <w:start w:val="1"/>
-      <w:numFmt w:val="lowerLetter"/>
-      <w:lvlText w:val="%5)"/>
-      <w:lvlJc w:val="left"/>
-      <w:pPr>
-        <w:tabs>
-          <w:tab w:val="num" w:pos="0"/>
-        </w:tabs>
-        <w:ind w:left="2160" w:hanging="360"/>
+    <w:lvl w:ilvl="5">
+      <w:start w:val="1"/>
+      <w:numFmt w:val="decimal"/>
+      <w:lvlText w:val="%6."/>
+      <w:lvlJc w:val="left"/>
+      <w:pPr>
+        <w:tabs>
+          <w:tab w:val="num" w:pos="2520"/>
+        </w:tabs>
+        <w:ind w:left="2520" w:hanging="360"/>
       </w:pPr>
       <w:rPr/>
     </w:lvl>
-    <w:lvl w:ilvl="5">
-      <w:start w:val="1"/>
-      <w:numFmt w:val="lowerLetter"/>
-      <w:lvlText w:val="%6)"/>
-      <w:lvlJc w:val="left"/>
-      <w:pPr>
-        <w:tabs>
-          <w:tab w:val="num" w:pos="0"/>
-        </w:tabs>
-        <w:ind w:left="2520" w:hanging="360"/>
+    <w:lvl w:ilvl="6">
+      <w:start w:val="1"/>
+      <w:numFmt w:val="decimal"/>
+      <w:lvlText w:val="%7."/>
+      <w:lvlJc w:val="left"/>
+      <w:pPr>
+        <w:tabs>
+          <w:tab w:val="num" w:pos="2880"/>
+        </w:tabs>
+        <w:ind w:left="2880" w:hanging="360"/>
       </w:pPr>
       <w:rPr/>
     </w:lvl>
-    <w:lvl w:ilvl="6">
-      <w:start w:val="1"/>
-      <w:numFmt w:val="lowerLetter"/>
-      <w:lvlText w:val="%7)"/>
-      <w:lvlJc w:val="left"/>
-      <w:pPr>
-        <w:tabs>
-          <w:tab w:val="num" w:pos="0"/>
-        </w:tabs>
-        <w:ind w:left="2880" w:hanging="360"/>
+    <w:lvl w:ilvl="7">
+      <w:start w:val="1"/>
+      <w:numFmt w:val="decimal"/>
+      <w:lvlText w:val="%8."/>
+      <w:lvlJc w:val="left"/>
+      <w:pPr>
+        <w:tabs>
+          <w:tab w:val="num" w:pos="3240"/>
+        </w:tabs>
+        <w:ind w:left="3240" w:hanging="360"/>
       </w:pPr>
       <w:rPr/>
     </w:lvl>
-    <w:lvl w:ilvl="7">
-      <w:start w:val="1"/>
-      <w:numFmt w:val="lowerLetter"/>
-      <w:lvlText w:val="%8)"/>
-      <w:lvlJc w:val="left"/>
-      <w:pPr>
-        <w:tabs>
-          <w:tab w:val="num" w:pos="0"/>
-        </w:tabs>
-        <w:ind w:left="3240" w:hanging="360"/>
-      </w:pPr>
-      <w:rPr/>
-    </w:lvl>
     <w:lvl w:ilvl="8">
       <w:start w:val="1"/>
-      <w:numFmt w:val="lowerLetter"/>
-      <w:lvlText w:val="%9)"/>
-      <w:lvlJc w:val="left"/>
-      <w:pPr>
-        <w:tabs>
-          <w:tab w:val="num" w:pos="0"/>
+      <w:numFmt w:val="decimal"/>
+      <w:lvlText w:val="%9."/>
+      <w:lvlJc w:val="left"/>
+      <w:pPr>
+        <w:tabs>
+          <w:tab w:val="num" w:pos="3600"/>
         </w:tabs>
         <w:ind w:left="3600" w:hanging="360"/>
       </w:pPr>
@@ -5103,8 +5182,8 @@
   <w:abstractNum w:abstractNumId="5">
     <w:lvl w:ilvl="0">
       <w:start w:val="1"/>
-      <w:numFmt w:val="bullet"/>
-      <w:lvlText w:val=""/>
+      <w:numFmt w:val="lowerLetter"/>
+      <w:lvlText w:val="%1)"/>
       <w:lvlJc w:val="left"/>
       <w:pPr>
         <w:tabs>
@@ -5112,9 +5191,7 @@
         </w:tabs>
         <w:ind w:left="720" w:hanging="360"/>
       </w:pPr>
-      <w:rPr>
-        <w:rFonts w:ascii="Symbol" w:hAnsi="Symbol" w:cs="Symbol" w:hint="default"/>
-      </w:rPr>
+      <w:rPr/>
     </w:lvl>
     <w:lvl w:ilvl="1">
       <w:start w:val="1"/>
@@ -5245,7 +5322,7 @@
       <w:lvlJc w:val="left"/>
       <w:pPr>
         <w:tabs>
-          <w:tab w:val="num" w:pos="720"/>
+          <w:tab w:val="num" w:pos="0"/>
         </w:tabs>
         <w:ind w:left="720" w:hanging="360"/>
       </w:pPr>
@@ -5258,7 +5335,7 @@
       <w:lvlJc w:val="left"/>
       <w:pPr>
         <w:tabs>
-          <w:tab w:val="num" w:pos="1080"/>
+          <w:tab w:val="num" w:pos="0"/>
         </w:tabs>
         <w:ind w:left="1080" w:hanging="360"/>
       </w:pPr>
@@ -5271,7 +5348,7 @@
       <w:lvlJc w:val="left"/>
       <w:pPr>
         <w:tabs>
-          <w:tab w:val="num" w:pos="1440"/>
+          <w:tab w:val="num" w:pos="0"/>
         </w:tabs>
         <w:ind w:left="1440" w:hanging="360"/>
       </w:pPr>
@@ -5284,7 +5361,7 @@
       <w:lvlJc w:val="left"/>
       <w:pPr>
         <w:tabs>
-          <w:tab w:val="num" w:pos="1800"/>
+          <w:tab w:val="num" w:pos="0"/>
         </w:tabs>
         <w:ind w:left="1800" w:hanging="360"/>
       </w:pPr>
@@ -5297,7 +5374,7 @@
       <w:lvlJc w:val="left"/>
       <w:pPr>
         <w:tabs>
-          <w:tab w:val="num" w:pos="2160"/>
+          <w:tab w:val="num" w:pos="0"/>
         </w:tabs>
         <w:ind w:left="2160" w:hanging="360"/>
       </w:pPr>
@@ -5310,7 +5387,7 @@
       <w:lvlJc w:val="left"/>
       <w:pPr>
         <w:tabs>
-          <w:tab w:val="num" w:pos="2520"/>
+          <w:tab w:val="num" w:pos="0"/>
         </w:tabs>
         <w:ind w:left="2520" w:hanging="360"/>
       </w:pPr>
@@ -5323,7 +5400,7 @@
       <w:lvlJc w:val="left"/>
       <w:pPr>
         <w:tabs>
-          <w:tab w:val="num" w:pos="2880"/>
+          <w:tab w:val="num" w:pos="0"/>
         </w:tabs>
         <w:ind w:left="2880" w:hanging="360"/>
       </w:pPr>
@@ -5336,7 +5413,7 @@
       <w:lvlJc w:val="left"/>
       <w:pPr>
         <w:tabs>
-          <w:tab w:val="num" w:pos="3240"/>
+          <w:tab w:val="num" w:pos="0"/>
         </w:tabs>
         <w:ind w:left="3240" w:hanging="360"/>
       </w:pPr>
@@ -5349,7 +5426,7 @@
       <w:lvlJc w:val="left"/>
       <w:pPr>
         <w:tabs>
-          <w:tab w:val="num" w:pos="3600"/>
+          <w:tab w:val="num" w:pos="0"/>
         </w:tabs>
         <w:ind w:left="3600" w:hanging="360"/>
       </w:pPr>
@@ -5359,129 +5436,145 @@
   <w:abstractNum w:abstractNumId="7">
     <w:lvl w:ilvl="0">
       <w:start w:val="1"/>
-      <w:numFmt w:val="lowerLetter"/>
-      <w:lvlText w:val="%1)"/>
-      <w:lvlJc w:val="left"/>
-      <w:pPr>
-        <w:tabs>
-          <w:tab w:val="num" w:pos="720"/>
+      <w:numFmt w:val="bullet"/>
+      <w:lvlText w:val=""/>
+      <w:lvlJc w:val="left"/>
+      <w:pPr>
+        <w:tabs>
+          <w:tab w:val="num" w:pos="0"/>
         </w:tabs>
         <w:ind w:left="720" w:hanging="360"/>
       </w:pPr>
-      <w:rPr/>
+      <w:rPr>
+        <w:rFonts w:ascii="Symbol" w:hAnsi="Symbol" w:cs="Symbol" w:hint="default"/>
+      </w:rPr>
     </w:lvl>
     <w:lvl w:ilvl="1">
       <w:start w:val="1"/>
       <w:numFmt w:val="bullet"/>
+      <w:lvlText w:val="◦"/>
+      <w:lvlJc w:val="left"/>
+      <w:pPr>
+        <w:tabs>
+          <w:tab w:val="num" w:pos="0"/>
+        </w:tabs>
+        <w:ind w:left="1080" w:hanging="360"/>
+      </w:pPr>
+      <w:rPr>
+        <w:rFonts w:ascii="OpenSymbol" w:hAnsi="OpenSymbol" w:cs="OpenSymbol" w:hint="default"/>
+      </w:rPr>
+    </w:lvl>
+    <w:lvl w:ilvl="2">
+      <w:start w:val="1"/>
+      <w:numFmt w:val="bullet"/>
+      <w:lvlText w:val="▪"/>
+      <w:lvlJc w:val="left"/>
+      <w:pPr>
+        <w:tabs>
+          <w:tab w:val="num" w:pos="0"/>
+        </w:tabs>
+        <w:ind w:left="1440" w:hanging="360"/>
+      </w:pPr>
+      <w:rPr>
+        <w:rFonts w:ascii="OpenSymbol" w:hAnsi="OpenSymbol" w:cs="OpenSymbol" w:hint="default"/>
+      </w:rPr>
+    </w:lvl>
+    <w:lvl w:ilvl="3">
+      <w:start w:val="1"/>
+      <w:numFmt w:val="bullet"/>
       <w:lvlText w:val=""/>
       <w:lvlJc w:val="left"/>
       <w:pPr>
         <w:tabs>
-          <w:tab w:val="num" w:pos="1080"/>
-        </w:tabs>
-        <w:ind w:left="1080" w:hanging="360"/>
+          <w:tab w:val="num" w:pos="0"/>
+        </w:tabs>
+        <w:ind w:left="1800" w:hanging="360"/>
       </w:pPr>
       <w:rPr>
         <w:rFonts w:ascii="Symbol" w:hAnsi="Symbol" w:cs="Symbol" w:hint="default"/>
       </w:rPr>
     </w:lvl>
-    <w:lvl w:ilvl="2">
-      <w:start w:val="1"/>
-      <w:numFmt w:val="decimal"/>
-      <w:lvlText w:val="%3."/>
-      <w:lvlJc w:val="left"/>
-      <w:pPr>
-        <w:tabs>
-          <w:tab w:val="num" w:pos="1440"/>
-        </w:tabs>
-        <w:ind w:left="1440" w:hanging="360"/>
-      </w:pPr>
-      <w:rPr/>
-    </w:lvl>
-    <w:lvl w:ilvl="3">
-      <w:start w:val="1"/>
-      <w:numFmt w:val="decimal"/>
-      <w:lvlText w:val="%4."/>
-      <w:lvlJc w:val="left"/>
-      <w:pPr>
-        <w:tabs>
-          <w:tab w:val="num" w:pos="1800"/>
-        </w:tabs>
-        <w:ind w:left="1800" w:hanging="360"/>
-      </w:pPr>
-      <w:rPr/>
-    </w:lvl>
     <w:lvl w:ilvl="4">
       <w:start w:val="1"/>
-      <w:numFmt w:val="decimal"/>
-      <w:lvlText w:val="%5."/>
-      <w:lvlJc w:val="left"/>
-      <w:pPr>
-        <w:tabs>
-          <w:tab w:val="num" w:pos="2160"/>
+      <w:numFmt w:val="bullet"/>
+      <w:lvlText w:val="◦"/>
+      <w:lvlJc w:val="left"/>
+      <w:pPr>
+        <w:tabs>
+          <w:tab w:val="num" w:pos="0"/>
         </w:tabs>
         <w:ind w:left="2160" w:hanging="360"/>
       </w:pPr>
-      <w:rPr/>
+      <w:rPr>
+        <w:rFonts w:ascii="OpenSymbol" w:hAnsi="OpenSymbol" w:cs="OpenSymbol" w:hint="default"/>
+      </w:rPr>
     </w:lvl>
     <w:lvl w:ilvl="5">
       <w:start w:val="1"/>
-      <w:numFmt w:val="decimal"/>
-      <w:lvlText w:val="%6."/>
-      <w:lvlJc w:val="left"/>
-      <w:pPr>
-        <w:tabs>
-          <w:tab w:val="num" w:pos="2520"/>
+      <w:numFmt w:val="bullet"/>
+      <w:lvlText w:val="▪"/>
+      <w:lvlJc w:val="left"/>
+      <w:pPr>
+        <w:tabs>
+          <w:tab w:val="num" w:pos="0"/>
         </w:tabs>
         <w:ind w:left="2520" w:hanging="360"/>
       </w:pPr>
-      <w:rPr/>
+      <w:rPr>
+        <w:rFonts w:ascii="OpenSymbol" w:hAnsi="OpenSymbol" w:cs="OpenSymbol" w:hint="default"/>
+      </w:rPr>
     </w:lvl>
     <w:lvl w:ilvl="6">
       <w:start w:val="1"/>
-      <w:numFmt w:val="decimal"/>
-      <w:lvlText w:val="%7."/>
-      <w:lvlJc w:val="left"/>
-      <w:pPr>
-        <w:tabs>
-          <w:tab w:val="num" w:pos="2880"/>
+      <w:numFmt w:val="bullet"/>
+      <w:lvlText w:val=""/>
+      <w:lvlJc w:val="left"/>
+      <w:pPr>
+        <w:tabs>
+          <w:tab w:val="num" w:pos="0"/>
         </w:tabs>
         <w:ind w:left="2880" w:hanging="360"/>
       </w:pPr>
-      <w:rPr/>
+      <w:rPr>
+        <w:rFonts w:ascii="Symbol" w:hAnsi="Symbol" w:cs="Symbol" w:hint="default"/>
+      </w:rPr>
     </w:lvl>
     <w:lvl w:ilvl="7">
       <w:start w:val="1"/>
-      <w:numFmt w:val="decimal"/>
-      <w:lvlText w:val="%8."/>
-      <w:lvlJc w:val="left"/>
-      <w:pPr>
-        <w:tabs>
-          <w:tab w:val="num" w:pos="3240"/>
+      <w:numFmt w:val="bullet"/>
+      <w:lvlText w:val="◦"/>
+      <w:lvlJc w:val="left"/>
+      <w:pPr>
+        <w:tabs>
+          <w:tab w:val="num" w:pos="0"/>
         </w:tabs>
         <w:ind w:left="3240" w:hanging="360"/>
       </w:pPr>
-      <w:rPr/>
+      <w:rPr>
+        <w:rFonts w:ascii="OpenSymbol" w:hAnsi="OpenSymbol" w:cs="OpenSymbol" w:hint="default"/>
+      </w:rPr>
     </w:lvl>
     <w:lvl w:ilvl="8">
       <w:start w:val="1"/>
-      <w:numFmt w:val="decimal"/>
-      <w:lvlText w:val="%9."/>
-      <w:lvlJc w:val="left"/>
-      <w:pPr>
-        <w:tabs>
-          <w:tab w:val="num" w:pos="3600"/>
+      <w:numFmt w:val="bullet"/>
+      <w:lvlText w:val="▪"/>
+      <w:lvlJc w:val="left"/>
+      <w:pPr>
+        <w:tabs>
+          <w:tab w:val="num" w:pos="0"/>
         </w:tabs>
         <w:ind w:left="3600" w:hanging="360"/>
       </w:pPr>
-      <w:rPr/>
+      <w:rPr>
+        <w:rFonts w:ascii="OpenSymbol" w:hAnsi="OpenSymbol" w:cs="OpenSymbol" w:hint="default"/>
+      </w:rPr>
     </w:lvl>
   </w:abstractNum>
   <w:abstractNum w:abstractNumId="8">
     <w:lvl w:ilvl="0">
       <w:start w:val="1"/>
-      <w:numFmt w:val="lowerLetter"/>
-      <w:lvlText w:val="%1)"/>
+      <w:numFmt w:val="bullet"/>
+      <w:lvlText w:val=""/>
       <w:lvlJc w:val="left"/>
       <w:pPr>
         <w:tabs>
@@ -5489,7 +5582,9 @@
         </w:tabs>
         <w:ind w:left="720" w:hanging="360"/>
       </w:pPr>
-      <w:rPr/>
+      <w:rPr>
+        <w:rFonts w:ascii="Symbol" w:hAnsi="Symbol" w:cs="Symbol" w:hint="default"/>
+      </w:rPr>
     </w:lvl>
     <w:lvl w:ilvl="1">
       <w:start w:val="1"/>
@@ -5615,8 +5710,8 @@
   <w:abstractNum w:abstractNumId="9">
     <w:lvl w:ilvl="0">
       <w:start w:val="1"/>
-      <w:numFmt w:val="lowerLetter"/>
-      <w:lvlText w:val="%1)"/>
+      <w:numFmt w:val="bullet"/>
+      <w:lvlText w:val=""/>
       <w:lvlJc w:val="left"/>
       <w:pPr>
         <w:tabs>
@@ -5624,12 +5719,14 @@
         </w:tabs>
         <w:ind w:left="720" w:hanging="360"/>
       </w:pPr>
-      <w:rPr/>
+      <w:rPr>
+        <w:rFonts w:ascii="Symbol" w:hAnsi="Symbol" w:cs="Symbol" w:hint="default"/>
+      </w:rPr>
     </w:lvl>
     <w:lvl w:ilvl="1">
       <w:start w:val="1"/>
-      <w:numFmt w:val="lowerLetter"/>
-      <w:lvlText w:val="%2)"/>
+      <w:numFmt w:val="bullet"/>
+      <w:lvlText w:val="◦"/>
       <w:lvlJc w:val="left"/>
       <w:pPr>
         <w:tabs>
@@ -5637,12 +5734,14 @@
         </w:tabs>
         <w:ind w:left="1080" w:hanging="360"/>
       </w:pPr>
-      <w:rPr/>
+      <w:rPr>
+        <w:rFonts w:ascii="OpenSymbol" w:hAnsi="OpenSymbol" w:cs="OpenSymbol" w:hint="default"/>
+      </w:rPr>
     </w:lvl>
     <w:lvl w:ilvl="2">
       <w:start w:val="1"/>
-      <w:numFmt w:val="lowerLetter"/>
-      <w:lvlText w:val="%3)"/>
+      <w:numFmt w:val="bullet"/>
+      <w:lvlText w:val="▪"/>
       <w:lvlJc w:val="left"/>
       <w:pPr>
         <w:tabs>
@@ -5650,12 +5749,14 @@
         </w:tabs>
         <w:ind w:left="1440" w:hanging="360"/>
       </w:pPr>
-      <w:rPr/>
+      <w:rPr>
+        <w:rFonts w:ascii="OpenSymbol" w:hAnsi="OpenSymbol" w:cs="OpenSymbol" w:hint="default"/>
+      </w:rPr>
     </w:lvl>
     <w:lvl w:ilvl="3">
       <w:start w:val="1"/>
-      <w:numFmt w:val="lowerLetter"/>
-      <w:lvlText w:val="%4)"/>
+      <w:numFmt w:val="bullet"/>
+      <w:lvlText w:val=""/>
       <w:lvlJc w:val="left"/>
       <w:pPr>
         <w:tabs>
@@ -5663,12 +5764,14 @@
         </w:tabs>
         <w:ind w:left="1800" w:hanging="360"/>
       </w:pPr>
-      <w:rPr/>
+      <w:rPr>
+        <w:rFonts w:ascii="Symbol" w:hAnsi="Symbol" w:cs="Symbol" w:hint="default"/>
+      </w:rPr>
     </w:lvl>
     <w:lvl w:ilvl="4">
       <w:start w:val="1"/>
-      <w:numFmt w:val="lowerLetter"/>
-      <w:lvlText w:val="%5)"/>
+      <w:numFmt w:val="bullet"/>
+      <w:lvlText w:val="◦"/>
       <w:lvlJc w:val="left"/>
       <w:pPr>
         <w:tabs>
@@ -5676,12 +5779,14 @@
         </w:tabs>
         <w:ind w:left="2160" w:hanging="360"/>
       </w:pPr>
-      <w:rPr/>
+      <w:rPr>
+        <w:rFonts w:ascii="OpenSymbol" w:hAnsi="OpenSymbol" w:cs="OpenSymbol" w:hint="default"/>
+      </w:rPr>
     </w:lvl>
     <w:lvl w:ilvl="5">
       <w:start w:val="1"/>
-      <w:numFmt w:val="lowerLetter"/>
-      <w:lvlText w:val="%6)"/>
+      <w:numFmt w:val="bullet"/>
+      <w:lvlText w:val="▪"/>
       <w:lvlJc w:val="left"/>
       <w:pPr>
         <w:tabs>
@@ -5689,12 +5794,14 @@
         </w:tabs>
         <w:ind w:left="2520" w:hanging="360"/>
       </w:pPr>
-      <w:rPr/>
+      <w:rPr>
+        <w:rFonts w:ascii="OpenSymbol" w:hAnsi="OpenSymbol" w:cs="OpenSymbol" w:hint="default"/>
+      </w:rPr>
     </w:lvl>
     <w:lvl w:ilvl="6">
       <w:start w:val="1"/>
-      <w:numFmt w:val="lowerLetter"/>
-      <w:lvlText w:val="%7)"/>
+      <w:numFmt w:val="bullet"/>
+      <w:lvlText w:val=""/>
       <w:lvlJc w:val="left"/>
       <w:pPr>
         <w:tabs>
@@ -5702,12 +5809,14 @@
         </w:tabs>
         <w:ind w:left="2880" w:hanging="360"/>
       </w:pPr>
-      <w:rPr/>
+      <w:rPr>
+        <w:rFonts w:ascii="Symbol" w:hAnsi="Symbol" w:cs="Symbol" w:hint="default"/>
+      </w:rPr>
     </w:lvl>
     <w:lvl w:ilvl="7">
       <w:start w:val="1"/>
-      <w:numFmt w:val="lowerLetter"/>
-      <w:lvlText w:val="%8)"/>
+      <w:numFmt w:val="bullet"/>
+      <w:lvlText w:val="◦"/>
       <w:lvlJc w:val="left"/>
       <w:pPr>
         <w:tabs>
@@ -5715,12 +5824,14 @@
         </w:tabs>
         <w:ind w:left="3240" w:hanging="360"/>
       </w:pPr>
-      <w:rPr/>
+      <w:rPr>
+        <w:rFonts w:ascii="OpenSymbol" w:hAnsi="OpenSymbol" w:cs="OpenSymbol" w:hint="default"/>
+      </w:rPr>
     </w:lvl>
     <w:lvl w:ilvl="8">
       <w:start w:val="1"/>
-      <w:numFmt w:val="lowerLetter"/>
-      <w:lvlText w:val="%9)"/>
+      <w:numFmt w:val="bullet"/>
+      <w:lvlText w:val="▪"/>
       <w:lvlJc w:val="left"/>
       <w:pPr>
         <w:tabs>
@@ -5728,7 +5839,9 @@
         </w:tabs>
         <w:ind w:left="3600" w:hanging="360"/>
       </w:pPr>
-      <w:rPr/>
+      <w:rPr>
+        <w:rFonts w:ascii="OpenSymbol" w:hAnsi="OpenSymbol" w:cs="OpenSymbol" w:hint="default"/>
+      </w:rPr>
     </w:lvl>
   </w:abstractNum>
   <w:abstractNum w:abstractNumId="10">
@@ -6145,6 +6258,143 @@
   <w:abstractNum w:abstractNumId="13">
     <w:lvl w:ilvl="0">
       <w:start w:val="1"/>
+      <w:numFmt w:val="bullet"/>
+      <w:lvlText w:val=""/>
+      <w:lvlJc w:val="left"/>
+      <w:pPr>
+        <w:tabs>
+          <w:tab w:val="num" w:pos="0"/>
+        </w:tabs>
+        <w:ind w:left="720" w:hanging="360"/>
+      </w:pPr>
+      <w:rPr>
+        <w:rFonts w:ascii="Symbol" w:hAnsi="Symbol" w:cs="Symbol" w:hint="default"/>
+      </w:rPr>
+    </w:lvl>
+    <w:lvl w:ilvl="1">
+      <w:start w:val="1"/>
+      <w:numFmt w:val="bullet"/>
+      <w:lvlText w:val="◦"/>
+      <w:lvlJc w:val="left"/>
+      <w:pPr>
+        <w:tabs>
+          <w:tab w:val="num" w:pos="0"/>
+        </w:tabs>
+        <w:ind w:left="1080" w:hanging="360"/>
+      </w:pPr>
+      <w:rPr>
+        <w:rFonts w:ascii="OpenSymbol" w:hAnsi="OpenSymbol" w:cs="OpenSymbol" w:hint="default"/>
+      </w:rPr>
+    </w:lvl>
+    <w:lvl w:ilvl="2">
+      <w:start w:val="1"/>
+      <w:numFmt w:val="bullet"/>
+      <w:lvlText w:val="▪"/>
+      <w:lvlJc w:val="left"/>
+      <w:pPr>
+        <w:tabs>
+          <w:tab w:val="num" w:pos="0"/>
+        </w:tabs>
+        <w:ind w:left="1440" w:hanging="360"/>
+      </w:pPr>
+      <w:rPr>
+        <w:rFonts w:ascii="OpenSymbol" w:hAnsi="OpenSymbol" w:cs="OpenSymbol" w:hint="default"/>
+      </w:rPr>
+    </w:lvl>
+    <w:lvl w:ilvl="3">
+      <w:start w:val="1"/>
+      <w:numFmt w:val="bullet"/>
+      <w:lvlText w:val=""/>
+      <w:lvlJc w:val="left"/>
+      <w:pPr>
+        <w:tabs>
+          <w:tab w:val="num" w:pos="0"/>
+        </w:tabs>
+        <w:ind w:left="1800" w:hanging="360"/>
+      </w:pPr>
+      <w:rPr>
+        <w:rFonts w:ascii="Symbol" w:hAnsi="Symbol" w:cs="Symbol" w:hint="default"/>
+      </w:rPr>
+    </w:lvl>
+    <w:lvl w:ilvl="4">
+      <w:start w:val="1"/>
+      <w:numFmt w:val="bullet"/>
+      <w:lvlText w:val="◦"/>
+      <w:lvlJc w:val="left"/>
+      <w:pPr>
+        <w:tabs>
+          <w:tab w:val="num" w:pos="0"/>
+        </w:tabs>
+        <w:ind w:left="2160" w:hanging="360"/>
+      </w:pPr>
+      <w:rPr>
+        <w:rFonts w:ascii="OpenSymbol" w:hAnsi="OpenSymbol" w:cs="OpenSymbol" w:hint="default"/>
+      </w:rPr>
+    </w:lvl>
+    <w:lvl w:ilvl="5">
+      <w:start w:val="1"/>
+      <w:numFmt w:val="bullet"/>
+      <w:lvlText w:val="▪"/>
+      <w:lvlJc w:val="left"/>
+      <w:pPr>
+        <w:tabs>
+          <w:tab w:val="num" w:pos="0"/>
+        </w:tabs>
+        <w:ind w:left="2520" w:hanging="360"/>
+      </w:pPr>
+      <w:rPr>
+        <w:rFonts w:ascii="OpenSymbol" w:hAnsi="OpenSymbol" w:cs="OpenSymbol" w:hint="default"/>
+      </w:rPr>
+    </w:lvl>
+    <w:lvl w:ilvl="6">
+      <w:start w:val="1"/>
+      <w:numFmt w:val="bullet"/>
+      <w:lvlText w:val=""/>
+      <w:lvlJc w:val="left"/>
+      <w:pPr>
+        <w:tabs>
+          <w:tab w:val="num" w:pos="0"/>
+        </w:tabs>
+        <w:ind w:left="2880" w:hanging="360"/>
+      </w:pPr>
+      <w:rPr>
+        <w:rFonts w:ascii="Symbol" w:hAnsi="Symbol" w:cs="Symbol" w:hint="default"/>
+      </w:rPr>
+    </w:lvl>
+    <w:lvl w:ilvl="7">
+      <w:start w:val="1"/>
+      <w:numFmt w:val="bullet"/>
+      <w:lvlText w:val="◦"/>
+      <w:lvlJc w:val="left"/>
+      <w:pPr>
+        <w:tabs>
+          <w:tab w:val="num" w:pos="0"/>
+        </w:tabs>
+        <w:ind w:left="3240" w:hanging="360"/>
+      </w:pPr>
+      <w:rPr>
+        <w:rFonts w:ascii="OpenSymbol" w:hAnsi="OpenSymbol" w:cs="OpenSymbol" w:hint="default"/>
+      </w:rPr>
+    </w:lvl>
+    <w:lvl w:ilvl="8">
+      <w:start w:val="1"/>
+      <w:numFmt w:val="bullet"/>
+      <w:lvlText w:val="▪"/>
+      <w:lvlJc w:val="left"/>
+      <w:pPr>
+        <w:tabs>
+          <w:tab w:val="num" w:pos="0"/>
+        </w:tabs>
+        <w:ind w:left="3600" w:hanging="360"/>
+      </w:pPr>
+      <w:rPr>
+        <w:rFonts w:ascii="OpenSymbol" w:hAnsi="OpenSymbol" w:cs="OpenSymbol" w:hint="default"/>
+      </w:rPr>
+    </w:lvl>
+  </w:abstractNum>
+  <w:abstractNum w:abstractNumId="14">
+    <w:lvl w:ilvl="0">
+      <w:start w:val="1"/>
       <w:numFmt w:val="lowerLetter"/>
       <w:lvlText w:val="%1)"/>
       <w:lvlJc w:val="left"/>
@@ -6277,7 +6527,416 @@
       </w:rPr>
     </w:lvl>
   </w:abstractNum>
-  <w:abstractNum w:abstractNumId="14">
+  <w:abstractNum w:abstractNumId="15">
+    <w:lvl w:ilvl="0">
+      <w:start w:val="1"/>
+      <w:numFmt w:val="lowerLetter"/>
+      <w:lvlText w:val="%1)"/>
+      <w:lvlJc w:val="left"/>
+      <w:pPr>
+        <w:tabs>
+          <w:tab w:val="num" w:pos="0"/>
+        </w:tabs>
+        <w:ind w:left="720" w:hanging="360"/>
+      </w:pPr>
+      <w:rPr/>
+    </w:lvl>
+    <w:lvl w:ilvl="1">
+      <w:start w:val="1"/>
+      <w:numFmt w:val="bullet"/>
+      <w:lvlText w:val="◦"/>
+      <w:lvlJc w:val="left"/>
+      <w:pPr>
+        <w:tabs>
+          <w:tab w:val="num" w:pos="0"/>
+        </w:tabs>
+        <w:ind w:left="1080" w:hanging="360"/>
+      </w:pPr>
+      <w:rPr>
+        <w:rFonts w:ascii="OpenSymbol" w:hAnsi="OpenSymbol" w:cs="OpenSymbol" w:hint="default"/>
+      </w:rPr>
+    </w:lvl>
+    <w:lvl w:ilvl="2">
+      <w:start w:val="1"/>
+      <w:numFmt w:val="bullet"/>
+      <w:lvlText w:val="▪"/>
+      <w:lvlJc w:val="left"/>
+      <w:pPr>
+        <w:tabs>
+          <w:tab w:val="num" w:pos="0"/>
+        </w:tabs>
+        <w:ind w:left="1440" w:hanging="360"/>
+      </w:pPr>
+      <w:rPr>
+        <w:rFonts w:ascii="OpenSymbol" w:hAnsi="OpenSymbol" w:cs="OpenSymbol" w:hint="default"/>
+      </w:rPr>
+    </w:lvl>
+    <w:lvl w:ilvl="3">
+      <w:start w:val="1"/>
+      <w:numFmt w:val="bullet"/>
+      <w:lvlText w:val=""/>
+      <w:lvlJc w:val="left"/>
+      <w:pPr>
+        <w:tabs>
+          <w:tab w:val="num" w:pos="0"/>
+        </w:tabs>
+        <w:ind w:left="1800" w:hanging="360"/>
+      </w:pPr>
+      <w:rPr>
+        <w:rFonts w:ascii="Symbol" w:hAnsi="Symbol" w:cs="Symbol" w:hint="default"/>
+      </w:rPr>
+    </w:lvl>
+    <w:lvl w:ilvl="4">
+      <w:start w:val="1"/>
+      <w:numFmt w:val="bullet"/>
+      <w:lvlText w:val="◦"/>
+      <w:lvlJc w:val="left"/>
+      <w:pPr>
+        <w:tabs>
+          <w:tab w:val="num" w:pos="0"/>
+        </w:tabs>
+        <w:ind w:left="2160" w:hanging="360"/>
+      </w:pPr>
+      <w:rPr>
+        <w:rFonts w:ascii="OpenSymbol" w:hAnsi="OpenSymbol" w:cs="OpenSymbol" w:hint="default"/>
+      </w:rPr>
+    </w:lvl>
+    <w:lvl w:ilvl="5">
+      <w:start w:val="1"/>
+      <w:numFmt w:val="bullet"/>
+      <w:lvlText w:val="▪"/>
+      <w:lvlJc w:val="left"/>
+      <w:pPr>
+        <w:tabs>
+          <w:tab w:val="num" w:pos="0"/>
+        </w:tabs>
+        <w:ind w:left="2520" w:hanging="360"/>
+      </w:pPr>
+      <w:rPr>
+        <w:rFonts w:ascii="OpenSymbol" w:hAnsi="OpenSymbol" w:cs="OpenSymbol" w:hint="default"/>
+      </w:rPr>
+    </w:lvl>
+    <w:lvl w:ilvl="6">
+      <w:start w:val="1"/>
+      <w:numFmt w:val="bullet"/>
+      <w:lvlText w:val=""/>
+      <w:lvlJc w:val="left"/>
+      <w:pPr>
+        <w:tabs>
+          <w:tab w:val="num" w:pos="0"/>
+        </w:tabs>
+        <w:ind w:left="2880" w:hanging="360"/>
+      </w:pPr>
+      <w:rPr>
+        <w:rFonts w:ascii="Symbol" w:hAnsi="Symbol" w:cs="Symbol" w:hint="default"/>
+      </w:rPr>
+    </w:lvl>
+    <w:lvl w:ilvl="7">
+      <w:start w:val="1"/>
+      <w:numFmt w:val="bullet"/>
+      <w:lvlText w:val="◦"/>
+      <w:lvlJc w:val="left"/>
+      <w:pPr>
+        <w:tabs>
+          <w:tab w:val="num" w:pos="0"/>
+        </w:tabs>
+        <w:ind w:left="3240" w:hanging="360"/>
+      </w:pPr>
+      <w:rPr>
+        <w:rFonts w:ascii="OpenSymbol" w:hAnsi="OpenSymbol" w:cs="OpenSymbol" w:hint="default"/>
+      </w:rPr>
+    </w:lvl>
+    <w:lvl w:ilvl="8">
+      <w:start w:val="1"/>
+      <w:numFmt w:val="bullet"/>
+      <w:lvlText w:val="▪"/>
+      <w:lvlJc w:val="left"/>
+      <w:pPr>
+        <w:tabs>
+          <w:tab w:val="num" w:pos="0"/>
+        </w:tabs>
+        <w:ind w:left="3600" w:hanging="360"/>
+      </w:pPr>
+      <w:rPr>
+        <w:rFonts w:ascii="OpenSymbol" w:hAnsi="OpenSymbol" w:cs="OpenSymbol" w:hint="default"/>
+      </w:rPr>
+    </w:lvl>
+  </w:abstractNum>
+  <w:abstractNum w:abstractNumId="16">
+    <w:lvl w:ilvl="0">
+      <w:start w:val="1"/>
+      <w:numFmt w:val="bullet"/>
+      <w:lvlText w:val=""/>
+      <w:lvlJc w:val="left"/>
+      <w:pPr>
+        <w:tabs>
+          <w:tab w:val="num" w:pos="0"/>
+        </w:tabs>
+        <w:ind w:left="720" w:hanging="360"/>
+      </w:pPr>
+      <w:rPr>
+        <w:rFonts w:ascii="Symbol" w:hAnsi="Symbol" w:cs="Symbol" w:hint="default"/>
+      </w:rPr>
+    </w:lvl>
+    <w:lvl w:ilvl="1">
+      <w:start w:val="1"/>
+      <w:numFmt w:val="bullet"/>
+      <w:lvlText w:val="◦"/>
+      <w:lvlJc w:val="left"/>
+      <w:pPr>
+        <w:tabs>
+          <w:tab w:val="num" w:pos="0"/>
+        </w:tabs>
+        <w:ind w:left="1080" w:hanging="360"/>
+      </w:pPr>
+      <w:rPr>
+        <w:rFonts w:ascii="OpenSymbol" w:hAnsi="OpenSymbol" w:cs="OpenSymbol" w:hint="default"/>
+      </w:rPr>
+    </w:lvl>
+    <w:lvl w:ilvl="2">
+      <w:start w:val="1"/>
+      <w:numFmt w:val="bullet"/>
+      <w:lvlText w:val="▪"/>
+      <w:lvlJc w:val="left"/>
+      <w:pPr>
+        <w:tabs>
+          <w:tab w:val="num" w:pos="0"/>
+        </w:tabs>
+        <w:ind w:left="1440" w:hanging="360"/>
+      </w:pPr>
+      <w:rPr>
+        <w:rFonts w:ascii="OpenSymbol" w:hAnsi="OpenSymbol" w:cs="OpenSymbol" w:hint="default"/>
+      </w:rPr>
+    </w:lvl>
+    <w:lvl w:ilvl="3">
+      <w:start w:val="1"/>
+      <w:numFmt w:val="bullet"/>
+      <w:lvlText w:val=""/>
+      <w:lvlJc w:val="left"/>
+      <w:pPr>
+        <w:tabs>
+          <w:tab w:val="num" w:pos="0"/>
+        </w:tabs>
+        <w:ind w:left="1800" w:hanging="360"/>
+      </w:pPr>
+      <w:rPr>
+        <w:rFonts w:ascii="Symbol" w:hAnsi="Symbol" w:cs="Symbol" w:hint="default"/>
+      </w:rPr>
+    </w:lvl>
+    <w:lvl w:ilvl="4">
+      <w:start w:val="1"/>
+      <w:numFmt w:val="bullet"/>
+      <w:lvlText w:val="◦"/>
+      <w:lvlJc w:val="left"/>
+      <w:pPr>
+        <w:tabs>
+          <w:tab w:val="num" w:pos="0"/>
+        </w:tabs>
+        <w:ind w:left="2160" w:hanging="360"/>
+      </w:pPr>
+      <w:rPr>
+        <w:rFonts w:ascii="OpenSymbol" w:hAnsi="OpenSymbol" w:cs="OpenSymbol" w:hint="default"/>
+      </w:rPr>
+    </w:lvl>
+    <w:lvl w:ilvl="5">
+      <w:start w:val="1"/>
+      <w:numFmt w:val="bullet"/>
+      <w:lvlText w:val="▪"/>
+      <w:lvlJc w:val="left"/>
+      <w:pPr>
+        <w:tabs>
+          <w:tab w:val="num" w:pos="0"/>
+        </w:tabs>
+        <w:ind w:left="2520" w:hanging="360"/>
+      </w:pPr>
+      <w:rPr>
+        <w:rFonts w:ascii="OpenSymbol" w:hAnsi="OpenSymbol" w:cs="OpenSymbol" w:hint="default"/>
+      </w:rPr>
+    </w:lvl>
+    <w:lvl w:ilvl="6">
+      <w:start w:val="1"/>
+      <w:numFmt w:val="bullet"/>
+      <w:lvlText w:val=""/>
+      <w:lvlJc w:val="left"/>
+      <w:pPr>
+        <w:tabs>
+          <w:tab w:val="num" w:pos="0"/>
+        </w:tabs>
+        <w:ind w:left="2880" w:hanging="360"/>
+      </w:pPr>
+      <w:rPr>
+        <w:rFonts w:ascii="Symbol" w:hAnsi="Symbol" w:cs="Symbol" w:hint="default"/>
+      </w:rPr>
+    </w:lvl>
+    <w:lvl w:ilvl="7">
+      <w:start w:val="1"/>
+      <w:numFmt w:val="bullet"/>
+      <w:lvlText w:val="◦"/>
+      <w:lvlJc w:val="left"/>
+      <w:pPr>
+        <w:tabs>
+          <w:tab w:val="num" w:pos="0"/>
+        </w:tabs>
+        <w:ind w:left="3240" w:hanging="360"/>
+      </w:pPr>
+      <w:rPr>
+        <w:rFonts w:ascii="OpenSymbol" w:hAnsi="OpenSymbol" w:cs="OpenSymbol" w:hint="default"/>
+      </w:rPr>
+    </w:lvl>
+    <w:lvl w:ilvl="8">
+      <w:start w:val="1"/>
+      <w:numFmt w:val="bullet"/>
+      <w:lvlText w:val="▪"/>
+      <w:lvlJc w:val="left"/>
+      <w:pPr>
+        <w:tabs>
+          <w:tab w:val="num" w:pos="0"/>
+        </w:tabs>
+        <w:ind w:left="3600" w:hanging="360"/>
+      </w:pPr>
+      <w:rPr>
+        <w:rFonts w:ascii="OpenSymbol" w:hAnsi="OpenSymbol" w:cs="OpenSymbol" w:hint="default"/>
+      </w:rPr>
+    </w:lvl>
+  </w:abstractNum>
+  <w:abstractNum w:abstractNumId="17">
+    <w:lvl w:ilvl="0">
+      <w:start w:val="1"/>
+      <w:numFmt w:val="bullet"/>
+      <w:lvlText w:val=""/>
+      <w:lvlJc w:val="left"/>
+      <w:pPr>
+        <w:tabs>
+          <w:tab w:val="num" w:pos="0"/>
+        </w:tabs>
+        <w:ind w:left="720" w:hanging="360"/>
+      </w:pPr>
+      <w:rPr>
+        <w:rFonts w:ascii="Symbol" w:hAnsi="Symbol" w:cs="Symbol" w:hint="default"/>
+      </w:rPr>
+    </w:lvl>
+    <w:lvl w:ilvl="1">
+      <w:start w:val="1"/>
+      <w:numFmt w:val="bullet"/>
+      <w:lvlText w:val="◦"/>
+      <w:lvlJc w:val="left"/>
+      <w:pPr>
+        <w:tabs>
+          <w:tab w:val="num" w:pos="0"/>
+        </w:tabs>
+        <w:ind w:left="1080" w:hanging="360"/>
+      </w:pPr>
+      <w:rPr>
+        <w:rFonts w:ascii="OpenSymbol" w:hAnsi="OpenSymbol" w:cs="OpenSymbol" w:hint="default"/>
+      </w:rPr>
+    </w:lvl>
+    <w:lvl w:ilvl="2">
+      <w:start w:val="1"/>
+      <w:numFmt w:val="bullet"/>
+      <w:lvlText w:val="▪"/>
+      <w:lvlJc w:val="left"/>
+      <w:pPr>
+        <w:tabs>
+          <w:tab w:val="num" w:pos="0"/>
+        </w:tabs>
+        <w:ind w:left="1440" w:hanging="360"/>
+      </w:pPr>
+      <w:rPr>
+        <w:rFonts w:ascii="OpenSymbol" w:hAnsi="OpenSymbol" w:cs="OpenSymbol" w:hint="default"/>
+      </w:rPr>
+    </w:lvl>
+    <w:lvl w:ilvl="3">
+      <w:start w:val="1"/>
+      <w:numFmt w:val="bullet"/>
+      <w:lvlText w:val=""/>
+      <w:lvlJc w:val="left"/>
+      <w:pPr>
+        <w:tabs>
+          <w:tab w:val="num" w:pos="0"/>
+        </w:tabs>
+        <w:ind w:left="1800" w:hanging="360"/>
+      </w:pPr>
+      <w:rPr>
+        <w:rFonts w:ascii="Symbol" w:hAnsi="Symbol" w:cs="Symbol" w:hint="default"/>
+      </w:rPr>
+    </w:lvl>
+    <w:lvl w:ilvl="4">
+      <w:start w:val="1"/>
+      <w:numFmt w:val="bullet"/>
+      <w:lvlText w:val="◦"/>
+      <w:lvlJc w:val="left"/>
+      <w:pPr>
+        <w:tabs>
+          <w:tab w:val="num" w:pos="0"/>
+        </w:tabs>
+        <w:ind w:left="2160" w:hanging="360"/>
+      </w:pPr>
+      <w:rPr>
+        <w:rFonts w:ascii="OpenSymbol" w:hAnsi="OpenSymbol" w:cs="OpenSymbol" w:hint="default"/>
+      </w:rPr>
+    </w:lvl>
+    <w:lvl w:ilvl="5">
+      <w:start w:val="1"/>
+      <w:numFmt w:val="bullet"/>
+      <w:lvlText w:val="▪"/>
+      <w:lvlJc w:val="left"/>
+      <w:pPr>
+        <w:tabs>
+          <w:tab w:val="num" w:pos="0"/>
+        </w:tabs>
+        <w:ind w:left="2520" w:hanging="360"/>
+      </w:pPr>
+      <w:rPr>
+        <w:rFonts w:ascii="OpenSymbol" w:hAnsi="OpenSymbol" w:cs="OpenSymbol" w:hint="default"/>
+      </w:rPr>
+    </w:lvl>
+    <w:lvl w:ilvl="6">
+      <w:start w:val="1"/>
+      <w:numFmt w:val="bullet"/>
+      <w:lvlText w:val=""/>
+      <w:lvlJc w:val="left"/>
+      <w:pPr>
+        <w:tabs>
+          <w:tab w:val="num" w:pos="0"/>
+        </w:tabs>
+        <w:ind w:left="2880" w:hanging="360"/>
+      </w:pPr>
+      <w:rPr>
+        <w:rFonts w:ascii="Symbol" w:hAnsi="Symbol" w:cs="Symbol" w:hint="default"/>
+      </w:rPr>
+    </w:lvl>
+    <w:lvl w:ilvl="7">
+      <w:start w:val="1"/>
+      <w:numFmt w:val="bullet"/>
+      <w:lvlText w:val="◦"/>
+      <w:lvlJc w:val="left"/>
+      <w:pPr>
+        <w:tabs>
+          <w:tab w:val="num" w:pos="0"/>
+        </w:tabs>
+        <w:ind w:left="3240" w:hanging="360"/>
+      </w:pPr>
+      <w:rPr>
+        <w:rFonts w:ascii="OpenSymbol" w:hAnsi="OpenSymbol" w:cs="OpenSymbol" w:hint="default"/>
+      </w:rPr>
+    </w:lvl>
+    <w:lvl w:ilvl="8">
+      <w:start w:val="1"/>
+      <w:numFmt w:val="bullet"/>
+      <w:lvlText w:val="▪"/>
+      <w:lvlJc w:val="left"/>
+      <w:pPr>
+        <w:tabs>
+          <w:tab w:val="num" w:pos="0"/>
+        </w:tabs>
+        <w:ind w:left="3600" w:hanging="360"/>
+      </w:pPr>
+      <w:rPr>
+        <w:rFonts w:ascii="OpenSymbol" w:hAnsi="OpenSymbol" w:cs="OpenSymbol" w:hint="default"/>
+      </w:rPr>
+    </w:lvl>
+  </w:abstractNum>
+  <w:abstractNum w:abstractNumId="18">
     <w:lvl w:ilvl="0">
       <w:start w:val="1"/>
       <w:numFmt w:val="bullet"/>
@@ -6457,43 +7116,55 @@
     <w:abstractNumId w:val="14"/>
   </w:num>
   <w:num w:numId="15">
-    <w:abstractNumId w:val="12"/>
+    <w:abstractNumId w:val="15"/>
+  </w:num>
+  <w:num w:numId="16">
+    <w:abstractNumId w:val="16"/>
+  </w:num>
+  <w:num w:numId="17">
+    <w:abstractNumId w:val="17"/>
+  </w:num>
+  <w:num w:numId="18">
+    <w:abstractNumId w:val="18"/>
+  </w:num>
+  <w:num w:numId="19">
+    <w:abstractNumId w:val="9"/>
     <w:lvlOverride w:ilvl="0">
       <w:startOverride w:val="0"/>
     </w:lvlOverride>
   </w:num>
-  <w:num w:numId="16">
-    <w:abstractNumId w:val="12"/>
+  <w:num w:numId="20">
+    <w:abstractNumId w:val="9"/>
   </w:num>
-  <w:num w:numId="17">
-    <w:abstractNumId w:val="12"/>
+  <w:num w:numId="21">
+    <w:abstractNumId w:val="9"/>
   </w:num>
-  <w:num w:numId="18">
-    <w:abstractNumId w:val="12"/>
+  <w:num w:numId="22">
+    <w:abstractNumId w:val="9"/>
   </w:num>
-  <w:num w:numId="19">
-    <w:abstractNumId w:val="12"/>
+  <w:num w:numId="23">
+    <w:abstractNumId w:val="9"/>
   </w:num>
-  <w:num w:numId="20">
-    <w:abstractNumId w:val="13"/>
+  <w:num w:numId="24">
+    <w:abstractNumId w:val="14"/>
     <w:lvlOverride w:ilvl="0">
       <w:startOverride w:val="1"/>
     </w:lvlOverride>
   </w:num>
-  <w:num w:numId="21">
-    <w:abstractNumId w:val="13"/>
+  <w:num w:numId="25">
+    <w:abstractNumId w:val="14"/>
   </w:num>
-  <w:num w:numId="22">
-    <w:abstractNumId w:val="14"/>
+  <w:num w:numId="26">
+    <w:abstractNumId w:val="16"/>
     <w:lvlOverride w:ilvl="0">
       <w:startOverride w:val="0"/>
     </w:lvlOverride>
   </w:num>
-  <w:num w:numId="23">
-    <w:abstractNumId w:val="14"/>
+  <w:num w:numId="27">
+    <w:abstractNumId w:val="16"/>
   </w:num>
-  <w:num w:numId="24">
-    <w:abstractNumId w:val="14"/>
+  <w:num w:numId="28">
+    <w:abstractNumId w:val="16"/>
   </w:num>
 </w:numbering>
 </file>
@@ -6526,7 +7197,7 @@
       <w:widowControl/>
       <w:shd w:val="clear" w:fill="auto"/>
       <w:suppressAutoHyphens w:val="true"/>
-      <w:overflowPunct w:val="false"/>
+      <w:overflowPunct w:val="true"/>
       <w:bidi w:val="0"/>
       <w:snapToGrid w:val="true"/>
       <w:spacing w:lineRule="auto" w:line="240" w:before="0" w:after="0"/>
@@ -6560,10 +7231,10 @@
       <w:lang w:val="de-DE" w:eastAsia="zh-CN" w:bidi="hi-IN"/>
     </w:rPr>
   </w:style>
-  <w:style w:type="paragraph" w:styleId="Heading1">
-    <w:name w:val="heading 1"/>
-    <w:basedOn w:val="berschriftuser"/>
-    <w:next w:val="BodyText"/>
+  <w:style w:type="paragraph" w:styleId="Berschrift1">
+    <w:name w:val="Heading 1"/>
+    <w:basedOn w:val="Berschrift"/>
+    <w:next w:val="Textkrper"/>
     <w:qFormat/>
     <w:pPr>
       <w:numPr>
@@ -6578,10 +7249,10 @@
       <w:bCs/>
     </w:rPr>
   </w:style>
-  <w:style w:type="paragraph" w:styleId="Heading2">
-    <w:name w:val="heading 2"/>
-    <w:basedOn w:val="berschriftuser"/>
-    <w:next w:val="BodyText"/>
+  <w:style w:type="paragraph" w:styleId="Berschrift2">
+    <w:name w:val="Heading 2"/>
+    <w:basedOn w:val="Berschrift"/>
+    <w:next w:val="Textkrper"/>
     <w:qFormat/>
     <w:pPr>
       <w:numPr>
@@ -6597,10 +7268,10 @@
       <w:bCs/>
     </w:rPr>
   </w:style>
-  <w:style w:type="paragraph" w:styleId="Heading3">
-    <w:name w:val="heading 3"/>
-    <w:basedOn w:val="berschriftuser"/>
-    <w:next w:val="BodyText"/>
+  <w:style w:type="paragraph" w:styleId="Berschrift3">
+    <w:name w:val="Heading 3"/>
+    <w:basedOn w:val="Berschrift"/>
+    <w:next w:val="Textkrper"/>
     <w:qFormat/>
     <w:pPr>
       <w:numPr>
@@ -6617,10 +7288,10 @@
       <w:szCs w:val="28"/>
     </w:rPr>
   </w:style>
-  <w:style w:type="paragraph" w:styleId="Heading5">
-    <w:name w:val="heading 5"/>
-    <w:basedOn w:val="berschriftuser"/>
-    <w:next w:val="BodyText"/>
+  <w:style w:type="paragraph" w:styleId="Berschrift5">
+    <w:name w:val="Heading 5"/>
+    <w:basedOn w:val="Berschrift"/>
+    <w:next w:val="Textkrper"/>
     <w:qFormat/>
     <w:pPr>
       <w:numPr>
@@ -6639,14 +7310,14 @@
       <w:szCs w:val="20"/>
     </w:rPr>
   </w:style>
-  <w:style w:type="character" w:styleId="Absatz-Standardschriftart">
+  <w:style w:type="character" w:styleId="AbsatzStandardschriftart">
     <w:name w:val="Absatz-Standardschriftart"/>
     <w:qFormat/>
     <w:rPr/>
   </w:style>
-  <w:style w:type="character" w:styleId="Hyperlink">
+  <w:style w:type="character" w:styleId="Internetverknpfung">
     <w:name w:val="Hyperlink"/>
-    <w:basedOn w:val="Absatz-Standardschriftart"/>
+    <w:basedOn w:val="AbsatzStandardschriftart"/>
     <w:qFormat/>
     <w:rPr>
       <w:color w:val="467886"/>
@@ -6655,39 +7326,30 @@
   </w:style>
   <w:style w:type="character" w:styleId="Funotenzeichen">
     <w:name w:val="Fußnotenzeichen"/>
-    <w:basedOn w:val="Absatz-Standardschriftart"/>
+    <w:qFormat/>
+    <w:rPr/>
+  </w:style>
+  <w:style w:type="character" w:styleId="Funotenanker">
+    <w:name w:val="Footnote Reference"/>
     <w:qFormat/>
     <w:rPr>
       <w:vertAlign w:val="superscript"/>
     </w:rPr>
   </w:style>
-  <w:style w:type="character" w:styleId="FootnoteReference">
-    <w:name w:val="footnote reference"/>
-    <w:rPr>
-      <w:vertAlign w:val="superscript"/>
-    </w:rPr>
-  </w:style>
-  <w:style w:type="character" w:styleId="Funotenankeruser">
-    <w:name w:val="Fußnotenanker (user)"/>
-    <w:qFormat/>
-    <w:rPr>
-      <w:vertAlign w:val="superscript"/>
-    </w:rPr>
-  </w:style>
-  <w:style w:type="character" w:styleId="Nummerierungszeichenuser">
-    <w:name w:val="Nummerierungszeichen (user)"/>
+  <w:style w:type="character" w:styleId="Nummerierungszeichen">
+    <w:name w:val="Nummerierungszeichen"/>
     <w:qFormat/>
     <w:rPr/>
   </w:style>
-  <w:style w:type="character" w:styleId="FollowedHyperlink">
+  <w:style w:type="character" w:styleId="BesuchteInternetverknpfung">
     <w:name w:val="FollowedHyperlink"/>
     <w:rPr>
       <w:color w:val="800000"/>
       <w:u w:val="single"/>
     </w:rPr>
   </w:style>
-  <w:style w:type="character" w:styleId="Aufzhlungszeichenuser">
-    <w:name w:val="Aufzählungszeichen (user)"/>
+  <w:style w:type="character" w:styleId="Aufzhlungszeichen">
+    <w:name w:val="Aufzählungszeichen"/>
     <w:qFormat/>
     <w:rPr>
       <w:rFonts w:ascii="OpenSymbol" w:hAnsi="OpenSymbol" w:eastAsia="OpenSymbol" w:cs="OpenSymbol"/>
@@ -6695,7 +7357,7 @@
   </w:style>
   <w:style w:type="character" w:styleId="NichtaufgelsteErwhnung">
     <w:name w:val="Nicht aufgelöste Erwähnung"/>
-    <w:basedOn w:val="Absatz-Standardschriftart"/>
+    <w:basedOn w:val="AbsatzStandardschriftart"/>
     <w:qFormat/>
     <w:rPr>
       <w:color w:val="605E5C"/>
@@ -7444,11 +8106,6 @@
       <w:rFonts w:ascii="OpenSymbol" w:hAnsi="OpenSymbol" w:eastAsia="OpenSymbol" w:cs="OpenSymbol"/>
     </w:rPr>
   </w:style>
-  <w:style w:type="character" w:styleId="Endnotenzeichenuser">
-    <w:name w:val="Endnotenzeichen (user)"/>
-    <w:qFormat/>
-    <w:rPr/>
-  </w:style>
   <w:style w:type="character" w:styleId="Endnotenzeichen">
     <w:name w:val="Endnotenzeichen"/>
     <w:qFormat/>
@@ -7456,33 +8113,29 @@
       <w:vertAlign w:val="superscript"/>
     </w:rPr>
   </w:style>
-  <w:style w:type="character" w:styleId="EndnoteReference">
-    <w:name w:val="endnote reference"/>
+  <w:style w:type="character" w:styleId="Endnotenanker">
+    <w:name w:val="Endnote Reference"/>
     <w:rPr>
       <w:vertAlign w:val="superscript"/>
     </w:rPr>
   </w:style>
-  <w:style w:type="character" w:styleId="Funotenzeichenuser">
-    <w:name w:val="Fußnotenzeichen (user)"/>
-    <w:qFormat/>
-    <w:rPr/>
-  </w:style>
-  <w:style w:type="paragraph" w:styleId="berschrift">
+  <w:style w:type="paragraph" w:styleId="Berschrift">
     <w:name w:val="Überschrift"/>
     <w:basedOn w:val="Normal"/>
-    <w:next w:val="BodyText"/>
+    <w:next w:val="Textkrper"/>
     <w:qFormat/>
     <w:pPr>
       <w:keepNext w:val="true"/>
+      <w:suppressAutoHyphens w:val="true"/>
       <w:spacing w:before="240" w:after="120"/>
     </w:pPr>
     <w:rPr>
-      <w:rFonts w:ascii="Liberation Sans" w:hAnsi="Liberation Sans" w:eastAsia="Microsoft YaHei" w:cs="Lucida Sans"/>
+      <w:rFonts w:ascii="Liberation Sans" w:hAnsi="Liberation Sans"/>
       <w:sz w:val="28"/>
       <w:szCs w:val="28"/>
     </w:rPr>
   </w:style>
-  <w:style w:type="paragraph" w:styleId="BodyText">
+  <w:style w:type="paragraph" w:styleId="Textkrper">
     <w:name w:val="Body Text"/>
     <w:basedOn w:val="Normal"/>
     <w:pPr>
@@ -7491,13 +8144,38 @@
     </w:pPr>
     <w:rPr/>
   </w:style>
-  <w:style w:type="paragraph" w:styleId="List">
+  <w:style w:type="paragraph" w:styleId="Aufzhlung">
     <w:name w:val="List"/>
-    <w:basedOn w:val="BodyText"/>
+    <w:basedOn w:val="Textkrper"/>
     <w:pPr/>
     <w:rPr>
       <w:rFonts w:cs="Lucida Sans"/>
     </w:rPr>
+  </w:style>
+  <w:style w:type="paragraph" w:styleId="Beschriftung">
+    <w:name w:val="Caption"/>
+    <w:basedOn w:val="Normal"/>
+    <w:qFormat/>
+    <w:pPr>
+      <w:suppressLineNumbers/>
+      <w:spacing w:before="120" w:after="120"/>
+    </w:pPr>
+    <w:rPr>
+      <w:i/>
+      <w:iCs/>
+      <w:sz w:val="24"/>
+      <w:szCs w:val="24"/>
+    </w:rPr>
+  </w:style>
+  <w:style w:type="paragraph" w:styleId="Verzeichnis">
+    <w:name w:val="Verzeichnis"/>
+    <w:basedOn w:val="Normal"/>
+    <w:qFormat/>
+    <w:pPr>
+      <w:suppressLineNumbers/>
+      <w:suppressAutoHyphens w:val="true"/>
+    </w:pPr>
+    <w:rPr/>
   </w:style>
   <w:style w:type="paragraph" w:styleId="Caption">
     <w:name w:val="caption"/>
@@ -7513,53 +8191,16 @@
       <w:iCs/>
     </w:rPr>
   </w:style>
-  <w:style w:type="paragraph" w:styleId="Verzeichnis">
-    <w:name w:val="Verzeichnis"/>
-    <w:basedOn w:val="Normal"/>
-    <w:qFormat/>
-    <w:pPr>
-      <w:suppressLineNumbers/>
-    </w:pPr>
-    <w:rPr>
-      <w:rFonts w:cs="Lucida Sans"/>
-    </w:rPr>
-  </w:style>
-  <w:style w:type="paragraph" w:styleId="berschriftuser">
-    <w:name w:val="Überschrift (user)"/>
-    <w:basedOn w:val="Normal"/>
-    <w:next w:val="BodyText"/>
-    <w:qFormat/>
-    <w:pPr>
-      <w:keepNext w:val="true"/>
-      <w:suppressAutoHyphens w:val="true"/>
-      <w:spacing w:before="240" w:after="120"/>
-    </w:pPr>
-    <w:rPr>
-      <w:rFonts w:ascii="Liberation Sans" w:hAnsi="Liberation Sans"/>
-      <w:sz w:val="28"/>
-      <w:szCs w:val="28"/>
-    </w:rPr>
-  </w:style>
   <w:style w:type="paragraph" w:styleId="Liste">
     <w:name w:val="Liste"/>
-    <w:basedOn w:val="BodyText"/>
+    <w:basedOn w:val="Textkrper"/>
     <w:qFormat/>
     <w:pPr>
       <w:suppressAutoHyphens w:val="true"/>
     </w:pPr>
     <w:rPr/>
   </w:style>
-  <w:style w:type="paragraph" w:styleId="Verzeichnisuser">
-    <w:name w:val="Verzeichnis (user)"/>
-    <w:basedOn w:val="Normal"/>
-    <w:qFormat/>
-    <w:pPr>
-      <w:suppressLineNumbers/>
-      <w:suppressAutoHyphens w:val="true"/>
-    </w:pPr>
-    <w:rPr/>
-  </w:style>
-  <w:style w:type="paragraph" w:styleId="Kopf-undFuzeile">
+  <w:style w:type="paragraph" w:styleId="KopfundFuzeile">
     <w:name w:val="Kopf- und Fußzeile"/>
     <w:basedOn w:val="Normal"/>
     <w:qFormat/>
@@ -7574,15 +8215,15 @@
     </w:pPr>
     <w:rPr/>
   </w:style>
-  <w:style w:type="paragraph" w:styleId="Kopf-Fuzeile">
+  <w:style w:type="paragraph" w:styleId="KopfFuzeile">
     <w:name w:val="Kopf-/Fußzeile"/>
     <w:basedOn w:val="Normal"/>
     <w:qFormat/>
     <w:pPr/>
     <w:rPr/>
   </w:style>
-  <w:style w:type="paragraph" w:styleId="Header">
-    <w:name w:val="header"/>
+  <w:style w:type="paragraph" w:styleId="Kopfzeile">
+    <w:name w:val="Header"/>
     <w:basedOn w:val="Normal"/>
     <w:pPr>
       <w:suppressLineNumbers/>
@@ -7595,8 +8236,8 @@
     </w:pPr>
     <w:rPr/>
   </w:style>
-  <w:style w:type="paragraph" w:styleId="Tabelleninhaltuser">
-    <w:name w:val="Tabelleninhalt (user)"/>
+  <w:style w:type="paragraph" w:styleId="Tabelleninhalt">
+    <w:name w:val="Tabelleninhalt"/>
     <w:basedOn w:val="Normal"/>
     <w:qFormat/>
     <w:pPr>
@@ -7605,9 +8246,9 @@
     </w:pPr>
     <w:rPr/>
   </w:style>
-  <w:style w:type="paragraph" w:styleId="Tabellenberschriftuser">
-    <w:name w:val="Tabellenüberschrift (user)"/>
-    <w:basedOn w:val="Tabelleninhaltuser"/>
+  <w:style w:type="paragraph" w:styleId="Tabellenberschrift">
+    <w:name w:val="Tabellenüberschrift"/>
+    <w:basedOn w:val="Tabelleninhalt"/>
     <w:qFormat/>
     <w:pPr>
       <w:suppressAutoHyphens w:val="true"/>
@@ -7618,8 +8259,8 @@
       <w:bCs/>
     </w:rPr>
   </w:style>
-  <w:style w:type="paragraph" w:styleId="Footer">
-    <w:name w:val="footer"/>
+  <w:style w:type="paragraph" w:styleId="Fuzeile">
+    <w:name w:val="Footer"/>
     <w:basedOn w:val="Normal"/>
     <w:pPr>
       <w:suppressLineNumbers/>
@@ -7632,10 +8273,10 @@
     </w:pPr>
     <w:rPr/>
   </w:style>
-  <w:style w:type="paragraph" w:styleId="Title">
+  <w:style w:type="paragraph" w:styleId="Titel">
     <w:name w:val="Title"/>
-    <w:basedOn w:val="berschriftuser"/>
-    <w:next w:val="BodyText"/>
+    <w:basedOn w:val="Berschrift"/>
+    <w:next w:val="Textkrper"/>
     <w:qFormat/>
     <w:pPr>
       <w:suppressAutoHyphens w:val="true"/>
@@ -7658,12 +8299,12 @@
       </w:tabs>
       <w:suppressAutoHyphens w:val="true"/>
       <w:spacing w:before="0" w:after="283"/>
-      <w:ind w:hanging="0" w:left="567" w:right="567"/>
+      <w:ind w:left="567" w:right="567" w:hanging="0"/>
     </w:pPr>
     <w:rPr/>
   </w:style>
-  <w:style w:type="paragraph" w:styleId="VorformatierterTextuser">
-    <w:name w:val="Vorformatierter Text (user)"/>
+  <w:style w:type="paragraph" w:styleId="VorformatierterText">
+    <w:name w:val="Vorformatierter Text"/>
     <w:basedOn w:val="Normal"/>
     <w:qFormat/>
     <w:pPr>
@@ -7675,8 +8316,8 @@
       <w:szCs w:val="20"/>
     </w:rPr>
   </w:style>
-  <w:style w:type="paragraph" w:styleId="FootnoteText">
-    <w:name w:val="footnote text"/>
+  <w:style w:type="paragraph" w:styleId="Funote">
+    <w:name w:val="Footnote Text"/>
     <w:basedOn w:val="Normal"/>
     <w:pPr>
       <w:suppressLineNumbers/>
@@ -7684,17 +8325,17 @@
         <w:tab w:val="clear" w:pos="709"/>
       </w:tabs>
       <w:suppressAutoHyphens w:val="true"/>
-      <w:ind w:hanging="339" w:left="339" w:right="0"/>
+      <w:ind w:left="339" w:right="0" w:hanging="339"/>
     </w:pPr>
     <w:rPr>
       <w:sz w:val="20"/>
       <w:szCs w:val="20"/>
     </w:rPr>
   </w:style>
-  <w:style w:type="paragraph" w:styleId="Subtitle">
+  <w:style w:type="paragraph" w:styleId="Untertitel">
     <w:name w:val="Subtitle"/>
-    <w:basedOn w:val="berschriftuser"/>
-    <w:next w:val="BodyText"/>
+    <w:basedOn w:val="Berschrift"/>
+    <w:next w:val="Textkrper"/>
     <w:qFormat/>
     <w:pPr>
       <w:suppressAutoHyphens w:val="true"/>
